--- a/docs/EntregaFinal/La-Juanita-Studio-Entrega-Final.docx
+++ b/docs/EntregaFinal/La-Juanita-Studio-Entrega-Final.docx
@@ -12,7 +12,7 @@
           <w:noProof/>
         </w:rPr>
         <w:drawing>
-          <wp:inline distT="0" distB="0" distL="0" distR="0" wp14:anchorId="2B2D7AFD" wp14:editId="0AD3F89B">
+          <wp:inline distT="0" distB="0" distL="0" distR="0" wp14:anchorId="155815C7" wp14:editId="6F4837A0">
             <wp:extent cx="1800000" cy="1152609"/>
             <wp:effectExtent l="0" t="0" r="0" b="0"/>
             <wp:docPr id="1" name="Picture 1"/>
@@ -171,7 +171,7 @@
       <w:r>
         <w:fldChar w:fldCharType="separate"/>
       </w:r>
-      <w:hyperlink w:anchor="_Toc242560560" w:history="1">
+      <w:hyperlink w:anchor="_Toc242561224" w:history="1">
         <w:r>
           <w:rPr>
             <w:rStyle w:val="Hipervnculo"/>
@@ -198,7 +198,7 @@
             <w:noProof/>
             <w:webHidden/>
           </w:rPr>
-          <w:instrText xml:space="preserve"> PAGEREF _Toc242560560 \h </w:instrText>
+          <w:instrText xml:space="preserve"> PAGEREF _Toc242561224 \h </w:instrText>
         </w:r>
         <w:r>
           <w:rPr>
@@ -245,7 +245,7 @@
           <w14:ligatures w14:val="standardContextual"/>
         </w:rPr>
       </w:pPr>
-      <w:hyperlink w:anchor="_Toc242560561" w:history="1">
+      <w:hyperlink w:anchor="_Toc242561225" w:history="1">
         <w:r>
           <w:rPr>
             <w:rStyle w:val="Hipervnculo"/>
@@ -272,7 +272,7 @@
             <w:noProof/>
             <w:webHidden/>
           </w:rPr>
-          <w:instrText xml:space="preserve"> PAGEREF _Toc242560561 \h </w:instrText>
+          <w:instrText xml:space="preserve"> PAGEREF _Toc242561225 \h </w:instrText>
         </w:r>
         <w:r>
           <w:rPr>
@@ -319,7 +319,7 @@
           <w14:ligatures w14:val="standardContextual"/>
         </w:rPr>
       </w:pPr>
-      <w:hyperlink w:anchor="_Toc242560562" w:history="1">
+      <w:hyperlink w:anchor="_Toc242561226" w:history="1">
         <w:r>
           <w:rPr>
             <w:rStyle w:val="Hipervnculo"/>
@@ -346,7 +346,7 @@
             <w:noProof/>
             <w:webHidden/>
           </w:rPr>
-          <w:instrText xml:space="preserve"> PAGEREF _Toc242560562 \h </w:instrText>
+          <w:instrText xml:space="preserve"> PAGEREF _Toc242561226 \h </w:instrText>
         </w:r>
         <w:r>
           <w:rPr>
@@ -393,7 +393,7 @@
           <w14:ligatures w14:val="standardContextual"/>
         </w:rPr>
       </w:pPr>
-      <w:hyperlink w:anchor="_Toc242560563" w:history="1">
+      <w:hyperlink w:anchor="_Toc242561227" w:history="1">
         <w:r>
           <w:rPr>
             <w:rStyle w:val="Hipervnculo"/>
@@ -420,7 +420,7 @@
             <w:noProof/>
             <w:webHidden/>
           </w:rPr>
-          <w:instrText xml:space="preserve"> PAGEREF _Toc242560563 \h </w:instrText>
+          <w:instrText xml:space="preserve"> PAGEREF _Toc242561227 \h </w:instrText>
         </w:r>
         <w:r>
           <w:rPr>
@@ -467,7 +467,7 @@
           <w14:ligatures w14:val="standardContextual"/>
         </w:rPr>
       </w:pPr>
-      <w:hyperlink w:anchor="_Toc242560564" w:history="1">
+      <w:hyperlink w:anchor="_Toc242561228" w:history="1">
         <w:r>
           <w:rPr>
             <w:rStyle w:val="Hipervnculo"/>
@@ -494,7 +494,7 @@
             <w:noProof/>
             <w:webHidden/>
           </w:rPr>
-          <w:instrText xml:space="preserve"> PAGEREF _Toc242560564 \h </w:instrText>
+          <w:instrText xml:space="preserve"> PAGEREF _Toc242561228 \h </w:instrText>
         </w:r>
         <w:r>
           <w:rPr>
@@ -541,7 +541,7 @@
           <w14:ligatures w14:val="standardContextual"/>
         </w:rPr>
       </w:pPr>
-      <w:hyperlink w:anchor="_Toc242560565" w:history="1">
+      <w:hyperlink w:anchor="_Toc242561229" w:history="1">
         <w:r>
           <w:rPr>
             <w:rStyle w:val="Hipervnculo"/>
@@ -568,7 +568,7 @@
             <w:noProof/>
             <w:webHidden/>
           </w:rPr>
-          <w:instrText xml:space="preserve"> PAGEREF _Toc242560565 \h </w:instrText>
+          <w:instrText xml:space="preserve"> PAGEREF _Toc242561229 \h </w:instrText>
         </w:r>
         <w:r>
           <w:rPr>
@@ -588,7 +588,7 @@
             <w:noProof/>
             <w:webHidden/>
           </w:rPr>
-          <w:t>2</w:t>
+          <w:t>3</w:t>
         </w:r>
         <w:r>
           <w:rPr>
@@ -615,7 +615,7 @@
           <w14:ligatures w14:val="standardContextual"/>
         </w:rPr>
       </w:pPr>
-      <w:hyperlink w:anchor="_Toc242560566" w:history="1">
+      <w:hyperlink w:anchor="_Toc242561230" w:history="1">
         <w:r>
           <w:rPr>
             <w:rStyle w:val="Hipervnculo"/>
@@ -642,7 +642,7 @@
             <w:noProof/>
             <w:webHidden/>
           </w:rPr>
-          <w:instrText xml:space="preserve"> PAGEREF _Toc242560566 \h </w:instrText>
+          <w:instrText xml:space="preserve"> PAGEREF _Toc242561230 \h </w:instrText>
         </w:r>
         <w:r>
           <w:rPr>
@@ -662,7 +662,7 @@
             <w:noProof/>
             <w:webHidden/>
           </w:rPr>
-          <w:t>3</w:t>
+          <w:t>5</w:t>
         </w:r>
         <w:r>
           <w:rPr>
@@ -689,7 +689,7 @@
           <w14:ligatures w14:val="standardContextual"/>
         </w:rPr>
       </w:pPr>
-      <w:hyperlink w:anchor="_Toc242560567" w:history="1">
+      <w:hyperlink w:anchor="_Toc242561231" w:history="1">
         <w:r>
           <w:rPr>
             <w:rStyle w:val="Hipervnculo"/>
@@ -716,7 +716,7 @@
             <w:noProof/>
             <w:webHidden/>
           </w:rPr>
-          <w:instrText xml:space="preserve"> PAGEREF _Toc242560567 \h </w:instrText>
+          <w:instrText xml:space="preserve"> PAGEREF _Toc242561231 \h </w:instrText>
         </w:r>
         <w:r>
           <w:rPr>
@@ -736,7 +736,7 @@
             <w:noProof/>
             <w:webHidden/>
           </w:rPr>
-          <w:t>4</w:t>
+          <w:t>6</w:t>
         </w:r>
         <w:r>
           <w:rPr>
@@ -763,7 +763,7 @@
           <w14:ligatures w14:val="standardContextual"/>
         </w:rPr>
       </w:pPr>
-      <w:hyperlink w:anchor="_Toc242560568" w:history="1">
+      <w:hyperlink w:anchor="_Toc242561232" w:history="1">
         <w:r>
           <w:rPr>
             <w:rStyle w:val="Hipervnculo"/>
@@ -790,7 +790,7 @@
             <w:noProof/>
             <w:webHidden/>
           </w:rPr>
-          <w:instrText xml:space="preserve"> PAGEREF _Toc242560568 \h </w:instrText>
+          <w:instrText xml:space="preserve"> PAGEREF _Toc242561232 \h </w:instrText>
         </w:r>
         <w:r>
           <w:rPr>
@@ -810,7 +810,155 @@
             <w:noProof/>
             <w:webHidden/>
           </w:rPr>
-          <w:t>4</w:t>
+          <w:t>6</w:t>
+        </w:r>
+        <w:r>
+          <w:rPr>
+            <w:noProof/>
+            <w:webHidden/>
+          </w:rPr>
+          <w:fldChar w:fldCharType="end"/>
+        </w:r>
+      </w:hyperlink>
+    </w:p>
+    <w:p>
+      <w:pPr>
+        <w:pStyle w:val="TDC3"/>
+        <w:tabs>
+          <w:tab w:val="right" w:leader="dot" w:pos="8495"/>
+        </w:tabs>
+        <w:rPr>
+          <w:rFonts w:asciiTheme="minorHAnsi" w:eastAsiaTheme="minorEastAsia" w:hAnsiTheme="minorHAnsi" w:cstheme="minorBidi"/>
+          <w:noProof/>
+          <w:kern w:val="2"/>
+          <w:sz w:val="24"/>
+          <w:szCs w:val="24"/>
+          <w:lang w:val="es-AR" w:eastAsia="es-AR"/>
+          <w14:ligatures w14:val="standardContextual"/>
+        </w:rPr>
+      </w:pPr>
+      <w:hyperlink w:anchor="_Toc242561233" w:history="1">
+        <w:r>
+          <w:rPr>
+            <w:rStyle w:val="Hipervnculo"/>
+            <w:noProof/>
+          </w:rPr>
+          <w:t>Datos de la empresa</w:t>
+        </w:r>
+        <w:r>
+          <w:rPr>
+            <w:noProof/>
+            <w:webHidden/>
+          </w:rPr>
+          <w:tab/>
+        </w:r>
+        <w:r>
+          <w:rPr>
+            <w:noProof/>
+            <w:webHidden/>
+          </w:rPr>
+          <w:fldChar w:fldCharType="begin"/>
+        </w:r>
+        <w:r>
+          <w:rPr>
+            <w:noProof/>
+            <w:webHidden/>
+          </w:rPr>
+          <w:instrText xml:space="preserve"> PAGEREF _Toc242561233 \h </w:instrText>
+        </w:r>
+        <w:r>
+          <w:rPr>
+            <w:noProof/>
+            <w:webHidden/>
+          </w:rPr>
+        </w:r>
+        <w:r>
+          <w:rPr>
+            <w:noProof/>
+            <w:webHidden/>
+          </w:rPr>
+          <w:fldChar w:fldCharType="separate"/>
+        </w:r>
+        <w:r>
+          <w:rPr>
+            <w:noProof/>
+            <w:webHidden/>
+          </w:rPr>
+          <w:t>6</w:t>
+        </w:r>
+        <w:r>
+          <w:rPr>
+            <w:noProof/>
+            <w:webHidden/>
+          </w:rPr>
+          <w:fldChar w:fldCharType="end"/>
+        </w:r>
+      </w:hyperlink>
+    </w:p>
+    <w:p>
+      <w:pPr>
+        <w:pStyle w:val="TDC3"/>
+        <w:tabs>
+          <w:tab w:val="right" w:leader="dot" w:pos="8495"/>
+        </w:tabs>
+        <w:rPr>
+          <w:rFonts w:asciiTheme="minorHAnsi" w:eastAsiaTheme="minorEastAsia" w:hAnsiTheme="minorHAnsi" w:cstheme="minorBidi"/>
+          <w:noProof/>
+          <w:kern w:val="2"/>
+          <w:sz w:val="24"/>
+          <w:szCs w:val="24"/>
+          <w:lang w:val="es-AR" w:eastAsia="es-AR"/>
+          <w14:ligatures w14:val="standardContextual"/>
+        </w:rPr>
+      </w:pPr>
+      <w:hyperlink w:anchor="_Toc242561234" w:history="1">
+        <w:r>
+          <w:rPr>
+            <w:rStyle w:val="Hipervnculo"/>
+            <w:noProof/>
+          </w:rPr>
+          <w:t>Reseña</w:t>
+        </w:r>
+        <w:r>
+          <w:rPr>
+            <w:noProof/>
+            <w:webHidden/>
+          </w:rPr>
+          <w:tab/>
+        </w:r>
+        <w:r>
+          <w:rPr>
+            <w:noProof/>
+            <w:webHidden/>
+          </w:rPr>
+          <w:fldChar w:fldCharType="begin"/>
+        </w:r>
+        <w:r>
+          <w:rPr>
+            <w:noProof/>
+            <w:webHidden/>
+          </w:rPr>
+          <w:instrText xml:space="preserve"> PAGEREF _Toc242561234 \h </w:instrText>
+        </w:r>
+        <w:r>
+          <w:rPr>
+            <w:noProof/>
+            <w:webHidden/>
+          </w:rPr>
+        </w:r>
+        <w:r>
+          <w:rPr>
+            <w:noProof/>
+            <w:webHidden/>
+          </w:rPr>
+          <w:fldChar w:fldCharType="separate"/>
+        </w:r>
+        <w:r>
+          <w:rPr>
+            <w:noProof/>
+            <w:webHidden/>
+          </w:rPr>
+          <w:t>6</w:t>
         </w:r>
         <w:r>
           <w:rPr>
@@ -837,7 +985,7 @@
           <w14:ligatures w14:val="standardContextual"/>
         </w:rPr>
       </w:pPr>
-      <w:hyperlink w:anchor="_Toc242560569" w:history="1">
+      <w:hyperlink w:anchor="_Toc242561235" w:history="1">
         <w:r>
           <w:rPr>
             <w:rStyle w:val="Hipervnculo"/>
@@ -864,7 +1012,7 @@
             <w:noProof/>
             <w:webHidden/>
           </w:rPr>
-          <w:instrText xml:space="preserve"> PAGEREF _Toc242560569 \h </w:instrText>
+          <w:instrText xml:space="preserve"> PAGEREF _Toc242561235 \h </w:instrText>
         </w:r>
         <w:r>
           <w:rPr>
@@ -884,7 +1032,229 @@
             <w:noProof/>
             <w:webHidden/>
           </w:rPr>
-          <w:t>4</w:t>
+          <w:t>7</w:t>
+        </w:r>
+        <w:r>
+          <w:rPr>
+            <w:noProof/>
+            <w:webHidden/>
+          </w:rPr>
+          <w:fldChar w:fldCharType="end"/>
+        </w:r>
+      </w:hyperlink>
+    </w:p>
+    <w:p>
+      <w:pPr>
+        <w:pStyle w:val="TDC3"/>
+        <w:tabs>
+          <w:tab w:val="right" w:leader="dot" w:pos="8495"/>
+        </w:tabs>
+        <w:rPr>
+          <w:rFonts w:asciiTheme="minorHAnsi" w:eastAsiaTheme="minorEastAsia" w:hAnsiTheme="minorHAnsi" w:cstheme="minorBidi"/>
+          <w:noProof/>
+          <w:kern w:val="2"/>
+          <w:sz w:val="24"/>
+          <w:szCs w:val="24"/>
+          <w:lang w:val="es-AR" w:eastAsia="es-AR"/>
+          <w14:ligatures w14:val="standardContextual"/>
+        </w:rPr>
+      </w:pPr>
+      <w:hyperlink w:anchor="_Toc242561236" w:history="1">
+        <w:r>
+          <w:rPr>
+            <w:rStyle w:val="Hipervnculo"/>
+            <w:noProof/>
+          </w:rPr>
+          <w:t>Objetivo del relevamiento</w:t>
+        </w:r>
+        <w:r>
+          <w:rPr>
+            <w:noProof/>
+            <w:webHidden/>
+          </w:rPr>
+          <w:tab/>
+        </w:r>
+        <w:r>
+          <w:rPr>
+            <w:noProof/>
+            <w:webHidden/>
+          </w:rPr>
+          <w:fldChar w:fldCharType="begin"/>
+        </w:r>
+        <w:r>
+          <w:rPr>
+            <w:noProof/>
+            <w:webHidden/>
+          </w:rPr>
+          <w:instrText xml:space="preserve"> PAGEREF _Toc242561236 \h </w:instrText>
+        </w:r>
+        <w:r>
+          <w:rPr>
+            <w:noProof/>
+            <w:webHidden/>
+          </w:rPr>
+        </w:r>
+        <w:r>
+          <w:rPr>
+            <w:noProof/>
+            <w:webHidden/>
+          </w:rPr>
+          <w:fldChar w:fldCharType="separate"/>
+        </w:r>
+        <w:r>
+          <w:rPr>
+            <w:noProof/>
+            <w:webHidden/>
+          </w:rPr>
+          <w:t>7</w:t>
+        </w:r>
+        <w:r>
+          <w:rPr>
+            <w:noProof/>
+            <w:webHidden/>
+          </w:rPr>
+          <w:fldChar w:fldCharType="end"/>
+        </w:r>
+      </w:hyperlink>
+    </w:p>
+    <w:p>
+      <w:pPr>
+        <w:pStyle w:val="TDC3"/>
+        <w:tabs>
+          <w:tab w:val="right" w:leader="dot" w:pos="8495"/>
+        </w:tabs>
+        <w:rPr>
+          <w:rFonts w:asciiTheme="minorHAnsi" w:eastAsiaTheme="minorEastAsia" w:hAnsiTheme="minorHAnsi" w:cstheme="minorBidi"/>
+          <w:noProof/>
+          <w:kern w:val="2"/>
+          <w:sz w:val="24"/>
+          <w:szCs w:val="24"/>
+          <w:lang w:val="es-AR" w:eastAsia="es-AR"/>
+          <w14:ligatures w14:val="standardContextual"/>
+        </w:rPr>
+      </w:pPr>
+      <w:hyperlink w:anchor="_Toc242561237" w:history="1">
+        <w:r>
+          <w:rPr>
+            <w:rStyle w:val="Hipervnculo"/>
+            <w:noProof/>
+          </w:rPr>
+          <w:t>Alcance del relevamiento</w:t>
+        </w:r>
+        <w:r>
+          <w:rPr>
+            <w:noProof/>
+            <w:webHidden/>
+          </w:rPr>
+          <w:tab/>
+        </w:r>
+        <w:r>
+          <w:rPr>
+            <w:noProof/>
+            <w:webHidden/>
+          </w:rPr>
+          <w:fldChar w:fldCharType="begin"/>
+        </w:r>
+        <w:r>
+          <w:rPr>
+            <w:noProof/>
+            <w:webHidden/>
+          </w:rPr>
+          <w:instrText xml:space="preserve"> PAGEREF _Toc242561237 \h </w:instrText>
+        </w:r>
+        <w:r>
+          <w:rPr>
+            <w:noProof/>
+            <w:webHidden/>
+          </w:rPr>
+        </w:r>
+        <w:r>
+          <w:rPr>
+            <w:noProof/>
+            <w:webHidden/>
+          </w:rPr>
+          <w:fldChar w:fldCharType="separate"/>
+        </w:r>
+        <w:r>
+          <w:rPr>
+            <w:noProof/>
+            <w:webHidden/>
+          </w:rPr>
+          <w:t>8</w:t>
+        </w:r>
+        <w:r>
+          <w:rPr>
+            <w:noProof/>
+            <w:webHidden/>
+          </w:rPr>
+          <w:fldChar w:fldCharType="end"/>
+        </w:r>
+      </w:hyperlink>
+    </w:p>
+    <w:p>
+      <w:pPr>
+        <w:pStyle w:val="TDC3"/>
+        <w:tabs>
+          <w:tab w:val="right" w:leader="dot" w:pos="8495"/>
+        </w:tabs>
+        <w:rPr>
+          <w:rFonts w:asciiTheme="minorHAnsi" w:eastAsiaTheme="minorEastAsia" w:hAnsiTheme="minorHAnsi" w:cstheme="minorBidi"/>
+          <w:noProof/>
+          <w:kern w:val="2"/>
+          <w:sz w:val="24"/>
+          <w:szCs w:val="24"/>
+          <w:lang w:val="es-AR" w:eastAsia="es-AR"/>
+          <w14:ligatures w14:val="standardContextual"/>
+        </w:rPr>
+      </w:pPr>
+      <w:hyperlink w:anchor="_Toc242561238" w:history="1">
+        <w:r>
+          <w:rPr>
+            <w:rStyle w:val="Hipervnculo"/>
+            <w:noProof/>
+          </w:rPr>
+          <w:t>Fuentes consultadas</w:t>
+        </w:r>
+        <w:r>
+          <w:rPr>
+            <w:noProof/>
+            <w:webHidden/>
+          </w:rPr>
+          <w:tab/>
+        </w:r>
+        <w:r>
+          <w:rPr>
+            <w:noProof/>
+            <w:webHidden/>
+          </w:rPr>
+          <w:fldChar w:fldCharType="begin"/>
+        </w:r>
+        <w:r>
+          <w:rPr>
+            <w:noProof/>
+            <w:webHidden/>
+          </w:rPr>
+          <w:instrText xml:space="preserve"> PAGEREF _Toc242561238 \h </w:instrText>
+        </w:r>
+        <w:r>
+          <w:rPr>
+            <w:noProof/>
+            <w:webHidden/>
+          </w:rPr>
+        </w:r>
+        <w:r>
+          <w:rPr>
+            <w:noProof/>
+            <w:webHidden/>
+          </w:rPr>
+          <w:fldChar w:fldCharType="separate"/>
+        </w:r>
+        <w:r>
+          <w:rPr>
+            <w:noProof/>
+            <w:webHidden/>
+          </w:rPr>
+          <w:t>8</w:t>
         </w:r>
         <w:r>
           <w:rPr>
@@ -911,7 +1281,7 @@
           <w14:ligatures w14:val="standardContextual"/>
         </w:rPr>
       </w:pPr>
-      <w:hyperlink w:anchor="_Toc242560570" w:history="1">
+      <w:hyperlink w:anchor="_Toc242561239" w:history="1">
         <w:r>
           <w:rPr>
             <w:rStyle w:val="Hipervnculo"/>
@@ -938,7 +1308,7 @@
             <w:noProof/>
             <w:webHidden/>
           </w:rPr>
-          <w:instrText xml:space="preserve"> PAGEREF _Toc242560570 \h </w:instrText>
+          <w:instrText xml:space="preserve"> PAGEREF _Toc242561239 \h </w:instrText>
         </w:r>
         <w:r>
           <w:rPr>
@@ -958,7 +1328,673 @@
             <w:noProof/>
             <w:webHidden/>
           </w:rPr>
-          <w:t>4</w:t>
+          <w:t>8</w:t>
+        </w:r>
+        <w:r>
+          <w:rPr>
+            <w:noProof/>
+            <w:webHidden/>
+          </w:rPr>
+          <w:fldChar w:fldCharType="end"/>
+        </w:r>
+      </w:hyperlink>
+    </w:p>
+    <w:p>
+      <w:pPr>
+        <w:pStyle w:val="TDC3"/>
+        <w:tabs>
+          <w:tab w:val="right" w:leader="dot" w:pos="8495"/>
+        </w:tabs>
+        <w:rPr>
+          <w:rFonts w:asciiTheme="minorHAnsi" w:eastAsiaTheme="minorEastAsia" w:hAnsiTheme="minorHAnsi" w:cstheme="minorBidi"/>
+          <w:noProof/>
+          <w:kern w:val="2"/>
+          <w:sz w:val="24"/>
+          <w:szCs w:val="24"/>
+          <w:lang w:val="es-AR" w:eastAsia="es-AR"/>
+          <w14:ligatures w14:val="standardContextual"/>
+        </w:rPr>
+      </w:pPr>
+      <w:hyperlink w:anchor="_Toc242561240" w:history="1">
+        <w:r>
+          <w:rPr>
+            <w:rStyle w:val="Hipervnculo"/>
+            <w:noProof/>
+          </w:rPr>
+          <w:t>Problema 1: Concentración operativa en una única persona</w:t>
+        </w:r>
+        <w:r>
+          <w:rPr>
+            <w:noProof/>
+            <w:webHidden/>
+          </w:rPr>
+          <w:tab/>
+        </w:r>
+        <w:r>
+          <w:rPr>
+            <w:noProof/>
+            <w:webHidden/>
+          </w:rPr>
+          <w:fldChar w:fldCharType="begin"/>
+        </w:r>
+        <w:r>
+          <w:rPr>
+            <w:noProof/>
+            <w:webHidden/>
+          </w:rPr>
+          <w:instrText xml:space="preserve"> PAGEREF _Toc242561240 \h </w:instrText>
+        </w:r>
+        <w:r>
+          <w:rPr>
+            <w:noProof/>
+            <w:webHidden/>
+          </w:rPr>
+        </w:r>
+        <w:r>
+          <w:rPr>
+            <w:noProof/>
+            <w:webHidden/>
+          </w:rPr>
+          <w:fldChar w:fldCharType="separate"/>
+        </w:r>
+        <w:r>
+          <w:rPr>
+            <w:noProof/>
+            <w:webHidden/>
+          </w:rPr>
+          <w:t>8</w:t>
+        </w:r>
+        <w:r>
+          <w:rPr>
+            <w:noProof/>
+            <w:webHidden/>
+          </w:rPr>
+          <w:fldChar w:fldCharType="end"/>
+        </w:r>
+      </w:hyperlink>
+    </w:p>
+    <w:p>
+      <w:pPr>
+        <w:pStyle w:val="TDC3"/>
+        <w:tabs>
+          <w:tab w:val="right" w:leader="dot" w:pos="8495"/>
+        </w:tabs>
+        <w:rPr>
+          <w:rFonts w:asciiTheme="minorHAnsi" w:eastAsiaTheme="minorEastAsia" w:hAnsiTheme="minorHAnsi" w:cstheme="minorBidi"/>
+          <w:noProof/>
+          <w:kern w:val="2"/>
+          <w:sz w:val="24"/>
+          <w:szCs w:val="24"/>
+          <w:lang w:val="es-AR" w:eastAsia="es-AR"/>
+          <w14:ligatures w14:val="standardContextual"/>
+        </w:rPr>
+      </w:pPr>
+      <w:hyperlink w:anchor="_Toc242561241" w:history="1">
+        <w:r>
+          <w:rPr>
+            <w:rStyle w:val="Hipervnculo"/>
+            <w:noProof/>
+          </w:rPr>
+          <w:t>Problema 2: Falta de integración entre herramientas</w:t>
+        </w:r>
+        <w:r>
+          <w:rPr>
+            <w:noProof/>
+            <w:webHidden/>
+          </w:rPr>
+          <w:tab/>
+        </w:r>
+        <w:r>
+          <w:rPr>
+            <w:noProof/>
+            <w:webHidden/>
+          </w:rPr>
+          <w:fldChar w:fldCharType="begin"/>
+        </w:r>
+        <w:r>
+          <w:rPr>
+            <w:noProof/>
+            <w:webHidden/>
+          </w:rPr>
+          <w:instrText xml:space="preserve"> PAGEREF _Toc242561241 \h </w:instrText>
+        </w:r>
+        <w:r>
+          <w:rPr>
+            <w:noProof/>
+            <w:webHidden/>
+          </w:rPr>
+        </w:r>
+        <w:r>
+          <w:rPr>
+            <w:noProof/>
+            <w:webHidden/>
+          </w:rPr>
+          <w:fldChar w:fldCharType="separate"/>
+        </w:r>
+        <w:r>
+          <w:rPr>
+            <w:noProof/>
+            <w:webHidden/>
+          </w:rPr>
+          <w:t>8</w:t>
+        </w:r>
+        <w:r>
+          <w:rPr>
+            <w:noProof/>
+            <w:webHidden/>
+          </w:rPr>
+          <w:fldChar w:fldCharType="end"/>
+        </w:r>
+      </w:hyperlink>
+    </w:p>
+    <w:p>
+      <w:pPr>
+        <w:pStyle w:val="TDC3"/>
+        <w:tabs>
+          <w:tab w:val="right" w:leader="dot" w:pos="8495"/>
+        </w:tabs>
+        <w:rPr>
+          <w:rFonts w:asciiTheme="minorHAnsi" w:eastAsiaTheme="minorEastAsia" w:hAnsiTheme="minorHAnsi" w:cstheme="minorBidi"/>
+          <w:noProof/>
+          <w:kern w:val="2"/>
+          <w:sz w:val="24"/>
+          <w:szCs w:val="24"/>
+          <w:lang w:val="es-AR" w:eastAsia="es-AR"/>
+          <w14:ligatures w14:val="standardContextual"/>
+        </w:rPr>
+      </w:pPr>
+      <w:hyperlink w:anchor="_Toc242561242" w:history="1">
+        <w:r>
+          <w:rPr>
+            <w:rStyle w:val="Hipervnculo"/>
+            <w:noProof/>
+          </w:rPr>
+          <w:t>Problema 3: Ausencia de autogestión del alumno</w:t>
+        </w:r>
+        <w:r>
+          <w:rPr>
+            <w:noProof/>
+            <w:webHidden/>
+          </w:rPr>
+          <w:tab/>
+        </w:r>
+        <w:r>
+          <w:rPr>
+            <w:noProof/>
+            <w:webHidden/>
+          </w:rPr>
+          <w:fldChar w:fldCharType="begin"/>
+        </w:r>
+        <w:r>
+          <w:rPr>
+            <w:noProof/>
+            <w:webHidden/>
+          </w:rPr>
+          <w:instrText xml:space="preserve"> PAGEREF _Toc242561242 \h </w:instrText>
+        </w:r>
+        <w:r>
+          <w:rPr>
+            <w:noProof/>
+            <w:webHidden/>
+          </w:rPr>
+        </w:r>
+        <w:r>
+          <w:rPr>
+            <w:noProof/>
+            <w:webHidden/>
+          </w:rPr>
+          <w:fldChar w:fldCharType="separate"/>
+        </w:r>
+        <w:r>
+          <w:rPr>
+            <w:noProof/>
+            <w:webHidden/>
+          </w:rPr>
+          <w:t>9</w:t>
+        </w:r>
+        <w:r>
+          <w:rPr>
+            <w:noProof/>
+            <w:webHidden/>
+          </w:rPr>
+          <w:fldChar w:fldCharType="end"/>
+        </w:r>
+      </w:hyperlink>
+    </w:p>
+    <w:p>
+      <w:pPr>
+        <w:pStyle w:val="TDC3"/>
+        <w:tabs>
+          <w:tab w:val="right" w:leader="dot" w:pos="8495"/>
+        </w:tabs>
+        <w:rPr>
+          <w:rFonts w:asciiTheme="minorHAnsi" w:eastAsiaTheme="minorEastAsia" w:hAnsiTheme="minorHAnsi" w:cstheme="minorBidi"/>
+          <w:noProof/>
+          <w:kern w:val="2"/>
+          <w:sz w:val="24"/>
+          <w:szCs w:val="24"/>
+          <w:lang w:val="es-AR" w:eastAsia="es-AR"/>
+          <w14:ligatures w14:val="standardContextual"/>
+        </w:rPr>
+      </w:pPr>
+      <w:hyperlink w:anchor="_Toc242561243" w:history="1">
+        <w:r>
+          <w:rPr>
+            <w:rStyle w:val="Hipervnculo"/>
+            <w:noProof/>
+          </w:rPr>
+          <w:t>Problema 4: Gestión de salas sin visibilidad en tiempo real</w:t>
+        </w:r>
+        <w:r>
+          <w:rPr>
+            <w:noProof/>
+            <w:webHidden/>
+          </w:rPr>
+          <w:tab/>
+        </w:r>
+        <w:r>
+          <w:rPr>
+            <w:noProof/>
+            <w:webHidden/>
+          </w:rPr>
+          <w:fldChar w:fldCharType="begin"/>
+        </w:r>
+        <w:r>
+          <w:rPr>
+            <w:noProof/>
+            <w:webHidden/>
+          </w:rPr>
+          <w:instrText xml:space="preserve"> PAGEREF _Toc242561243 \h </w:instrText>
+        </w:r>
+        <w:r>
+          <w:rPr>
+            <w:noProof/>
+            <w:webHidden/>
+          </w:rPr>
+        </w:r>
+        <w:r>
+          <w:rPr>
+            <w:noProof/>
+            <w:webHidden/>
+          </w:rPr>
+          <w:fldChar w:fldCharType="separate"/>
+        </w:r>
+        <w:r>
+          <w:rPr>
+            <w:noProof/>
+            <w:webHidden/>
+          </w:rPr>
+          <w:t>9</w:t>
+        </w:r>
+        <w:r>
+          <w:rPr>
+            <w:noProof/>
+            <w:webHidden/>
+          </w:rPr>
+          <w:fldChar w:fldCharType="end"/>
+        </w:r>
+      </w:hyperlink>
+    </w:p>
+    <w:p>
+      <w:pPr>
+        <w:pStyle w:val="TDC3"/>
+        <w:tabs>
+          <w:tab w:val="right" w:leader="dot" w:pos="8495"/>
+        </w:tabs>
+        <w:rPr>
+          <w:rFonts w:asciiTheme="minorHAnsi" w:eastAsiaTheme="minorEastAsia" w:hAnsiTheme="minorHAnsi" w:cstheme="minorBidi"/>
+          <w:noProof/>
+          <w:kern w:val="2"/>
+          <w:sz w:val="24"/>
+          <w:szCs w:val="24"/>
+          <w:lang w:val="es-AR" w:eastAsia="es-AR"/>
+          <w14:ligatures w14:val="standardContextual"/>
+        </w:rPr>
+      </w:pPr>
+      <w:hyperlink w:anchor="_Toc242561244" w:history="1">
+        <w:r>
+          <w:rPr>
+            <w:rStyle w:val="Hipervnculo"/>
+            <w:noProof/>
+          </w:rPr>
+          <w:t>Problema 5: Falta de trazabilidad en el seguimiento de alumnos y servicios</w:t>
+        </w:r>
+        <w:r>
+          <w:rPr>
+            <w:noProof/>
+            <w:webHidden/>
+          </w:rPr>
+          <w:tab/>
+        </w:r>
+        <w:r>
+          <w:rPr>
+            <w:noProof/>
+            <w:webHidden/>
+          </w:rPr>
+          <w:fldChar w:fldCharType="begin"/>
+        </w:r>
+        <w:r>
+          <w:rPr>
+            <w:noProof/>
+            <w:webHidden/>
+          </w:rPr>
+          <w:instrText xml:space="preserve"> PAGEREF _Toc242561244 \h </w:instrText>
+        </w:r>
+        <w:r>
+          <w:rPr>
+            <w:noProof/>
+            <w:webHidden/>
+          </w:rPr>
+        </w:r>
+        <w:r>
+          <w:rPr>
+            <w:noProof/>
+            <w:webHidden/>
+          </w:rPr>
+          <w:fldChar w:fldCharType="separate"/>
+        </w:r>
+        <w:r>
+          <w:rPr>
+            <w:noProof/>
+            <w:webHidden/>
+          </w:rPr>
+          <w:t>9</w:t>
+        </w:r>
+        <w:r>
+          <w:rPr>
+            <w:noProof/>
+            <w:webHidden/>
+          </w:rPr>
+          <w:fldChar w:fldCharType="end"/>
+        </w:r>
+      </w:hyperlink>
+    </w:p>
+    <w:p>
+      <w:pPr>
+        <w:pStyle w:val="TDC3"/>
+        <w:tabs>
+          <w:tab w:val="right" w:leader="dot" w:pos="8495"/>
+        </w:tabs>
+        <w:rPr>
+          <w:rFonts w:asciiTheme="minorHAnsi" w:eastAsiaTheme="minorEastAsia" w:hAnsiTheme="minorHAnsi" w:cstheme="minorBidi"/>
+          <w:noProof/>
+          <w:kern w:val="2"/>
+          <w:sz w:val="24"/>
+          <w:szCs w:val="24"/>
+          <w:lang w:val="es-AR" w:eastAsia="es-AR"/>
+          <w14:ligatures w14:val="standardContextual"/>
+        </w:rPr>
+      </w:pPr>
+      <w:hyperlink w:anchor="_Toc242561245" w:history="1">
+        <w:r>
+          <w:rPr>
+            <w:rStyle w:val="Hipervnculo"/>
+            <w:noProof/>
+          </w:rPr>
+          <w:t>Problema 6: Informalidad en el servicio de mix &amp; mastering</w:t>
+        </w:r>
+        <w:r>
+          <w:rPr>
+            <w:noProof/>
+            <w:webHidden/>
+          </w:rPr>
+          <w:tab/>
+        </w:r>
+        <w:r>
+          <w:rPr>
+            <w:noProof/>
+            <w:webHidden/>
+          </w:rPr>
+          <w:fldChar w:fldCharType="begin"/>
+        </w:r>
+        <w:r>
+          <w:rPr>
+            <w:noProof/>
+            <w:webHidden/>
+          </w:rPr>
+          <w:instrText xml:space="preserve"> PAGEREF _Toc242561245 \h </w:instrText>
+        </w:r>
+        <w:r>
+          <w:rPr>
+            <w:noProof/>
+            <w:webHidden/>
+          </w:rPr>
+        </w:r>
+        <w:r>
+          <w:rPr>
+            <w:noProof/>
+            <w:webHidden/>
+          </w:rPr>
+          <w:fldChar w:fldCharType="separate"/>
+        </w:r>
+        <w:r>
+          <w:rPr>
+            <w:noProof/>
+            <w:webHidden/>
+          </w:rPr>
+          <w:t>9</w:t>
+        </w:r>
+        <w:r>
+          <w:rPr>
+            <w:noProof/>
+            <w:webHidden/>
+          </w:rPr>
+          <w:fldChar w:fldCharType="end"/>
+        </w:r>
+      </w:hyperlink>
+    </w:p>
+    <w:p>
+      <w:pPr>
+        <w:pStyle w:val="TDC3"/>
+        <w:tabs>
+          <w:tab w:val="right" w:leader="dot" w:pos="8495"/>
+        </w:tabs>
+        <w:rPr>
+          <w:rFonts w:asciiTheme="minorHAnsi" w:eastAsiaTheme="minorEastAsia" w:hAnsiTheme="minorHAnsi" w:cstheme="minorBidi"/>
+          <w:noProof/>
+          <w:kern w:val="2"/>
+          <w:sz w:val="24"/>
+          <w:szCs w:val="24"/>
+          <w:lang w:val="es-AR" w:eastAsia="es-AR"/>
+          <w14:ligatures w14:val="standardContextual"/>
+        </w:rPr>
+      </w:pPr>
+      <w:hyperlink w:anchor="_Toc242561246" w:history="1">
+        <w:r>
+          <w:rPr>
+            <w:rStyle w:val="Hipervnculo"/>
+            <w:noProof/>
+          </w:rPr>
+          <w:t>Problema 7: Gestión del sello discográfico desintegrada</w:t>
+        </w:r>
+        <w:r>
+          <w:rPr>
+            <w:noProof/>
+            <w:webHidden/>
+          </w:rPr>
+          <w:tab/>
+        </w:r>
+        <w:r>
+          <w:rPr>
+            <w:noProof/>
+            <w:webHidden/>
+          </w:rPr>
+          <w:fldChar w:fldCharType="begin"/>
+        </w:r>
+        <w:r>
+          <w:rPr>
+            <w:noProof/>
+            <w:webHidden/>
+          </w:rPr>
+          <w:instrText xml:space="preserve"> PAGEREF _Toc242561246 \h </w:instrText>
+        </w:r>
+        <w:r>
+          <w:rPr>
+            <w:noProof/>
+            <w:webHidden/>
+          </w:rPr>
+        </w:r>
+        <w:r>
+          <w:rPr>
+            <w:noProof/>
+            <w:webHidden/>
+          </w:rPr>
+          <w:fldChar w:fldCharType="separate"/>
+        </w:r>
+        <w:r>
+          <w:rPr>
+            <w:noProof/>
+            <w:webHidden/>
+          </w:rPr>
+          <w:t>10</w:t>
+        </w:r>
+        <w:r>
+          <w:rPr>
+            <w:noProof/>
+            <w:webHidden/>
+          </w:rPr>
+          <w:fldChar w:fldCharType="end"/>
+        </w:r>
+      </w:hyperlink>
+    </w:p>
+    <w:p>
+      <w:pPr>
+        <w:pStyle w:val="TDC3"/>
+        <w:tabs>
+          <w:tab w:val="right" w:leader="dot" w:pos="8495"/>
+        </w:tabs>
+        <w:rPr>
+          <w:rFonts w:asciiTheme="minorHAnsi" w:eastAsiaTheme="minorEastAsia" w:hAnsiTheme="minorHAnsi" w:cstheme="minorBidi"/>
+          <w:noProof/>
+          <w:kern w:val="2"/>
+          <w:sz w:val="24"/>
+          <w:szCs w:val="24"/>
+          <w:lang w:val="es-AR" w:eastAsia="es-AR"/>
+          <w14:ligatures w14:val="standardContextual"/>
+        </w:rPr>
+      </w:pPr>
+      <w:hyperlink w:anchor="_Toc242561247" w:history="1">
+        <w:r>
+          <w:rPr>
+            <w:rStyle w:val="Hipervnculo"/>
+            <w:noProof/>
+          </w:rPr>
+          <w:t>Problema 8: Ausencia de reportes para la dirección</w:t>
+        </w:r>
+        <w:r>
+          <w:rPr>
+            <w:noProof/>
+            <w:webHidden/>
+          </w:rPr>
+          <w:tab/>
+        </w:r>
+        <w:r>
+          <w:rPr>
+            <w:noProof/>
+            <w:webHidden/>
+          </w:rPr>
+          <w:fldChar w:fldCharType="begin"/>
+        </w:r>
+        <w:r>
+          <w:rPr>
+            <w:noProof/>
+            <w:webHidden/>
+          </w:rPr>
+          <w:instrText xml:space="preserve"> PAGEREF _Toc242561247 \h </w:instrText>
+        </w:r>
+        <w:r>
+          <w:rPr>
+            <w:noProof/>
+            <w:webHidden/>
+          </w:rPr>
+        </w:r>
+        <w:r>
+          <w:rPr>
+            <w:noProof/>
+            <w:webHidden/>
+          </w:rPr>
+          <w:fldChar w:fldCharType="separate"/>
+        </w:r>
+        <w:r>
+          <w:rPr>
+            <w:noProof/>
+            <w:webHidden/>
+          </w:rPr>
+          <w:t>10</w:t>
+        </w:r>
+        <w:r>
+          <w:rPr>
+            <w:noProof/>
+            <w:webHidden/>
+          </w:rPr>
+          <w:fldChar w:fldCharType="end"/>
+        </w:r>
+      </w:hyperlink>
+    </w:p>
+    <w:p>
+      <w:pPr>
+        <w:pStyle w:val="TDC3"/>
+        <w:tabs>
+          <w:tab w:val="right" w:leader="dot" w:pos="8495"/>
+        </w:tabs>
+        <w:rPr>
+          <w:rFonts w:asciiTheme="minorHAnsi" w:eastAsiaTheme="minorEastAsia" w:hAnsiTheme="minorHAnsi" w:cstheme="minorBidi"/>
+          <w:noProof/>
+          <w:kern w:val="2"/>
+          <w:sz w:val="24"/>
+          <w:szCs w:val="24"/>
+          <w:lang w:val="es-AR" w:eastAsia="es-AR"/>
+          <w14:ligatures w14:val="standardContextual"/>
+        </w:rPr>
+      </w:pPr>
+      <w:hyperlink w:anchor="_Toc242561248" w:history="1">
+        <w:r>
+          <w:rPr>
+            <w:rStyle w:val="Hipervnculo"/>
+            <w:noProof/>
+          </w:rPr>
+          <w:t>Problema 9: Pérdida de consultas en el primer contacto</w:t>
+        </w:r>
+        <w:r>
+          <w:rPr>
+            <w:noProof/>
+            <w:webHidden/>
+          </w:rPr>
+          <w:tab/>
+        </w:r>
+        <w:r>
+          <w:rPr>
+            <w:noProof/>
+            <w:webHidden/>
+          </w:rPr>
+          <w:fldChar w:fldCharType="begin"/>
+        </w:r>
+        <w:r>
+          <w:rPr>
+            <w:noProof/>
+            <w:webHidden/>
+          </w:rPr>
+          <w:instrText xml:space="preserve"> PAGEREF _Toc242561248 \h </w:instrText>
+        </w:r>
+        <w:r>
+          <w:rPr>
+            <w:noProof/>
+            <w:webHidden/>
+          </w:rPr>
+        </w:r>
+        <w:r>
+          <w:rPr>
+            <w:noProof/>
+            <w:webHidden/>
+          </w:rPr>
+          <w:fldChar w:fldCharType="separate"/>
+        </w:r>
+        <w:r>
+          <w:rPr>
+            <w:noProof/>
+            <w:webHidden/>
+          </w:rPr>
+          <w:t>10</w:t>
         </w:r>
         <w:r>
           <w:rPr>
@@ -985,7 +2021,7 @@
           <w14:ligatures w14:val="standardContextual"/>
         </w:rPr>
       </w:pPr>
-      <w:hyperlink w:anchor="_Toc242560571" w:history="1">
+      <w:hyperlink w:anchor="_Toc242561249" w:history="1">
         <w:r>
           <w:rPr>
             <w:rStyle w:val="Hipervnculo"/>
@@ -1012,7 +2048,7 @@
             <w:noProof/>
             <w:webHidden/>
           </w:rPr>
-          <w:instrText xml:space="preserve"> PAGEREF _Toc242560571 \h </w:instrText>
+          <w:instrText xml:space="preserve"> PAGEREF _Toc242561249 \h </w:instrText>
         </w:r>
         <w:r>
           <w:rPr>
@@ -1032,7 +2068,599 @@
             <w:noProof/>
             <w:webHidden/>
           </w:rPr>
-          <w:t>4</w:t>
+          <w:t>11</w:t>
+        </w:r>
+        <w:r>
+          <w:rPr>
+            <w:noProof/>
+            <w:webHidden/>
+          </w:rPr>
+          <w:fldChar w:fldCharType="end"/>
+        </w:r>
+      </w:hyperlink>
+    </w:p>
+    <w:p>
+      <w:pPr>
+        <w:pStyle w:val="TDC3"/>
+        <w:tabs>
+          <w:tab w:val="right" w:leader="dot" w:pos="8495"/>
+        </w:tabs>
+        <w:rPr>
+          <w:rFonts w:asciiTheme="minorHAnsi" w:eastAsiaTheme="minorEastAsia" w:hAnsiTheme="minorHAnsi" w:cstheme="minorBidi"/>
+          <w:noProof/>
+          <w:kern w:val="2"/>
+          <w:sz w:val="24"/>
+          <w:szCs w:val="24"/>
+          <w:lang w:val="es-AR" w:eastAsia="es-AR"/>
+          <w14:ligatures w14:val="standardContextual"/>
+        </w:rPr>
+      </w:pPr>
+      <w:hyperlink w:anchor="_Toc242561250" w:history="1">
+        <w:r>
+          <w:rPr>
+            <w:rStyle w:val="Hipervnculo"/>
+            <w:noProof/>
+          </w:rPr>
+          <w:t>Necesidad 1: Centralización y unificación de la información operativa</w:t>
+        </w:r>
+        <w:r>
+          <w:rPr>
+            <w:noProof/>
+            <w:webHidden/>
+          </w:rPr>
+          <w:tab/>
+        </w:r>
+        <w:r>
+          <w:rPr>
+            <w:noProof/>
+            <w:webHidden/>
+          </w:rPr>
+          <w:fldChar w:fldCharType="begin"/>
+        </w:r>
+        <w:r>
+          <w:rPr>
+            <w:noProof/>
+            <w:webHidden/>
+          </w:rPr>
+          <w:instrText xml:space="preserve"> PAGEREF _Toc242561250 \h </w:instrText>
+        </w:r>
+        <w:r>
+          <w:rPr>
+            <w:noProof/>
+            <w:webHidden/>
+          </w:rPr>
+        </w:r>
+        <w:r>
+          <w:rPr>
+            <w:noProof/>
+            <w:webHidden/>
+          </w:rPr>
+          <w:fldChar w:fldCharType="separate"/>
+        </w:r>
+        <w:r>
+          <w:rPr>
+            <w:noProof/>
+            <w:webHidden/>
+          </w:rPr>
+          <w:t>11</w:t>
+        </w:r>
+        <w:r>
+          <w:rPr>
+            <w:noProof/>
+            <w:webHidden/>
+          </w:rPr>
+          <w:fldChar w:fldCharType="end"/>
+        </w:r>
+      </w:hyperlink>
+    </w:p>
+    <w:p>
+      <w:pPr>
+        <w:pStyle w:val="TDC3"/>
+        <w:tabs>
+          <w:tab w:val="right" w:leader="dot" w:pos="8495"/>
+        </w:tabs>
+        <w:rPr>
+          <w:rFonts w:asciiTheme="minorHAnsi" w:eastAsiaTheme="minorEastAsia" w:hAnsiTheme="minorHAnsi" w:cstheme="minorBidi"/>
+          <w:noProof/>
+          <w:kern w:val="2"/>
+          <w:sz w:val="24"/>
+          <w:szCs w:val="24"/>
+          <w:lang w:val="es-AR" w:eastAsia="es-AR"/>
+          <w14:ligatures w14:val="standardContextual"/>
+        </w:rPr>
+      </w:pPr>
+      <w:hyperlink w:anchor="_Toc242561251" w:history="1">
+        <w:r>
+          <w:rPr>
+            <w:rStyle w:val="Hipervnculo"/>
+            <w:noProof/>
+          </w:rPr>
+          <w:t>Necesidad 2: Reducción de la dependencia operativa de Micaela</w:t>
+        </w:r>
+        <w:r>
+          <w:rPr>
+            <w:noProof/>
+            <w:webHidden/>
+          </w:rPr>
+          <w:tab/>
+        </w:r>
+        <w:r>
+          <w:rPr>
+            <w:noProof/>
+            <w:webHidden/>
+          </w:rPr>
+          <w:fldChar w:fldCharType="begin"/>
+        </w:r>
+        <w:r>
+          <w:rPr>
+            <w:noProof/>
+            <w:webHidden/>
+          </w:rPr>
+          <w:instrText xml:space="preserve"> PAGEREF _Toc242561251 \h </w:instrText>
+        </w:r>
+        <w:r>
+          <w:rPr>
+            <w:noProof/>
+            <w:webHidden/>
+          </w:rPr>
+        </w:r>
+        <w:r>
+          <w:rPr>
+            <w:noProof/>
+            <w:webHidden/>
+          </w:rPr>
+          <w:fldChar w:fldCharType="separate"/>
+        </w:r>
+        <w:r>
+          <w:rPr>
+            <w:noProof/>
+            <w:webHidden/>
+          </w:rPr>
+          <w:t>11</w:t>
+        </w:r>
+        <w:r>
+          <w:rPr>
+            <w:noProof/>
+            <w:webHidden/>
+          </w:rPr>
+          <w:fldChar w:fldCharType="end"/>
+        </w:r>
+      </w:hyperlink>
+    </w:p>
+    <w:p>
+      <w:pPr>
+        <w:pStyle w:val="TDC3"/>
+        <w:tabs>
+          <w:tab w:val="right" w:leader="dot" w:pos="8495"/>
+        </w:tabs>
+        <w:rPr>
+          <w:rFonts w:asciiTheme="minorHAnsi" w:eastAsiaTheme="minorEastAsia" w:hAnsiTheme="minorHAnsi" w:cstheme="minorBidi"/>
+          <w:noProof/>
+          <w:kern w:val="2"/>
+          <w:sz w:val="24"/>
+          <w:szCs w:val="24"/>
+          <w:lang w:val="es-AR" w:eastAsia="es-AR"/>
+          <w14:ligatures w14:val="standardContextual"/>
+        </w:rPr>
+      </w:pPr>
+      <w:hyperlink w:anchor="_Toc242561252" w:history="1">
+        <w:r>
+          <w:rPr>
+            <w:rStyle w:val="Hipervnculo"/>
+            <w:noProof/>
+          </w:rPr>
+          <w:t>Necesidad 3: Visibilidad en tiempo real sobre el uso de las salas</w:t>
+        </w:r>
+        <w:r>
+          <w:rPr>
+            <w:noProof/>
+            <w:webHidden/>
+          </w:rPr>
+          <w:tab/>
+        </w:r>
+        <w:r>
+          <w:rPr>
+            <w:noProof/>
+            <w:webHidden/>
+          </w:rPr>
+          <w:fldChar w:fldCharType="begin"/>
+        </w:r>
+        <w:r>
+          <w:rPr>
+            <w:noProof/>
+            <w:webHidden/>
+          </w:rPr>
+          <w:instrText xml:space="preserve"> PAGEREF _Toc242561252 \h </w:instrText>
+        </w:r>
+        <w:r>
+          <w:rPr>
+            <w:noProof/>
+            <w:webHidden/>
+          </w:rPr>
+        </w:r>
+        <w:r>
+          <w:rPr>
+            <w:noProof/>
+            <w:webHidden/>
+          </w:rPr>
+          <w:fldChar w:fldCharType="separate"/>
+        </w:r>
+        <w:r>
+          <w:rPr>
+            <w:noProof/>
+            <w:webHidden/>
+          </w:rPr>
+          <w:t>11</w:t>
+        </w:r>
+        <w:r>
+          <w:rPr>
+            <w:noProof/>
+            <w:webHidden/>
+          </w:rPr>
+          <w:fldChar w:fldCharType="end"/>
+        </w:r>
+      </w:hyperlink>
+    </w:p>
+    <w:p>
+      <w:pPr>
+        <w:pStyle w:val="TDC3"/>
+        <w:tabs>
+          <w:tab w:val="right" w:leader="dot" w:pos="8495"/>
+        </w:tabs>
+        <w:rPr>
+          <w:rFonts w:asciiTheme="minorHAnsi" w:eastAsiaTheme="minorEastAsia" w:hAnsiTheme="minorHAnsi" w:cstheme="minorBidi"/>
+          <w:noProof/>
+          <w:kern w:val="2"/>
+          <w:sz w:val="24"/>
+          <w:szCs w:val="24"/>
+          <w:lang w:val="es-AR" w:eastAsia="es-AR"/>
+          <w14:ligatures w14:val="standardContextual"/>
+        </w:rPr>
+      </w:pPr>
+      <w:hyperlink w:anchor="_Toc242561253" w:history="1">
+        <w:r>
+          <w:rPr>
+            <w:rStyle w:val="Hipervnculo"/>
+            <w:noProof/>
+          </w:rPr>
+          <w:t>Necesidad 4: Seguimiento del recorrido formativo del alumno</w:t>
+        </w:r>
+        <w:r>
+          <w:rPr>
+            <w:noProof/>
+            <w:webHidden/>
+          </w:rPr>
+          <w:tab/>
+        </w:r>
+        <w:r>
+          <w:rPr>
+            <w:noProof/>
+            <w:webHidden/>
+          </w:rPr>
+          <w:fldChar w:fldCharType="begin"/>
+        </w:r>
+        <w:r>
+          <w:rPr>
+            <w:noProof/>
+            <w:webHidden/>
+          </w:rPr>
+          <w:instrText xml:space="preserve"> PAGEREF _Toc242561253 \h </w:instrText>
+        </w:r>
+        <w:r>
+          <w:rPr>
+            <w:noProof/>
+            <w:webHidden/>
+          </w:rPr>
+        </w:r>
+        <w:r>
+          <w:rPr>
+            <w:noProof/>
+            <w:webHidden/>
+          </w:rPr>
+          <w:fldChar w:fldCharType="separate"/>
+        </w:r>
+        <w:r>
+          <w:rPr>
+            <w:noProof/>
+            <w:webHidden/>
+          </w:rPr>
+          <w:t>11</w:t>
+        </w:r>
+        <w:r>
+          <w:rPr>
+            <w:noProof/>
+            <w:webHidden/>
+          </w:rPr>
+          <w:fldChar w:fldCharType="end"/>
+        </w:r>
+      </w:hyperlink>
+    </w:p>
+    <w:p>
+      <w:pPr>
+        <w:pStyle w:val="TDC3"/>
+        <w:tabs>
+          <w:tab w:val="right" w:leader="dot" w:pos="8495"/>
+        </w:tabs>
+        <w:rPr>
+          <w:rFonts w:asciiTheme="minorHAnsi" w:eastAsiaTheme="minorEastAsia" w:hAnsiTheme="minorHAnsi" w:cstheme="minorBidi"/>
+          <w:noProof/>
+          <w:kern w:val="2"/>
+          <w:sz w:val="24"/>
+          <w:szCs w:val="24"/>
+          <w:lang w:val="es-AR" w:eastAsia="es-AR"/>
+          <w14:ligatures w14:val="standardContextual"/>
+        </w:rPr>
+      </w:pPr>
+      <w:hyperlink w:anchor="_Toc242561254" w:history="1">
+        <w:r>
+          <w:rPr>
+            <w:rStyle w:val="Hipervnculo"/>
+            <w:noProof/>
+          </w:rPr>
+          <w:t>Necesidad 5: Formalización y seguimiento del servicio de mix &amp; mastering</w:t>
+        </w:r>
+        <w:r>
+          <w:rPr>
+            <w:noProof/>
+            <w:webHidden/>
+          </w:rPr>
+          <w:tab/>
+        </w:r>
+        <w:r>
+          <w:rPr>
+            <w:noProof/>
+            <w:webHidden/>
+          </w:rPr>
+          <w:fldChar w:fldCharType="begin"/>
+        </w:r>
+        <w:r>
+          <w:rPr>
+            <w:noProof/>
+            <w:webHidden/>
+          </w:rPr>
+          <w:instrText xml:space="preserve"> PAGEREF _Toc242561254 \h </w:instrText>
+        </w:r>
+        <w:r>
+          <w:rPr>
+            <w:noProof/>
+            <w:webHidden/>
+          </w:rPr>
+        </w:r>
+        <w:r>
+          <w:rPr>
+            <w:noProof/>
+            <w:webHidden/>
+          </w:rPr>
+          <w:fldChar w:fldCharType="separate"/>
+        </w:r>
+        <w:r>
+          <w:rPr>
+            <w:noProof/>
+            <w:webHidden/>
+          </w:rPr>
+          <w:t>12</w:t>
+        </w:r>
+        <w:r>
+          <w:rPr>
+            <w:noProof/>
+            <w:webHidden/>
+          </w:rPr>
+          <w:fldChar w:fldCharType="end"/>
+        </w:r>
+      </w:hyperlink>
+    </w:p>
+    <w:p>
+      <w:pPr>
+        <w:pStyle w:val="TDC3"/>
+        <w:tabs>
+          <w:tab w:val="right" w:leader="dot" w:pos="8495"/>
+        </w:tabs>
+        <w:rPr>
+          <w:rFonts w:asciiTheme="minorHAnsi" w:eastAsiaTheme="minorEastAsia" w:hAnsiTheme="minorHAnsi" w:cstheme="minorBidi"/>
+          <w:noProof/>
+          <w:kern w:val="2"/>
+          <w:sz w:val="24"/>
+          <w:szCs w:val="24"/>
+          <w:lang w:val="es-AR" w:eastAsia="es-AR"/>
+          <w14:ligatures w14:val="standardContextual"/>
+        </w:rPr>
+      </w:pPr>
+      <w:hyperlink w:anchor="_Toc242561255" w:history="1">
+        <w:r>
+          <w:rPr>
+            <w:rStyle w:val="Hipervnculo"/>
+            <w:noProof/>
+          </w:rPr>
+          <w:t>Necesidad 6: Integración del sello discográfico</w:t>
+        </w:r>
+        <w:r>
+          <w:rPr>
+            <w:noProof/>
+            <w:webHidden/>
+          </w:rPr>
+          <w:tab/>
+        </w:r>
+        <w:r>
+          <w:rPr>
+            <w:noProof/>
+            <w:webHidden/>
+          </w:rPr>
+          <w:fldChar w:fldCharType="begin"/>
+        </w:r>
+        <w:r>
+          <w:rPr>
+            <w:noProof/>
+            <w:webHidden/>
+          </w:rPr>
+          <w:instrText xml:space="preserve"> PAGEREF _Toc242561255 \h </w:instrText>
+        </w:r>
+        <w:r>
+          <w:rPr>
+            <w:noProof/>
+            <w:webHidden/>
+          </w:rPr>
+        </w:r>
+        <w:r>
+          <w:rPr>
+            <w:noProof/>
+            <w:webHidden/>
+          </w:rPr>
+          <w:fldChar w:fldCharType="separate"/>
+        </w:r>
+        <w:r>
+          <w:rPr>
+            <w:noProof/>
+            <w:webHidden/>
+          </w:rPr>
+          <w:t>12</w:t>
+        </w:r>
+        <w:r>
+          <w:rPr>
+            <w:noProof/>
+            <w:webHidden/>
+          </w:rPr>
+          <w:fldChar w:fldCharType="end"/>
+        </w:r>
+      </w:hyperlink>
+    </w:p>
+    <w:p>
+      <w:pPr>
+        <w:pStyle w:val="TDC3"/>
+        <w:tabs>
+          <w:tab w:val="right" w:leader="dot" w:pos="8495"/>
+        </w:tabs>
+        <w:rPr>
+          <w:rFonts w:asciiTheme="minorHAnsi" w:eastAsiaTheme="minorEastAsia" w:hAnsiTheme="minorHAnsi" w:cstheme="minorBidi"/>
+          <w:noProof/>
+          <w:kern w:val="2"/>
+          <w:sz w:val="24"/>
+          <w:szCs w:val="24"/>
+          <w:lang w:val="es-AR" w:eastAsia="es-AR"/>
+          <w14:ligatures w14:val="standardContextual"/>
+        </w:rPr>
+      </w:pPr>
+      <w:hyperlink w:anchor="_Toc242561256" w:history="1">
+        <w:r>
+          <w:rPr>
+            <w:rStyle w:val="Hipervnculo"/>
+            <w:noProof/>
+          </w:rPr>
+          <w:t>Necesidad 7: Visibilidad gerencial sobre el desempeño del negocio</w:t>
+        </w:r>
+        <w:r>
+          <w:rPr>
+            <w:noProof/>
+            <w:webHidden/>
+          </w:rPr>
+          <w:tab/>
+        </w:r>
+        <w:r>
+          <w:rPr>
+            <w:noProof/>
+            <w:webHidden/>
+          </w:rPr>
+          <w:fldChar w:fldCharType="begin"/>
+        </w:r>
+        <w:r>
+          <w:rPr>
+            <w:noProof/>
+            <w:webHidden/>
+          </w:rPr>
+          <w:instrText xml:space="preserve"> PAGEREF _Toc242561256 \h </w:instrText>
+        </w:r>
+        <w:r>
+          <w:rPr>
+            <w:noProof/>
+            <w:webHidden/>
+          </w:rPr>
+        </w:r>
+        <w:r>
+          <w:rPr>
+            <w:noProof/>
+            <w:webHidden/>
+          </w:rPr>
+          <w:fldChar w:fldCharType="separate"/>
+        </w:r>
+        <w:r>
+          <w:rPr>
+            <w:noProof/>
+            <w:webHidden/>
+          </w:rPr>
+          <w:t>12</w:t>
+        </w:r>
+        <w:r>
+          <w:rPr>
+            <w:noProof/>
+            <w:webHidden/>
+          </w:rPr>
+          <w:fldChar w:fldCharType="end"/>
+        </w:r>
+      </w:hyperlink>
+    </w:p>
+    <w:p>
+      <w:pPr>
+        <w:pStyle w:val="TDC3"/>
+        <w:tabs>
+          <w:tab w:val="right" w:leader="dot" w:pos="8495"/>
+        </w:tabs>
+        <w:rPr>
+          <w:rFonts w:asciiTheme="minorHAnsi" w:eastAsiaTheme="minorEastAsia" w:hAnsiTheme="minorHAnsi" w:cstheme="minorBidi"/>
+          <w:noProof/>
+          <w:kern w:val="2"/>
+          <w:sz w:val="24"/>
+          <w:szCs w:val="24"/>
+          <w:lang w:val="es-AR" w:eastAsia="es-AR"/>
+          <w14:ligatures w14:val="standardContextual"/>
+        </w:rPr>
+      </w:pPr>
+      <w:hyperlink w:anchor="_Toc242561257" w:history="1">
+        <w:r>
+          <w:rPr>
+            <w:rStyle w:val="Hipervnculo"/>
+            <w:noProof/>
+          </w:rPr>
+          <w:t>Necesidad 8: Un canal de entrada propio para las consultas</w:t>
+        </w:r>
+        <w:r>
+          <w:rPr>
+            <w:noProof/>
+            <w:webHidden/>
+          </w:rPr>
+          <w:tab/>
+        </w:r>
+        <w:r>
+          <w:rPr>
+            <w:noProof/>
+            <w:webHidden/>
+          </w:rPr>
+          <w:fldChar w:fldCharType="begin"/>
+        </w:r>
+        <w:r>
+          <w:rPr>
+            <w:noProof/>
+            <w:webHidden/>
+          </w:rPr>
+          <w:instrText xml:space="preserve"> PAGEREF _Toc242561257 \h </w:instrText>
+        </w:r>
+        <w:r>
+          <w:rPr>
+            <w:noProof/>
+            <w:webHidden/>
+          </w:rPr>
+        </w:r>
+        <w:r>
+          <w:rPr>
+            <w:noProof/>
+            <w:webHidden/>
+          </w:rPr>
+          <w:fldChar w:fldCharType="separate"/>
+        </w:r>
+        <w:r>
+          <w:rPr>
+            <w:noProof/>
+            <w:webHidden/>
+          </w:rPr>
+          <w:t>12</w:t>
         </w:r>
         <w:r>
           <w:rPr>
@@ -1059,7 +2687,7 @@
           <w14:ligatures w14:val="standardContextual"/>
         </w:rPr>
       </w:pPr>
-      <w:hyperlink w:anchor="_Toc242560572" w:history="1">
+      <w:hyperlink w:anchor="_Toc242561258" w:history="1">
         <w:r>
           <w:rPr>
             <w:rStyle w:val="Hipervnculo"/>
@@ -1086,7 +2714,7 @@
             <w:noProof/>
             <w:webHidden/>
           </w:rPr>
-          <w:instrText xml:space="preserve"> PAGEREF _Toc242560572 \h </w:instrText>
+          <w:instrText xml:space="preserve"> PAGEREF _Toc242561258 \h </w:instrText>
         </w:r>
         <w:r>
           <w:rPr>
@@ -1106,7 +2734,7 @@
             <w:noProof/>
             <w:webHidden/>
           </w:rPr>
-          <w:t>4</w:t>
+          <w:t>13</w:t>
         </w:r>
         <w:r>
           <w:rPr>
@@ -1133,7 +2761,7 @@
           <w14:ligatures w14:val="standardContextual"/>
         </w:rPr>
       </w:pPr>
-      <w:hyperlink w:anchor="_Toc242560573" w:history="1">
+      <w:hyperlink w:anchor="_Toc242561259" w:history="1">
         <w:r>
           <w:rPr>
             <w:rStyle w:val="Hipervnculo"/>
@@ -1160,7 +2788,7 @@
             <w:noProof/>
             <w:webHidden/>
           </w:rPr>
-          <w:instrText xml:space="preserve"> PAGEREF _Toc242560573 \h </w:instrText>
+          <w:instrText xml:space="preserve"> PAGEREF _Toc242561259 \h </w:instrText>
         </w:r>
         <w:r>
           <w:rPr>
@@ -1180,7 +2808,229 @@
             <w:noProof/>
             <w:webHidden/>
           </w:rPr>
-          <w:t>4</w:t>
+          <w:t>13</w:t>
+        </w:r>
+        <w:r>
+          <w:rPr>
+            <w:noProof/>
+            <w:webHidden/>
+          </w:rPr>
+          <w:fldChar w:fldCharType="end"/>
+        </w:r>
+      </w:hyperlink>
+    </w:p>
+    <w:p>
+      <w:pPr>
+        <w:pStyle w:val="TDC3"/>
+        <w:tabs>
+          <w:tab w:val="right" w:leader="dot" w:pos="8495"/>
+        </w:tabs>
+        <w:rPr>
+          <w:rFonts w:asciiTheme="minorHAnsi" w:eastAsiaTheme="minorEastAsia" w:hAnsiTheme="minorHAnsi" w:cstheme="minorBidi"/>
+          <w:noProof/>
+          <w:kern w:val="2"/>
+          <w:sz w:val="24"/>
+          <w:szCs w:val="24"/>
+          <w:lang w:val="es-AR" w:eastAsia="es-AR"/>
+          <w14:ligatures w14:val="standardContextual"/>
+        </w:rPr>
+      </w:pPr>
+      <w:hyperlink w:anchor="_Toc242561260" w:history="1">
+        <w:r>
+          <w:rPr>
+            <w:rStyle w:val="Hipervnculo"/>
+            <w:noProof/>
+          </w:rPr>
+          <w:t>Limitación 1: Ausencia de métricas documentadas</w:t>
+        </w:r>
+        <w:r>
+          <w:rPr>
+            <w:noProof/>
+            <w:webHidden/>
+          </w:rPr>
+          <w:tab/>
+        </w:r>
+        <w:r>
+          <w:rPr>
+            <w:noProof/>
+            <w:webHidden/>
+          </w:rPr>
+          <w:fldChar w:fldCharType="begin"/>
+        </w:r>
+        <w:r>
+          <w:rPr>
+            <w:noProof/>
+            <w:webHidden/>
+          </w:rPr>
+          <w:instrText xml:space="preserve"> PAGEREF _Toc242561260 \h </w:instrText>
+        </w:r>
+        <w:r>
+          <w:rPr>
+            <w:noProof/>
+            <w:webHidden/>
+          </w:rPr>
+        </w:r>
+        <w:r>
+          <w:rPr>
+            <w:noProof/>
+            <w:webHidden/>
+          </w:rPr>
+          <w:fldChar w:fldCharType="separate"/>
+        </w:r>
+        <w:r>
+          <w:rPr>
+            <w:noProof/>
+            <w:webHidden/>
+          </w:rPr>
+          <w:t>13</w:t>
+        </w:r>
+        <w:r>
+          <w:rPr>
+            <w:noProof/>
+            <w:webHidden/>
+          </w:rPr>
+          <w:fldChar w:fldCharType="end"/>
+        </w:r>
+      </w:hyperlink>
+    </w:p>
+    <w:p>
+      <w:pPr>
+        <w:pStyle w:val="TDC3"/>
+        <w:tabs>
+          <w:tab w:val="right" w:leader="dot" w:pos="8495"/>
+        </w:tabs>
+        <w:rPr>
+          <w:rFonts w:asciiTheme="minorHAnsi" w:eastAsiaTheme="minorEastAsia" w:hAnsiTheme="minorHAnsi" w:cstheme="minorBidi"/>
+          <w:noProof/>
+          <w:kern w:val="2"/>
+          <w:sz w:val="24"/>
+          <w:szCs w:val="24"/>
+          <w:lang w:val="es-AR" w:eastAsia="es-AR"/>
+          <w14:ligatures w14:val="standardContextual"/>
+        </w:rPr>
+      </w:pPr>
+      <w:hyperlink w:anchor="_Toc242561261" w:history="1">
+        <w:r>
+          <w:rPr>
+            <w:rStyle w:val="Hipervnculo"/>
+            <w:noProof/>
+          </w:rPr>
+          <w:t>Limitación 2: Sistema de comunicación no estructurado</w:t>
+        </w:r>
+        <w:r>
+          <w:rPr>
+            <w:noProof/>
+            <w:webHidden/>
+          </w:rPr>
+          <w:tab/>
+        </w:r>
+        <w:r>
+          <w:rPr>
+            <w:noProof/>
+            <w:webHidden/>
+          </w:rPr>
+          <w:fldChar w:fldCharType="begin"/>
+        </w:r>
+        <w:r>
+          <w:rPr>
+            <w:noProof/>
+            <w:webHidden/>
+          </w:rPr>
+          <w:instrText xml:space="preserve"> PAGEREF _Toc242561261 \h </w:instrText>
+        </w:r>
+        <w:r>
+          <w:rPr>
+            <w:noProof/>
+            <w:webHidden/>
+          </w:rPr>
+        </w:r>
+        <w:r>
+          <w:rPr>
+            <w:noProof/>
+            <w:webHidden/>
+          </w:rPr>
+          <w:fldChar w:fldCharType="separate"/>
+        </w:r>
+        <w:r>
+          <w:rPr>
+            <w:noProof/>
+            <w:webHidden/>
+          </w:rPr>
+          <w:t>14</w:t>
+        </w:r>
+        <w:r>
+          <w:rPr>
+            <w:noProof/>
+            <w:webHidden/>
+          </w:rPr>
+          <w:fldChar w:fldCharType="end"/>
+        </w:r>
+      </w:hyperlink>
+    </w:p>
+    <w:p>
+      <w:pPr>
+        <w:pStyle w:val="TDC3"/>
+        <w:tabs>
+          <w:tab w:val="right" w:leader="dot" w:pos="8495"/>
+        </w:tabs>
+        <w:rPr>
+          <w:rFonts w:asciiTheme="minorHAnsi" w:eastAsiaTheme="minorEastAsia" w:hAnsiTheme="minorHAnsi" w:cstheme="minorBidi"/>
+          <w:noProof/>
+          <w:kern w:val="2"/>
+          <w:sz w:val="24"/>
+          <w:szCs w:val="24"/>
+          <w:lang w:val="es-AR" w:eastAsia="es-AR"/>
+          <w14:ligatures w14:val="standardContextual"/>
+        </w:rPr>
+      </w:pPr>
+      <w:hyperlink w:anchor="_Toc242561262" w:history="1">
+        <w:r>
+          <w:rPr>
+            <w:rStyle w:val="Hipervnculo"/>
+            <w:noProof/>
+          </w:rPr>
+          <w:t>Limitación 3: Datos de la entrevista que hubo que corregir</w:t>
+        </w:r>
+        <w:r>
+          <w:rPr>
+            <w:noProof/>
+            <w:webHidden/>
+          </w:rPr>
+          <w:tab/>
+        </w:r>
+        <w:r>
+          <w:rPr>
+            <w:noProof/>
+            <w:webHidden/>
+          </w:rPr>
+          <w:fldChar w:fldCharType="begin"/>
+        </w:r>
+        <w:r>
+          <w:rPr>
+            <w:noProof/>
+            <w:webHidden/>
+          </w:rPr>
+          <w:instrText xml:space="preserve"> PAGEREF _Toc242561262 \h </w:instrText>
+        </w:r>
+        <w:r>
+          <w:rPr>
+            <w:noProof/>
+            <w:webHidden/>
+          </w:rPr>
+        </w:r>
+        <w:r>
+          <w:rPr>
+            <w:noProof/>
+            <w:webHidden/>
+          </w:rPr>
+          <w:fldChar w:fldCharType="separate"/>
+        </w:r>
+        <w:r>
+          <w:rPr>
+            <w:noProof/>
+            <w:webHidden/>
+          </w:rPr>
+          <w:t>14</w:t>
         </w:r>
         <w:r>
           <w:rPr>
@@ -1207,7 +3057,7 @@
           <w14:ligatures w14:val="standardContextual"/>
         </w:rPr>
       </w:pPr>
-      <w:hyperlink w:anchor="_Toc242560574" w:history="1">
+      <w:hyperlink w:anchor="_Toc242561263" w:history="1">
         <w:r>
           <w:rPr>
             <w:rStyle w:val="Hipervnculo"/>
@@ -1234,7 +3084,7 @@
             <w:noProof/>
             <w:webHidden/>
           </w:rPr>
-          <w:instrText xml:space="preserve"> PAGEREF _Toc242560574 \h </w:instrText>
+          <w:instrText xml:space="preserve"> PAGEREF _Toc242561263 \h </w:instrText>
         </w:r>
         <w:r>
           <w:rPr>
@@ -1254,7 +3104,673 @@
             <w:noProof/>
             <w:webHidden/>
           </w:rPr>
-          <w:t>4</w:t>
+          <w:t>14</w:t>
+        </w:r>
+        <w:r>
+          <w:rPr>
+            <w:noProof/>
+            <w:webHidden/>
+          </w:rPr>
+          <w:fldChar w:fldCharType="end"/>
+        </w:r>
+      </w:hyperlink>
+    </w:p>
+    <w:p>
+      <w:pPr>
+        <w:pStyle w:val="TDC3"/>
+        <w:tabs>
+          <w:tab w:val="right" w:leader="dot" w:pos="8495"/>
+        </w:tabs>
+        <w:rPr>
+          <w:rFonts w:asciiTheme="minorHAnsi" w:eastAsiaTheme="minorEastAsia" w:hAnsiTheme="minorHAnsi" w:cstheme="minorBidi"/>
+          <w:noProof/>
+          <w:kern w:val="2"/>
+          <w:sz w:val="24"/>
+          <w:szCs w:val="24"/>
+          <w:lang w:val="es-AR" w:eastAsia="es-AR"/>
+          <w14:ligatures w14:val="standardContextual"/>
+        </w:rPr>
+      </w:pPr>
+      <w:hyperlink w:anchor="_Toc242561264" w:history="1">
+        <w:r>
+          <w:rPr>
+            <w:rStyle w:val="Hipervnculo"/>
+            <w:noProof/>
+          </w:rPr>
+          <w:t>Proceso 1: Gestión de alumnos e inscripciones</w:t>
+        </w:r>
+        <w:r>
+          <w:rPr>
+            <w:noProof/>
+            <w:webHidden/>
+          </w:rPr>
+          <w:tab/>
+        </w:r>
+        <w:r>
+          <w:rPr>
+            <w:noProof/>
+            <w:webHidden/>
+          </w:rPr>
+          <w:fldChar w:fldCharType="begin"/>
+        </w:r>
+        <w:r>
+          <w:rPr>
+            <w:noProof/>
+            <w:webHidden/>
+          </w:rPr>
+          <w:instrText xml:space="preserve"> PAGEREF _Toc242561264 \h </w:instrText>
+        </w:r>
+        <w:r>
+          <w:rPr>
+            <w:noProof/>
+            <w:webHidden/>
+          </w:rPr>
+        </w:r>
+        <w:r>
+          <w:rPr>
+            <w:noProof/>
+            <w:webHidden/>
+          </w:rPr>
+          <w:fldChar w:fldCharType="separate"/>
+        </w:r>
+        <w:r>
+          <w:rPr>
+            <w:noProof/>
+            <w:webHidden/>
+          </w:rPr>
+          <w:t>14</w:t>
+        </w:r>
+        <w:r>
+          <w:rPr>
+            <w:noProof/>
+            <w:webHidden/>
+          </w:rPr>
+          <w:fldChar w:fldCharType="end"/>
+        </w:r>
+      </w:hyperlink>
+    </w:p>
+    <w:p>
+      <w:pPr>
+        <w:pStyle w:val="TDC3"/>
+        <w:tabs>
+          <w:tab w:val="right" w:leader="dot" w:pos="8495"/>
+        </w:tabs>
+        <w:rPr>
+          <w:rFonts w:asciiTheme="minorHAnsi" w:eastAsiaTheme="minorEastAsia" w:hAnsiTheme="minorHAnsi" w:cstheme="minorBidi"/>
+          <w:noProof/>
+          <w:kern w:val="2"/>
+          <w:sz w:val="24"/>
+          <w:szCs w:val="24"/>
+          <w:lang w:val="es-AR" w:eastAsia="es-AR"/>
+          <w14:ligatures w14:val="standardContextual"/>
+        </w:rPr>
+      </w:pPr>
+      <w:hyperlink w:anchor="_Toc242561265" w:history="1">
+        <w:r>
+          <w:rPr>
+            <w:rStyle w:val="Hipervnculo"/>
+            <w:noProof/>
+          </w:rPr>
+          <w:t>Proceso 2: Gestión de horarios y salas</w:t>
+        </w:r>
+        <w:r>
+          <w:rPr>
+            <w:noProof/>
+            <w:webHidden/>
+          </w:rPr>
+          <w:tab/>
+        </w:r>
+        <w:r>
+          <w:rPr>
+            <w:noProof/>
+            <w:webHidden/>
+          </w:rPr>
+          <w:fldChar w:fldCharType="begin"/>
+        </w:r>
+        <w:r>
+          <w:rPr>
+            <w:noProof/>
+            <w:webHidden/>
+          </w:rPr>
+          <w:instrText xml:space="preserve"> PAGEREF _Toc242561265 \h </w:instrText>
+        </w:r>
+        <w:r>
+          <w:rPr>
+            <w:noProof/>
+            <w:webHidden/>
+          </w:rPr>
+        </w:r>
+        <w:r>
+          <w:rPr>
+            <w:noProof/>
+            <w:webHidden/>
+          </w:rPr>
+          <w:fldChar w:fldCharType="separate"/>
+        </w:r>
+        <w:r>
+          <w:rPr>
+            <w:noProof/>
+            <w:webHidden/>
+          </w:rPr>
+          <w:t>16</w:t>
+        </w:r>
+        <w:r>
+          <w:rPr>
+            <w:noProof/>
+            <w:webHidden/>
+          </w:rPr>
+          <w:fldChar w:fldCharType="end"/>
+        </w:r>
+      </w:hyperlink>
+    </w:p>
+    <w:p>
+      <w:pPr>
+        <w:pStyle w:val="TDC3"/>
+        <w:tabs>
+          <w:tab w:val="right" w:leader="dot" w:pos="8495"/>
+        </w:tabs>
+        <w:rPr>
+          <w:rFonts w:asciiTheme="minorHAnsi" w:eastAsiaTheme="minorEastAsia" w:hAnsiTheme="minorHAnsi" w:cstheme="minorBidi"/>
+          <w:noProof/>
+          <w:kern w:val="2"/>
+          <w:sz w:val="24"/>
+          <w:szCs w:val="24"/>
+          <w:lang w:val="es-AR" w:eastAsia="es-AR"/>
+          <w14:ligatures w14:val="standardContextual"/>
+        </w:rPr>
+      </w:pPr>
+      <w:hyperlink w:anchor="_Toc242561266" w:history="1">
+        <w:r>
+          <w:rPr>
+            <w:rStyle w:val="Hipervnculo"/>
+            <w:noProof/>
+          </w:rPr>
+          <w:t>Proceso 3: Control de pagos y cobros</w:t>
+        </w:r>
+        <w:r>
+          <w:rPr>
+            <w:noProof/>
+            <w:webHidden/>
+          </w:rPr>
+          <w:tab/>
+        </w:r>
+        <w:r>
+          <w:rPr>
+            <w:noProof/>
+            <w:webHidden/>
+          </w:rPr>
+          <w:fldChar w:fldCharType="begin"/>
+        </w:r>
+        <w:r>
+          <w:rPr>
+            <w:noProof/>
+            <w:webHidden/>
+          </w:rPr>
+          <w:instrText xml:space="preserve"> PAGEREF _Toc242561266 \h </w:instrText>
+        </w:r>
+        <w:r>
+          <w:rPr>
+            <w:noProof/>
+            <w:webHidden/>
+          </w:rPr>
+        </w:r>
+        <w:r>
+          <w:rPr>
+            <w:noProof/>
+            <w:webHidden/>
+          </w:rPr>
+          <w:fldChar w:fldCharType="separate"/>
+        </w:r>
+        <w:r>
+          <w:rPr>
+            <w:noProof/>
+            <w:webHidden/>
+          </w:rPr>
+          <w:t>16</w:t>
+        </w:r>
+        <w:r>
+          <w:rPr>
+            <w:noProof/>
+            <w:webHidden/>
+          </w:rPr>
+          <w:fldChar w:fldCharType="end"/>
+        </w:r>
+      </w:hyperlink>
+    </w:p>
+    <w:p>
+      <w:pPr>
+        <w:pStyle w:val="TDC3"/>
+        <w:tabs>
+          <w:tab w:val="right" w:leader="dot" w:pos="8495"/>
+        </w:tabs>
+        <w:rPr>
+          <w:rFonts w:asciiTheme="minorHAnsi" w:eastAsiaTheme="minorEastAsia" w:hAnsiTheme="minorHAnsi" w:cstheme="minorBidi"/>
+          <w:noProof/>
+          <w:kern w:val="2"/>
+          <w:sz w:val="24"/>
+          <w:szCs w:val="24"/>
+          <w:lang w:val="es-AR" w:eastAsia="es-AR"/>
+          <w14:ligatures w14:val="standardContextual"/>
+        </w:rPr>
+      </w:pPr>
+      <w:hyperlink w:anchor="_Toc242561267" w:history="1">
+        <w:r>
+          <w:rPr>
+            <w:rStyle w:val="Hipervnculo"/>
+            <w:noProof/>
+          </w:rPr>
+          <w:t>Proceso 4: Gestión del servicio de mix &amp; mastering</w:t>
+        </w:r>
+        <w:r>
+          <w:rPr>
+            <w:noProof/>
+            <w:webHidden/>
+          </w:rPr>
+          <w:tab/>
+        </w:r>
+        <w:r>
+          <w:rPr>
+            <w:noProof/>
+            <w:webHidden/>
+          </w:rPr>
+          <w:fldChar w:fldCharType="begin"/>
+        </w:r>
+        <w:r>
+          <w:rPr>
+            <w:noProof/>
+            <w:webHidden/>
+          </w:rPr>
+          <w:instrText xml:space="preserve"> PAGEREF _Toc242561267 \h </w:instrText>
+        </w:r>
+        <w:r>
+          <w:rPr>
+            <w:noProof/>
+            <w:webHidden/>
+          </w:rPr>
+        </w:r>
+        <w:r>
+          <w:rPr>
+            <w:noProof/>
+            <w:webHidden/>
+          </w:rPr>
+          <w:fldChar w:fldCharType="separate"/>
+        </w:r>
+        <w:r>
+          <w:rPr>
+            <w:noProof/>
+            <w:webHidden/>
+          </w:rPr>
+          <w:t>16</w:t>
+        </w:r>
+        <w:r>
+          <w:rPr>
+            <w:noProof/>
+            <w:webHidden/>
+          </w:rPr>
+          <w:fldChar w:fldCharType="end"/>
+        </w:r>
+      </w:hyperlink>
+    </w:p>
+    <w:p>
+      <w:pPr>
+        <w:pStyle w:val="TDC3"/>
+        <w:tabs>
+          <w:tab w:val="right" w:leader="dot" w:pos="8495"/>
+        </w:tabs>
+        <w:rPr>
+          <w:rFonts w:asciiTheme="minorHAnsi" w:eastAsiaTheme="minorEastAsia" w:hAnsiTheme="minorHAnsi" w:cstheme="minorBidi"/>
+          <w:noProof/>
+          <w:kern w:val="2"/>
+          <w:sz w:val="24"/>
+          <w:szCs w:val="24"/>
+          <w:lang w:val="es-AR" w:eastAsia="es-AR"/>
+          <w14:ligatures w14:val="standardContextual"/>
+        </w:rPr>
+      </w:pPr>
+      <w:hyperlink w:anchor="_Toc242561268" w:history="1">
+        <w:r>
+          <w:rPr>
+            <w:rStyle w:val="Hipervnculo"/>
+            <w:noProof/>
+          </w:rPr>
+          <w:t>Proceso 5: Sello discográfico y gestión de lanzamientos</w:t>
+        </w:r>
+        <w:r>
+          <w:rPr>
+            <w:noProof/>
+            <w:webHidden/>
+          </w:rPr>
+          <w:tab/>
+        </w:r>
+        <w:r>
+          <w:rPr>
+            <w:noProof/>
+            <w:webHidden/>
+          </w:rPr>
+          <w:fldChar w:fldCharType="begin"/>
+        </w:r>
+        <w:r>
+          <w:rPr>
+            <w:noProof/>
+            <w:webHidden/>
+          </w:rPr>
+          <w:instrText xml:space="preserve"> PAGEREF _Toc242561268 \h </w:instrText>
+        </w:r>
+        <w:r>
+          <w:rPr>
+            <w:noProof/>
+            <w:webHidden/>
+          </w:rPr>
+        </w:r>
+        <w:r>
+          <w:rPr>
+            <w:noProof/>
+            <w:webHidden/>
+          </w:rPr>
+          <w:fldChar w:fldCharType="separate"/>
+        </w:r>
+        <w:r>
+          <w:rPr>
+            <w:noProof/>
+            <w:webHidden/>
+          </w:rPr>
+          <w:t>17</w:t>
+        </w:r>
+        <w:r>
+          <w:rPr>
+            <w:noProof/>
+            <w:webHidden/>
+          </w:rPr>
+          <w:fldChar w:fldCharType="end"/>
+        </w:r>
+      </w:hyperlink>
+    </w:p>
+    <w:p>
+      <w:pPr>
+        <w:pStyle w:val="TDC3"/>
+        <w:tabs>
+          <w:tab w:val="right" w:leader="dot" w:pos="8495"/>
+        </w:tabs>
+        <w:rPr>
+          <w:rFonts w:asciiTheme="minorHAnsi" w:eastAsiaTheme="minorEastAsia" w:hAnsiTheme="minorHAnsi" w:cstheme="minorBidi"/>
+          <w:noProof/>
+          <w:kern w:val="2"/>
+          <w:sz w:val="24"/>
+          <w:szCs w:val="24"/>
+          <w:lang w:val="es-AR" w:eastAsia="es-AR"/>
+          <w14:ligatures w14:val="standardContextual"/>
+        </w:rPr>
+      </w:pPr>
+      <w:hyperlink w:anchor="_Toc242561269" w:history="1">
+        <w:r>
+          <w:rPr>
+            <w:rStyle w:val="Hipervnculo"/>
+            <w:noProof/>
+          </w:rPr>
+          <w:t>Proceso 6: Comunicación interna y canales de entrada</w:t>
+        </w:r>
+        <w:r>
+          <w:rPr>
+            <w:noProof/>
+            <w:webHidden/>
+          </w:rPr>
+          <w:tab/>
+        </w:r>
+        <w:r>
+          <w:rPr>
+            <w:noProof/>
+            <w:webHidden/>
+          </w:rPr>
+          <w:fldChar w:fldCharType="begin"/>
+        </w:r>
+        <w:r>
+          <w:rPr>
+            <w:noProof/>
+            <w:webHidden/>
+          </w:rPr>
+          <w:instrText xml:space="preserve"> PAGEREF _Toc242561269 \h </w:instrText>
+        </w:r>
+        <w:r>
+          <w:rPr>
+            <w:noProof/>
+            <w:webHidden/>
+          </w:rPr>
+        </w:r>
+        <w:r>
+          <w:rPr>
+            <w:noProof/>
+            <w:webHidden/>
+          </w:rPr>
+          <w:fldChar w:fldCharType="separate"/>
+        </w:r>
+        <w:r>
+          <w:rPr>
+            <w:noProof/>
+            <w:webHidden/>
+          </w:rPr>
+          <w:t>17</w:t>
+        </w:r>
+        <w:r>
+          <w:rPr>
+            <w:noProof/>
+            <w:webHidden/>
+          </w:rPr>
+          <w:fldChar w:fldCharType="end"/>
+        </w:r>
+      </w:hyperlink>
+    </w:p>
+    <w:p>
+      <w:pPr>
+        <w:pStyle w:val="TDC3"/>
+        <w:tabs>
+          <w:tab w:val="right" w:leader="dot" w:pos="8495"/>
+        </w:tabs>
+        <w:rPr>
+          <w:rFonts w:asciiTheme="minorHAnsi" w:eastAsiaTheme="minorEastAsia" w:hAnsiTheme="minorHAnsi" w:cstheme="minorBidi"/>
+          <w:noProof/>
+          <w:kern w:val="2"/>
+          <w:sz w:val="24"/>
+          <w:szCs w:val="24"/>
+          <w:lang w:val="es-AR" w:eastAsia="es-AR"/>
+          <w14:ligatures w14:val="standardContextual"/>
+        </w:rPr>
+      </w:pPr>
+      <w:hyperlink w:anchor="_Toc242561270" w:history="1">
+        <w:r>
+          <w:rPr>
+            <w:rStyle w:val="Hipervnculo"/>
+            <w:noProof/>
+          </w:rPr>
+          <w:t>Proceso 7: Gestión de mentorías</w:t>
+        </w:r>
+        <w:r>
+          <w:rPr>
+            <w:noProof/>
+            <w:webHidden/>
+          </w:rPr>
+          <w:tab/>
+        </w:r>
+        <w:r>
+          <w:rPr>
+            <w:noProof/>
+            <w:webHidden/>
+          </w:rPr>
+          <w:fldChar w:fldCharType="begin"/>
+        </w:r>
+        <w:r>
+          <w:rPr>
+            <w:noProof/>
+            <w:webHidden/>
+          </w:rPr>
+          <w:instrText xml:space="preserve"> PAGEREF _Toc242561270 \h </w:instrText>
+        </w:r>
+        <w:r>
+          <w:rPr>
+            <w:noProof/>
+            <w:webHidden/>
+          </w:rPr>
+        </w:r>
+        <w:r>
+          <w:rPr>
+            <w:noProof/>
+            <w:webHidden/>
+          </w:rPr>
+          <w:fldChar w:fldCharType="separate"/>
+        </w:r>
+        <w:r>
+          <w:rPr>
+            <w:noProof/>
+            <w:webHidden/>
+          </w:rPr>
+          <w:t>17</w:t>
+        </w:r>
+        <w:r>
+          <w:rPr>
+            <w:noProof/>
+            <w:webHidden/>
+          </w:rPr>
+          <w:fldChar w:fldCharType="end"/>
+        </w:r>
+      </w:hyperlink>
+    </w:p>
+    <w:p>
+      <w:pPr>
+        <w:pStyle w:val="TDC3"/>
+        <w:tabs>
+          <w:tab w:val="right" w:leader="dot" w:pos="8495"/>
+        </w:tabs>
+        <w:rPr>
+          <w:rFonts w:asciiTheme="minorHAnsi" w:eastAsiaTheme="minorEastAsia" w:hAnsiTheme="minorHAnsi" w:cstheme="minorBidi"/>
+          <w:noProof/>
+          <w:kern w:val="2"/>
+          <w:sz w:val="24"/>
+          <w:szCs w:val="24"/>
+          <w:lang w:val="es-AR" w:eastAsia="es-AR"/>
+          <w14:ligatures w14:val="standardContextual"/>
+        </w:rPr>
+      </w:pPr>
+      <w:hyperlink w:anchor="_Toc242561271" w:history="1">
+        <w:r>
+          <w:rPr>
+            <w:rStyle w:val="Hipervnculo"/>
+            <w:noProof/>
+          </w:rPr>
+          <w:t>Proceso 8: Venta de equipos</w:t>
+        </w:r>
+        <w:r>
+          <w:rPr>
+            <w:noProof/>
+            <w:webHidden/>
+          </w:rPr>
+          <w:tab/>
+        </w:r>
+        <w:r>
+          <w:rPr>
+            <w:noProof/>
+            <w:webHidden/>
+          </w:rPr>
+          <w:fldChar w:fldCharType="begin"/>
+        </w:r>
+        <w:r>
+          <w:rPr>
+            <w:noProof/>
+            <w:webHidden/>
+          </w:rPr>
+          <w:instrText xml:space="preserve"> PAGEREF _Toc242561271 \h </w:instrText>
+        </w:r>
+        <w:r>
+          <w:rPr>
+            <w:noProof/>
+            <w:webHidden/>
+          </w:rPr>
+        </w:r>
+        <w:r>
+          <w:rPr>
+            <w:noProof/>
+            <w:webHidden/>
+          </w:rPr>
+          <w:fldChar w:fldCharType="separate"/>
+        </w:r>
+        <w:r>
+          <w:rPr>
+            <w:noProof/>
+            <w:webHidden/>
+          </w:rPr>
+          <w:t>18</w:t>
+        </w:r>
+        <w:r>
+          <w:rPr>
+            <w:noProof/>
+            <w:webHidden/>
+          </w:rPr>
+          <w:fldChar w:fldCharType="end"/>
+        </w:r>
+      </w:hyperlink>
+    </w:p>
+    <w:p>
+      <w:pPr>
+        <w:pStyle w:val="TDC3"/>
+        <w:tabs>
+          <w:tab w:val="right" w:leader="dot" w:pos="8495"/>
+        </w:tabs>
+        <w:rPr>
+          <w:rFonts w:asciiTheme="minorHAnsi" w:eastAsiaTheme="minorEastAsia" w:hAnsiTheme="minorHAnsi" w:cstheme="minorBidi"/>
+          <w:noProof/>
+          <w:kern w:val="2"/>
+          <w:sz w:val="24"/>
+          <w:szCs w:val="24"/>
+          <w:lang w:val="es-AR" w:eastAsia="es-AR"/>
+          <w14:ligatures w14:val="standardContextual"/>
+        </w:rPr>
+      </w:pPr>
+      <w:hyperlink w:anchor="_Toc242561272" w:history="1">
+        <w:r>
+          <w:rPr>
+            <w:rStyle w:val="Hipervnculo"/>
+            <w:noProof/>
+          </w:rPr>
+          <w:t>Proceso 9: Alquiler de cabina y grabación de sets</w:t>
+        </w:r>
+        <w:r>
+          <w:rPr>
+            <w:noProof/>
+            <w:webHidden/>
+          </w:rPr>
+          <w:tab/>
+        </w:r>
+        <w:r>
+          <w:rPr>
+            <w:noProof/>
+            <w:webHidden/>
+          </w:rPr>
+          <w:fldChar w:fldCharType="begin"/>
+        </w:r>
+        <w:r>
+          <w:rPr>
+            <w:noProof/>
+            <w:webHidden/>
+          </w:rPr>
+          <w:instrText xml:space="preserve"> PAGEREF _Toc242561272 \h </w:instrText>
+        </w:r>
+        <w:r>
+          <w:rPr>
+            <w:noProof/>
+            <w:webHidden/>
+          </w:rPr>
+        </w:r>
+        <w:r>
+          <w:rPr>
+            <w:noProof/>
+            <w:webHidden/>
+          </w:rPr>
+          <w:fldChar w:fldCharType="separate"/>
+        </w:r>
+        <w:r>
+          <w:rPr>
+            <w:noProof/>
+            <w:webHidden/>
+          </w:rPr>
+          <w:t>18</w:t>
         </w:r>
         <w:r>
           <w:rPr>
@@ -1281,7 +3797,7 @@
           <w14:ligatures w14:val="standardContextual"/>
         </w:rPr>
       </w:pPr>
-      <w:hyperlink w:anchor="_Toc242560575" w:history="1">
+      <w:hyperlink w:anchor="_Toc242561273" w:history="1">
         <w:r>
           <w:rPr>
             <w:rStyle w:val="Hipervnculo"/>
@@ -1308,7 +3824,7 @@
             <w:noProof/>
             <w:webHidden/>
           </w:rPr>
-          <w:instrText xml:space="preserve"> PAGEREF _Toc242560575 \h </w:instrText>
+          <w:instrText xml:space="preserve"> PAGEREF _Toc242561273 \h </w:instrText>
         </w:r>
         <w:r>
           <w:rPr>
@@ -1328,7 +3844,7 @@
             <w:noProof/>
             <w:webHidden/>
           </w:rPr>
-          <w:t>4</w:t>
+          <w:t>18</w:t>
         </w:r>
         <w:r>
           <w:rPr>
@@ -1355,7 +3871,7 @@
           <w14:ligatures w14:val="standardContextual"/>
         </w:rPr>
       </w:pPr>
-      <w:hyperlink w:anchor="_Toc242560576" w:history="1">
+      <w:hyperlink w:anchor="_Toc242561274" w:history="1">
         <w:r>
           <w:rPr>
             <w:rStyle w:val="Hipervnculo"/>
@@ -1382,7 +3898,7 @@
             <w:noProof/>
             <w:webHidden/>
           </w:rPr>
-          <w:instrText xml:space="preserve"> PAGEREF _Toc242560576 \h </w:instrText>
+          <w:instrText xml:space="preserve"> PAGEREF _Toc242561274 \h </w:instrText>
         </w:r>
         <w:r>
           <w:rPr>
@@ -1402,7 +3918,7 @@
             <w:noProof/>
             <w:webHidden/>
           </w:rPr>
-          <w:t>5</w:t>
+          <w:t>21</w:t>
         </w:r>
         <w:r>
           <w:rPr>
@@ -1429,7 +3945,7 @@
           <w14:ligatures w14:val="standardContextual"/>
         </w:rPr>
       </w:pPr>
-      <w:hyperlink w:anchor="_Toc242560577" w:history="1">
+      <w:hyperlink w:anchor="_Toc242561275" w:history="1">
         <w:r>
           <w:rPr>
             <w:rStyle w:val="Hipervnculo"/>
@@ -1456,7 +3972,7 @@
             <w:noProof/>
             <w:webHidden/>
           </w:rPr>
-          <w:instrText xml:space="preserve"> PAGEREF _Toc242560577 \h </w:instrText>
+          <w:instrText xml:space="preserve"> PAGEREF _Toc242561275 \h </w:instrText>
         </w:r>
         <w:r>
           <w:rPr>
@@ -1476,7 +3992,7 @@
             <w:noProof/>
             <w:webHidden/>
           </w:rPr>
-          <w:t>6</w:t>
+          <w:t>22</w:t>
         </w:r>
         <w:r>
           <w:rPr>
@@ -1503,7 +4019,7 @@
           <w14:ligatures w14:val="standardContextual"/>
         </w:rPr>
       </w:pPr>
-      <w:hyperlink w:anchor="_Toc242560578" w:history="1">
+      <w:hyperlink w:anchor="_Toc242561276" w:history="1">
         <w:r>
           <w:rPr>
             <w:rStyle w:val="Hipervnculo"/>
@@ -1530,7 +4046,7 @@
             <w:noProof/>
             <w:webHidden/>
           </w:rPr>
-          <w:instrText xml:space="preserve"> PAGEREF _Toc242560578 \h </w:instrText>
+          <w:instrText xml:space="preserve"> PAGEREF _Toc242561276 \h </w:instrText>
         </w:r>
         <w:r>
           <w:rPr>
@@ -1550,7 +4066,7 @@
             <w:noProof/>
             <w:webHidden/>
           </w:rPr>
-          <w:t>6</w:t>
+          <w:t>22</w:t>
         </w:r>
         <w:r>
           <w:rPr>
@@ -1577,7 +4093,7 @@
           <w14:ligatures w14:val="standardContextual"/>
         </w:rPr>
       </w:pPr>
-      <w:hyperlink w:anchor="_Toc242560579" w:history="1">
+      <w:hyperlink w:anchor="_Toc242561277" w:history="1">
         <w:r>
           <w:rPr>
             <w:rStyle w:val="Hipervnculo"/>
@@ -1604,7 +4120,7 @@
             <w:noProof/>
             <w:webHidden/>
           </w:rPr>
-          <w:instrText xml:space="preserve"> PAGEREF _Toc242560579 \h </w:instrText>
+          <w:instrText xml:space="preserve"> PAGEREF _Toc242561277 \h </w:instrText>
         </w:r>
         <w:r>
           <w:rPr>
@@ -1624,7 +4140,7 @@
             <w:noProof/>
             <w:webHidden/>
           </w:rPr>
-          <w:t>6</w:t>
+          <w:t>22</w:t>
         </w:r>
         <w:r>
           <w:rPr>
@@ -1651,7 +4167,7 @@
           <w14:ligatures w14:val="standardContextual"/>
         </w:rPr>
       </w:pPr>
-      <w:hyperlink w:anchor="_Toc242560580" w:history="1">
+      <w:hyperlink w:anchor="_Toc242561278" w:history="1">
         <w:r>
           <w:rPr>
             <w:rStyle w:val="Hipervnculo"/>
@@ -1678,7 +4194,7 @@
             <w:noProof/>
             <w:webHidden/>
           </w:rPr>
-          <w:instrText xml:space="preserve"> PAGEREF _Toc242560580 \h </w:instrText>
+          <w:instrText xml:space="preserve"> PAGEREF _Toc242561278 \h </w:instrText>
         </w:r>
         <w:r>
           <w:rPr>
@@ -1698,7 +4214,7 @@
             <w:noProof/>
             <w:webHidden/>
           </w:rPr>
-          <w:t>6</w:t>
+          <w:t>22</w:t>
         </w:r>
         <w:r>
           <w:rPr>
@@ -1725,7 +4241,7 @@
           <w14:ligatures w14:val="standardContextual"/>
         </w:rPr>
       </w:pPr>
-      <w:hyperlink w:anchor="_Toc242560581" w:history="1">
+      <w:hyperlink w:anchor="_Toc242561279" w:history="1">
         <w:r>
           <w:rPr>
             <w:rStyle w:val="Hipervnculo"/>
@@ -1752,7 +4268,7 @@
             <w:noProof/>
             <w:webHidden/>
           </w:rPr>
-          <w:instrText xml:space="preserve"> PAGEREF _Toc242560581 \h </w:instrText>
+          <w:instrText xml:space="preserve"> PAGEREF _Toc242561279 \h </w:instrText>
         </w:r>
         <w:r>
           <w:rPr>
@@ -1772,7 +4288,7 @@
             <w:noProof/>
             <w:webHidden/>
           </w:rPr>
-          <w:t>6</w:t>
+          <w:t>22</w:t>
         </w:r>
         <w:r>
           <w:rPr>
@@ -1799,7 +4315,7 @@
           <w14:ligatures w14:val="standardContextual"/>
         </w:rPr>
       </w:pPr>
-      <w:hyperlink w:anchor="_Toc242560582" w:history="1">
+      <w:hyperlink w:anchor="_Toc242561280" w:history="1">
         <w:r>
           <w:rPr>
             <w:rStyle w:val="Hipervnculo"/>
@@ -1826,7 +4342,7 @@
             <w:noProof/>
             <w:webHidden/>
           </w:rPr>
-          <w:instrText xml:space="preserve"> PAGEREF _Toc242560582 \h </w:instrText>
+          <w:instrText xml:space="preserve"> PAGEREF _Toc242561280 \h </w:instrText>
         </w:r>
         <w:r>
           <w:rPr>
@@ -1846,7 +4362,7 @@
             <w:noProof/>
             <w:webHidden/>
           </w:rPr>
-          <w:t>6</w:t>
+          <w:t>22</w:t>
         </w:r>
         <w:r>
           <w:rPr>
@@ -1873,7 +4389,7 @@
           <w14:ligatures w14:val="standardContextual"/>
         </w:rPr>
       </w:pPr>
-      <w:hyperlink w:anchor="_Toc242560583" w:history="1">
+      <w:hyperlink w:anchor="_Toc242561281" w:history="1">
         <w:r>
           <w:rPr>
             <w:rStyle w:val="Hipervnculo"/>
@@ -1900,7 +4416,7 @@
             <w:noProof/>
             <w:webHidden/>
           </w:rPr>
-          <w:instrText xml:space="preserve"> PAGEREF _Toc242560583 \h </w:instrText>
+          <w:instrText xml:space="preserve"> PAGEREF _Toc242561281 \h </w:instrText>
         </w:r>
         <w:r>
           <w:rPr>
@@ -1920,7 +4436,7 @@
             <w:noProof/>
             <w:webHidden/>
           </w:rPr>
-          <w:t>6</w:t>
+          <w:t>22</w:t>
         </w:r>
         <w:r>
           <w:rPr>
@@ -1947,7 +4463,7 @@
           <w14:ligatures w14:val="standardContextual"/>
         </w:rPr>
       </w:pPr>
-      <w:hyperlink w:anchor="_Toc242560584" w:history="1">
+      <w:hyperlink w:anchor="_Toc242561282" w:history="1">
         <w:r>
           <w:rPr>
             <w:rStyle w:val="Hipervnculo"/>
@@ -1974,7 +4490,7 @@
             <w:noProof/>
             <w:webHidden/>
           </w:rPr>
-          <w:instrText xml:space="preserve"> PAGEREF _Toc242560584 \h </w:instrText>
+          <w:instrText xml:space="preserve"> PAGEREF _Toc242561282 \h </w:instrText>
         </w:r>
         <w:r>
           <w:rPr>
@@ -1994,7 +4510,7 @@
             <w:noProof/>
             <w:webHidden/>
           </w:rPr>
-          <w:t>6</w:t>
+          <w:t>22</w:t>
         </w:r>
         <w:r>
           <w:rPr>
@@ -2021,7 +4537,7 @@
           <w14:ligatures w14:val="standardContextual"/>
         </w:rPr>
       </w:pPr>
-      <w:hyperlink w:anchor="_Toc242560585" w:history="1">
+      <w:hyperlink w:anchor="_Toc242561283" w:history="1">
         <w:r>
           <w:rPr>
             <w:rStyle w:val="Hipervnculo"/>
@@ -2048,7 +4564,7 @@
             <w:noProof/>
             <w:webHidden/>
           </w:rPr>
-          <w:instrText xml:space="preserve"> PAGEREF _Toc242560585 \h </w:instrText>
+          <w:instrText xml:space="preserve"> PAGEREF _Toc242561283 \h </w:instrText>
         </w:r>
         <w:r>
           <w:rPr>
@@ -2068,7 +4584,7 @@
             <w:noProof/>
             <w:webHidden/>
           </w:rPr>
-          <w:t>6</w:t>
+          <w:t>22</w:t>
         </w:r>
         <w:r>
           <w:rPr>
@@ -2095,7 +4611,7 @@
           <w14:ligatures w14:val="standardContextual"/>
         </w:rPr>
       </w:pPr>
-      <w:hyperlink w:anchor="_Toc242560586" w:history="1">
+      <w:hyperlink w:anchor="_Toc242561284" w:history="1">
         <w:r>
           <w:rPr>
             <w:rStyle w:val="Hipervnculo"/>
@@ -2122,7 +4638,7 @@
             <w:noProof/>
             <w:webHidden/>
           </w:rPr>
-          <w:instrText xml:space="preserve"> PAGEREF _Toc242560586 \h </w:instrText>
+          <w:instrText xml:space="preserve"> PAGEREF _Toc242561284 \h </w:instrText>
         </w:r>
         <w:r>
           <w:rPr>
@@ -2142,7 +4658,7 @@
             <w:noProof/>
             <w:webHidden/>
           </w:rPr>
-          <w:t>6</w:t>
+          <w:t>22</w:t>
         </w:r>
         <w:r>
           <w:rPr>
@@ -2169,7 +4685,7 @@
           <w14:ligatures w14:val="standardContextual"/>
         </w:rPr>
       </w:pPr>
-      <w:hyperlink w:anchor="_Toc242560587" w:history="1">
+      <w:hyperlink w:anchor="_Toc242561285" w:history="1">
         <w:r>
           <w:rPr>
             <w:rStyle w:val="Hipervnculo"/>
@@ -2196,7 +4712,7 @@
             <w:noProof/>
             <w:webHidden/>
           </w:rPr>
-          <w:instrText xml:space="preserve"> PAGEREF _Toc242560587 \h </w:instrText>
+          <w:instrText xml:space="preserve"> PAGEREF _Toc242561285 \h </w:instrText>
         </w:r>
         <w:r>
           <w:rPr>
@@ -2216,7 +4732,7 @@
             <w:noProof/>
             <w:webHidden/>
           </w:rPr>
-          <w:t>6</w:t>
+          <w:t>22</w:t>
         </w:r>
         <w:r>
           <w:rPr>
@@ -2243,7 +4759,7 @@
           <w14:ligatures w14:val="standardContextual"/>
         </w:rPr>
       </w:pPr>
-      <w:hyperlink w:anchor="_Toc242560588" w:history="1">
+      <w:hyperlink w:anchor="_Toc242561286" w:history="1">
         <w:r>
           <w:rPr>
             <w:rStyle w:val="Hipervnculo"/>
@@ -2270,7 +4786,7 @@
             <w:noProof/>
             <w:webHidden/>
           </w:rPr>
-          <w:instrText xml:space="preserve"> PAGEREF _Toc242560588 \h </w:instrText>
+          <w:instrText xml:space="preserve"> PAGEREF _Toc242561286 \h </w:instrText>
         </w:r>
         <w:r>
           <w:rPr>
@@ -2290,7 +4806,7 @@
             <w:noProof/>
             <w:webHidden/>
           </w:rPr>
-          <w:t>7</w:t>
+          <w:t>23</w:t>
         </w:r>
         <w:r>
           <w:rPr>
@@ -2317,7 +4833,7 @@
           <w14:ligatures w14:val="standardContextual"/>
         </w:rPr>
       </w:pPr>
-      <w:hyperlink w:anchor="_Toc242560589" w:history="1">
+      <w:hyperlink w:anchor="_Toc242561287" w:history="1">
         <w:r>
           <w:rPr>
             <w:rStyle w:val="Hipervnculo"/>
@@ -2344,7 +4860,7 @@
             <w:noProof/>
             <w:webHidden/>
           </w:rPr>
-          <w:instrText xml:space="preserve"> PAGEREF _Toc242560589 \h </w:instrText>
+          <w:instrText xml:space="preserve"> PAGEREF _Toc242561287 \h </w:instrText>
         </w:r>
         <w:r>
           <w:rPr>
@@ -2364,7 +4880,7 @@
             <w:noProof/>
             <w:webHidden/>
           </w:rPr>
-          <w:t>8</w:t>
+          <w:t>24</w:t>
         </w:r>
         <w:r>
           <w:rPr>
@@ -2391,7 +4907,7 @@
           <w14:ligatures w14:val="standardContextual"/>
         </w:rPr>
       </w:pPr>
-      <w:hyperlink w:anchor="_Toc242560590" w:history="1">
+      <w:hyperlink w:anchor="_Toc242561288" w:history="1">
         <w:r>
           <w:rPr>
             <w:rStyle w:val="Hipervnculo"/>
@@ -2418,7 +4934,7 @@
             <w:noProof/>
             <w:webHidden/>
           </w:rPr>
-          <w:instrText xml:space="preserve"> PAGEREF _Toc242560590 \h </w:instrText>
+          <w:instrText xml:space="preserve"> PAGEREF _Toc242561288 \h </w:instrText>
         </w:r>
         <w:r>
           <w:rPr>
@@ -2438,7 +4954,7 @@
             <w:noProof/>
             <w:webHidden/>
           </w:rPr>
-          <w:t>8</w:t>
+          <w:t>24</w:t>
         </w:r>
         <w:r>
           <w:rPr>
@@ -2465,7 +4981,7 @@
           <w14:ligatures w14:val="standardContextual"/>
         </w:rPr>
       </w:pPr>
-      <w:hyperlink w:anchor="_Toc242560591" w:history="1">
+      <w:hyperlink w:anchor="_Toc242561289" w:history="1">
         <w:r>
           <w:rPr>
             <w:rStyle w:val="Hipervnculo"/>
@@ -2492,7 +5008,7 @@
             <w:noProof/>
             <w:webHidden/>
           </w:rPr>
-          <w:instrText xml:space="preserve"> PAGEREF _Toc242560591 \h </w:instrText>
+          <w:instrText xml:space="preserve"> PAGEREF _Toc242561289 \h </w:instrText>
         </w:r>
         <w:r>
           <w:rPr>
@@ -2512,7 +5028,7 @@
             <w:noProof/>
             <w:webHidden/>
           </w:rPr>
-          <w:t>8</w:t>
+          <w:t>24</w:t>
         </w:r>
         <w:r>
           <w:rPr>
@@ -2539,7 +5055,7 @@
           <w14:ligatures w14:val="standardContextual"/>
         </w:rPr>
       </w:pPr>
-      <w:hyperlink w:anchor="_Toc242560592" w:history="1">
+      <w:hyperlink w:anchor="_Toc242561290" w:history="1">
         <w:r>
           <w:rPr>
             <w:rStyle w:val="Hipervnculo"/>
@@ -2566,7 +5082,7 @@
             <w:noProof/>
             <w:webHidden/>
           </w:rPr>
-          <w:instrText xml:space="preserve"> PAGEREF _Toc242560592 \h </w:instrText>
+          <w:instrText xml:space="preserve"> PAGEREF _Toc242561290 \h </w:instrText>
         </w:r>
         <w:r>
           <w:rPr>
@@ -2586,7 +5102,7 @@
             <w:noProof/>
             <w:webHidden/>
           </w:rPr>
-          <w:t>8</w:t>
+          <w:t>24</w:t>
         </w:r>
         <w:r>
           <w:rPr>
@@ -2613,7 +5129,7 @@
           <w14:ligatures w14:val="standardContextual"/>
         </w:rPr>
       </w:pPr>
-      <w:hyperlink w:anchor="_Toc242560593" w:history="1">
+      <w:hyperlink w:anchor="_Toc242561291" w:history="1">
         <w:r>
           <w:rPr>
             <w:rStyle w:val="Hipervnculo"/>
@@ -2640,7 +5156,7 @@
             <w:noProof/>
             <w:webHidden/>
           </w:rPr>
-          <w:instrText xml:space="preserve"> PAGEREF _Toc242560593 \h </w:instrText>
+          <w:instrText xml:space="preserve"> PAGEREF _Toc242561291 \h </w:instrText>
         </w:r>
         <w:r>
           <w:rPr>
@@ -2660,7 +5176,7 @@
             <w:noProof/>
             <w:webHidden/>
           </w:rPr>
-          <w:t>8</w:t>
+          <w:t>24</w:t>
         </w:r>
         <w:r>
           <w:rPr>
@@ -2687,7 +5203,7 @@
           <w14:ligatures w14:val="standardContextual"/>
         </w:rPr>
       </w:pPr>
-      <w:hyperlink w:anchor="_Toc242560594" w:history="1">
+      <w:hyperlink w:anchor="_Toc242561292" w:history="1">
         <w:r>
           <w:rPr>
             <w:rStyle w:val="Hipervnculo"/>
@@ -2714,7 +5230,7 @@
             <w:noProof/>
             <w:webHidden/>
           </w:rPr>
-          <w:instrText xml:space="preserve"> PAGEREF _Toc242560594 \h </w:instrText>
+          <w:instrText xml:space="preserve"> PAGEREF _Toc242561292 \h </w:instrText>
         </w:r>
         <w:r>
           <w:rPr>
@@ -2734,7 +5250,7 @@
             <w:noProof/>
             <w:webHidden/>
           </w:rPr>
-          <w:t>8</w:t>
+          <w:t>24</w:t>
         </w:r>
         <w:r>
           <w:rPr>
@@ -2761,7 +5277,7 @@
           <w14:ligatures w14:val="standardContextual"/>
         </w:rPr>
       </w:pPr>
-      <w:hyperlink w:anchor="_Toc242560595" w:history="1">
+      <w:hyperlink w:anchor="_Toc242561293" w:history="1">
         <w:r>
           <w:rPr>
             <w:rStyle w:val="Hipervnculo"/>
@@ -2788,7 +5304,7 @@
             <w:noProof/>
             <w:webHidden/>
           </w:rPr>
-          <w:instrText xml:space="preserve"> PAGEREF _Toc242560595 \h </w:instrText>
+          <w:instrText xml:space="preserve"> PAGEREF _Toc242561293 \h </w:instrText>
         </w:r>
         <w:r>
           <w:rPr>
@@ -2808,7 +5324,7 @@
             <w:noProof/>
             <w:webHidden/>
           </w:rPr>
-          <w:t>8</w:t>
+          <w:t>24</w:t>
         </w:r>
         <w:r>
           <w:rPr>
@@ -2835,7 +5351,7 @@
           <w14:ligatures w14:val="standardContextual"/>
         </w:rPr>
       </w:pPr>
-      <w:hyperlink w:anchor="_Toc242560596" w:history="1">
+      <w:hyperlink w:anchor="_Toc242561294" w:history="1">
         <w:r>
           <w:rPr>
             <w:rStyle w:val="Hipervnculo"/>
@@ -2862,7 +5378,7 @@
             <w:noProof/>
             <w:webHidden/>
           </w:rPr>
-          <w:instrText xml:space="preserve"> PAGEREF _Toc242560596 \h </w:instrText>
+          <w:instrText xml:space="preserve"> PAGEREF _Toc242561294 \h </w:instrText>
         </w:r>
         <w:r>
           <w:rPr>
@@ -2882,7 +5398,7 @@
             <w:noProof/>
             <w:webHidden/>
           </w:rPr>
-          <w:t>8</w:t>
+          <w:t>24</w:t>
         </w:r>
         <w:r>
           <w:rPr>
@@ -2909,7 +5425,7 @@
           <w14:ligatures w14:val="standardContextual"/>
         </w:rPr>
       </w:pPr>
-      <w:hyperlink w:anchor="_Toc242560597" w:history="1">
+      <w:hyperlink w:anchor="_Toc242561295" w:history="1">
         <w:r>
           <w:rPr>
             <w:rStyle w:val="Hipervnculo"/>
@@ -2936,7 +5452,7 @@
             <w:noProof/>
             <w:webHidden/>
           </w:rPr>
-          <w:instrText xml:space="preserve"> PAGEREF _Toc242560597 \h </w:instrText>
+          <w:instrText xml:space="preserve"> PAGEREF _Toc242561295 \h </w:instrText>
         </w:r>
         <w:r>
           <w:rPr>
@@ -2956,7 +5472,7 @@
             <w:noProof/>
             <w:webHidden/>
           </w:rPr>
-          <w:t>8</w:t>
+          <w:t>24</w:t>
         </w:r>
         <w:r>
           <w:rPr>
@@ -2983,7 +5499,7 @@
           <w14:ligatures w14:val="standardContextual"/>
         </w:rPr>
       </w:pPr>
-      <w:hyperlink w:anchor="_Toc242560598" w:history="1">
+      <w:hyperlink w:anchor="_Toc242561296" w:history="1">
         <w:r>
           <w:rPr>
             <w:rStyle w:val="Hipervnculo"/>
@@ -3010,7 +5526,7 @@
             <w:noProof/>
             <w:webHidden/>
           </w:rPr>
-          <w:instrText xml:space="preserve"> PAGEREF _Toc242560598 \h </w:instrText>
+          <w:instrText xml:space="preserve"> PAGEREF _Toc242561296 \h </w:instrText>
         </w:r>
         <w:r>
           <w:rPr>
@@ -3030,7 +5546,7 @@
             <w:noProof/>
             <w:webHidden/>
           </w:rPr>
-          <w:t>8</w:t>
+          <w:t>24</w:t>
         </w:r>
         <w:r>
           <w:rPr>
@@ -3057,7 +5573,7 @@
           <w14:ligatures w14:val="standardContextual"/>
         </w:rPr>
       </w:pPr>
-      <w:hyperlink w:anchor="_Toc242560599" w:history="1">
+      <w:hyperlink w:anchor="_Toc242561297" w:history="1">
         <w:r>
           <w:rPr>
             <w:rStyle w:val="Hipervnculo"/>
@@ -3084,7 +5600,7 @@
             <w:noProof/>
             <w:webHidden/>
           </w:rPr>
-          <w:instrText xml:space="preserve"> PAGEREF _Toc242560599 \h </w:instrText>
+          <w:instrText xml:space="preserve"> PAGEREF _Toc242561297 \h </w:instrText>
         </w:r>
         <w:r>
           <w:rPr>
@@ -3104,7 +5620,7 @@
             <w:noProof/>
             <w:webHidden/>
           </w:rPr>
-          <w:t>8</w:t>
+          <w:t>24</w:t>
         </w:r>
         <w:r>
           <w:rPr>
@@ -3131,7 +5647,7 @@
           <w14:ligatures w14:val="standardContextual"/>
         </w:rPr>
       </w:pPr>
-      <w:hyperlink w:anchor="_Toc242560600" w:history="1">
+      <w:hyperlink w:anchor="_Toc242561298" w:history="1">
         <w:r>
           <w:rPr>
             <w:rStyle w:val="Hipervnculo"/>
@@ -3158,7 +5674,7 @@
             <w:noProof/>
             <w:webHidden/>
           </w:rPr>
-          <w:instrText xml:space="preserve"> PAGEREF _Toc242560600 \h </w:instrText>
+          <w:instrText xml:space="preserve"> PAGEREF _Toc242561298 \h </w:instrText>
         </w:r>
         <w:r>
           <w:rPr>
@@ -3178,7 +5694,7 @@
             <w:noProof/>
             <w:webHidden/>
           </w:rPr>
-          <w:t>9</w:t>
+          <w:t>25</w:t>
         </w:r>
         <w:r>
           <w:rPr>
@@ -3205,7 +5721,7 @@
           <w14:ligatures w14:val="standardContextual"/>
         </w:rPr>
       </w:pPr>
-      <w:hyperlink w:anchor="_Toc242560601" w:history="1">
+      <w:hyperlink w:anchor="_Toc242561299" w:history="1">
         <w:r>
           <w:rPr>
             <w:rStyle w:val="Hipervnculo"/>
@@ -3232,7 +5748,7 @@
             <w:noProof/>
             <w:webHidden/>
           </w:rPr>
-          <w:instrText xml:space="preserve"> PAGEREF _Toc242560601 \h </w:instrText>
+          <w:instrText xml:space="preserve"> PAGEREF _Toc242561299 \h </w:instrText>
         </w:r>
         <w:r>
           <w:rPr>
@@ -3252,7 +5768,7 @@
             <w:noProof/>
             <w:webHidden/>
           </w:rPr>
-          <w:t>9</w:t>
+          <w:t>25</w:t>
         </w:r>
         <w:r>
           <w:rPr>
@@ -3279,7 +5795,7 @@
           <w14:ligatures w14:val="standardContextual"/>
         </w:rPr>
       </w:pPr>
-      <w:hyperlink w:anchor="_Toc242560602" w:history="1">
+      <w:hyperlink w:anchor="_Toc242561300" w:history="1">
         <w:r>
           <w:rPr>
             <w:rStyle w:val="Hipervnculo"/>
@@ -3306,7 +5822,7 @@
             <w:noProof/>
             <w:webHidden/>
           </w:rPr>
-          <w:instrText xml:space="preserve"> PAGEREF _Toc242560602 \h </w:instrText>
+          <w:instrText xml:space="preserve"> PAGEREF _Toc242561300 \h </w:instrText>
         </w:r>
         <w:r>
           <w:rPr>
@@ -3326,7 +5842,7 @@
             <w:noProof/>
             <w:webHidden/>
           </w:rPr>
-          <w:t>11</w:t>
+          <w:t>27</w:t>
         </w:r>
         <w:r>
           <w:rPr>
@@ -3353,7 +5869,7 @@
           <w14:ligatures w14:val="standardContextual"/>
         </w:rPr>
       </w:pPr>
-      <w:hyperlink w:anchor="_Toc242560603" w:history="1">
+      <w:hyperlink w:anchor="_Toc242561301" w:history="1">
         <w:r>
           <w:rPr>
             <w:rStyle w:val="Hipervnculo"/>
@@ -3380,7 +5896,7 @@
             <w:noProof/>
             <w:webHidden/>
           </w:rPr>
-          <w:instrText xml:space="preserve"> PAGEREF _Toc242560603 \h </w:instrText>
+          <w:instrText xml:space="preserve"> PAGEREF _Toc242561301 \h </w:instrText>
         </w:r>
         <w:r>
           <w:rPr>
@@ -3400,7 +5916,7 @@
             <w:noProof/>
             <w:webHidden/>
           </w:rPr>
-          <w:t>12</w:t>
+          <w:t>28</w:t>
         </w:r>
         <w:r>
           <w:rPr>
@@ -3427,7 +5943,7 @@
           <w14:ligatures w14:val="standardContextual"/>
         </w:rPr>
       </w:pPr>
-      <w:hyperlink w:anchor="_Toc242560604" w:history="1">
+      <w:hyperlink w:anchor="_Toc242561302" w:history="1">
         <w:r>
           <w:rPr>
             <w:rStyle w:val="Hipervnculo"/>
@@ -3454,7 +5970,7 @@
             <w:noProof/>
             <w:webHidden/>
           </w:rPr>
-          <w:instrText xml:space="preserve"> PAGEREF _Toc242560604 \h </w:instrText>
+          <w:instrText xml:space="preserve"> PAGEREF _Toc242561302 \h </w:instrText>
         </w:r>
         <w:r>
           <w:rPr>
@@ -3474,7 +5990,7 @@
             <w:noProof/>
             <w:webHidden/>
           </w:rPr>
-          <w:t>13</w:t>
+          <w:t>29</w:t>
         </w:r>
         <w:r>
           <w:rPr>
@@ -3501,7 +6017,7 @@
           <w14:ligatures w14:val="standardContextual"/>
         </w:rPr>
       </w:pPr>
-      <w:hyperlink w:anchor="_Toc242560605" w:history="1">
+      <w:hyperlink w:anchor="_Toc242561303" w:history="1">
         <w:r>
           <w:rPr>
             <w:rStyle w:val="Hipervnculo"/>
@@ -3528,7 +6044,7 @@
             <w:noProof/>
             <w:webHidden/>
           </w:rPr>
-          <w:instrText xml:space="preserve"> PAGEREF _Toc242560605 \h </w:instrText>
+          <w:instrText xml:space="preserve"> PAGEREF _Toc242561303 \h </w:instrText>
         </w:r>
         <w:r>
           <w:rPr>
@@ -3548,7 +6064,7 @@
             <w:noProof/>
             <w:webHidden/>
           </w:rPr>
-          <w:t>14</w:t>
+          <w:t>30</w:t>
         </w:r>
         <w:r>
           <w:rPr>
@@ -3575,7 +6091,7 @@
           <w14:ligatures w14:val="standardContextual"/>
         </w:rPr>
       </w:pPr>
-      <w:hyperlink w:anchor="_Toc242560606" w:history="1">
+      <w:hyperlink w:anchor="_Toc242561304" w:history="1">
         <w:r>
           <w:rPr>
             <w:rStyle w:val="Hipervnculo"/>
@@ -3602,7 +6118,7 @@
             <w:noProof/>
             <w:webHidden/>
           </w:rPr>
-          <w:instrText xml:space="preserve"> PAGEREF _Toc242560606 \h </w:instrText>
+          <w:instrText xml:space="preserve"> PAGEREF _Toc242561304 \h </w:instrText>
         </w:r>
         <w:r>
           <w:rPr>
@@ -3622,7 +6138,7 @@
             <w:noProof/>
             <w:webHidden/>
           </w:rPr>
-          <w:t>15</w:t>
+          <w:t>31</w:t>
         </w:r>
         <w:r>
           <w:rPr>
@@ -3649,7 +6165,7 @@
           <w14:ligatures w14:val="standardContextual"/>
         </w:rPr>
       </w:pPr>
-      <w:hyperlink w:anchor="_Toc242560607" w:history="1">
+      <w:hyperlink w:anchor="_Toc242561305" w:history="1">
         <w:r>
           <w:rPr>
             <w:rStyle w:val="Hipervnculo"/>
@@ -3676,7 +6192,7 @@
             <w:noProof/>
             <w:webHidden/>
           </w:rPr>
-          <w:instrText xml:space="preserve"> PAGEREF _Toc242560607 \h </w:instrText>
+          <w:instrText xml:space="preserve"> PAGEREF _Toc242561305 \h </w:instrText>
         </w:r>
         <w:r>
           <w:rPr>
@@ -3696,7 +6212,7 @@
             <w:noProof/>
             <w:webHidden/>
           </w:rPr>
-          <w:t>16</w:t>
+          <w:t>32</w:t>
         </w:r>
         <w:r>
           <w:rPr>
@@ -3723,7 +6239,7 @@
           <w14:ligatures w14:val="standardContextual"/>
         </w:rPr>
       </w:pPr>
-      <w:hyperlink w:anchor="_Toc242560608" w:history="1">
+      <w:hyperlink w:anchor="_Toc242561306" w:history="1">
         <w:r>
           <w:rPr>
             <w:rStyle w:val="Hipervnculo"/>
@@ -3750,7 +6266,7 @@
             <w:noProof/>
             <w:webHidden/>
           </w:rPr>
-          <w:instrText xml:space="preserve"> PAGEREF _Toc242560608 \h </w:instrText>
+          <w:instrText xml:space="preserve"> PAGEREF _Toc242561306 \h </w:instrText>
         </w:r>
         <w:r>
           <w:rPr>
@@ -3770,7 +6286,7 @@
             <w:noProof/>
             <w:webHidden/>
           </w:rPr>
-          <w:t>17</w:t>
+          <w:t>33</w:t>
         </w:r>
         <w:r>
           <w:rPr>
@@ -3797,7 +6313,7 @@
           <w14:ligatures w14:val="standardContextual"/>
         </w:rPr>
       </w:pPr>
-      <w:hyperlink w:anchor="_Toc242560609" w:history="1">
+      <w:hyperlink w:anchor="_Toc242561307" w:history="1">
         <w:r>
           <w:rPr>
             <w:rStyle w:val="Hipervnculo"/>
@@ -3824,7 +6340,7 @@
             <w:noProof/>
             <w:webHidden/>
           </w:rPr>
-          <w:instrText xml:space="preserve"> PAGEREF _Toc242560609 \h </w:instrText>
+          <w:instrText xml:space="preserve"> PAGEREF _Toc242561307 \h </w:instrText>
         </w:r>
         <w:r>
           <w:rPr>
@@ -3844,7 +6360,7 @@
             <w:noProof/>
             <w:webHidden/>
           </w:rPr>
-          <w:t>18</w:t>
+          <w:t>34</w:t>
         </w:r>
         <w:r>
           <w:rPr>
@@ -3871,7 +6387,7 @@
           <w14:ligatures w14:val="standardContextual"/>
         </w:rPr>
       </w:pPr>
-      <w:hyperlink w:anchor="_Toc242560610" w:history="1">
+      <w:hyperlink w:anchor="_Toc242561308" w:history="1">
         <w:r>
           <w:rPr>
             <w:rStyle w:val="Hipervnculo"/>
@@ -3898,7 +6414,7 @@
             <w:noProof/>
             <w:webHidden/>
           </w:rPr>
-          <w:instrText xml:space="preserve"> PAGEREF _Toc242560610 \h </w:instrText>
+          <w:instrText xml:space="preserve"> PAGEREF _Toc242561308 \h </w:instrText>
         </w:r>
         <w:r>
           <w:rPr>
@@ -3918,7 +6434,7 @@
             <w:noProof/>
             <w:webHidden/>
           </w:rPr>
-          <w:t>39</w:t>
+          <w:t>55</w:t>
         </w:r>
         <w:r>
           <w:rPr>
@@ -3973,7 +6489,7 @@
           <w:bottom w:val="single" w:sz="4" w:space="4" w:color="000000"/>
         </w:pBdr>
       </w:pPr>
-      <w:bookmarkStart w:id="0" w:name="_Toc242560560"/>
+      <w:bookmarkStart w:id="0" w:name="_Toc242561224"/>
       <w:r>
         <w:t>I. Estudio de Prefactibilidad</w:t>
       </w:r>
@@ -3988,7 +6504,7 @@
       <w:pPr>
         <w:pStyle w:val="Ttulo2"/>
       </w:pPr>
-      <w:bookmarkStart w:id="1" w:name="_Toc242560561"/>
+      <w:bookmarkStart w:id="1" w:name="_Toc242561225"/>
       <w:r>
         <w:lastRenderedPageBreak/>
         <w:t>Introducción</w:t>
@@ -3996,88 +6512,166 @@
       <w:bookmarkEnd w:id="1"/>
     </w:p>
     <w:p>
+      <w:pPr>
+        <w:pStyle w:val="Cuerpo"/>
+      </w:pPr>
       <w:r>
-        <w:rPr>
-          <w:i/>
-          <w:color w:val="595959"/>
-        </w:rPr>
-        <w:t>[Contenido: Fase 1]</w:t>
+        <w:t>El presente documento tiene como objetivo analizar la prefactibilidad de implementar un sistema integral de gestión para La Juanita Music, con el fin de optimizar sus operaciones, mejorar la experiencia de alumnos y clientes, y acompañar su crecimiento sostenido dentro de la industria de la música electrónica.</w:t>
       </w:r>
     </w:p>
     <w:p>
       <w:pPr>
         <w:pStyle w:val="Ttulo2"/>
       </w:pPr>
-      <w:bookmarkStart w:id="2" w:name="_Toc242560562"/>
+      <w:bookmarkStart w:id="2" w:name="_Toc242561226"/>
       <w:r>
         <w:t>¿Qué es La Juanita?</w:t>
       </w:r>
       <w:bookmarkEnd w:id="2"/>
     </w:p>
     <w:p>
+      <w:pPr>
+        <w:pStyle w:val="Cuerpo"/>
+      </w:pPr>
+      <w:r>
+        <w:t>La Juanita es un sello discográfico dedicado a recibir música de artistas de todo el mundo, realizar una curaduría y comercializar aquellos proyectos que estén alineados con su sonido en cada momento.</w:t>
+      </w:r>
+    </w:p>
+    <w:p>
+      <w:pPr>
+        <w:pStyle w:val="Cuerpo"/>
+      </w:pPr>
+      <w:r>
+        <w:t xml:space="preserve">El proyecto fue impulsado por la familia Oppel como principal inversora, junto a Federico Castelo y “Chapa” Ruiz, conocidos como </w:t>
+      </w:r>
       <w:r>
         <w:rPr>
           <w:i/>
-          <w:color w:val="595959"/>
         </w:rPr>
-        <w:t>[Contenido: Fase 1]</w:t>
+        <w:t>Chapa &amp; Castelo</w:t>
+      </w:r>
+      <w:r>
+        <w:t>, dos DJ y productores con el sueño de montar un sello discográfico propio. Funciona desde 2021.</w:t>
+      </w:r>
+    </w:p>
+    <w:p>
+      <w:pPr>
+        <w:pStyle w:val="Cuerpo"/>
+      </w:pPr>
+      <w:r>
+        <w:t>Hoy La Juanita, desde su sede en el Office Park Quatro de Pilar, provincia de Buenos Aires, dicta cursos de DJ y de producción musical para todos los niveles, y mentorías para quienes quieren profundizar en el mundo de la música electrónica. También organiza eventos en Argentina, Uruguay y Brasil, donde difunde su música, conecta con profesionales de otros países y da espacio a la comunidad.</w:t>
+      </w:r>
+    </w:p>
+    <w:p>
+      <w:pPr>
+        <w:pStyle w:val="Cuerpo"/>
+      </w:pPr>
+      <w:r>
+        <w:t>A esos servicios suma el alquiler de cabinas para practicar, la grabación de sets en su cabina de grabación, el servicio de mezcla y masterización (</w:t>
+      </w:r>
+      <w:r>
+        <w:rPr>
+          <w:i/>
+        </w:rPr>
+        <w:t>mix &amp; mastering</w:t>
+      </w:r>
+      <w:r>
+        <w:t>) y la venta de equipos de música.</w:t>
       </w:r>
     </w:p>
     <w:p>
       <w:pPr>
         <w:pStyle w:val="Ttulo2"/>
       </w:pPr>
-      <w:bookmarkStart w:id="3" w:name="_Toc242560563"/>
+      <w:bookmarkStart w:id="3" w:name="_Toc242561227"/>
       <w:r>
         <w:t>¿Cuál es la situación actual?</w:t>
       </w:r>
       <w:bookmarkEnd w:id="3"/>
     </w:p>
     <w:p>
+      <w:pPr>
+        <w:pStyle w:val="Cuerpo"/>
+      </w:pPr>
       <w:r>
-        <w:rPr>
-          <w:i/>
-          <w:color w:val="595959"/>
-        </w:rPr>
-        <w:t>[Contenido: Fase 1]</w:t>
+        <w:t>En el último tiempo el sello creció de forma notable, impulsado por el auge de la cultura electrónica y por el interés de cada vez más jóvenes en convertirse en DJ y productores. Esto produjo un aumento marcado de la demanda de todos sus servicios: cursos, mentorías, alquileres y eventos.</w:t>
       </w:r>
     </w:p>
     <w:p>
       <w:pPr>
         <w:pStyle w:val="Ttulo2"/>
       </w:pPr>
-      <w:bookmarkStart w:id="4" w:name="_Toc242560564"/>
+      <w:bookmarkStart w:id="4" w:name="_Toc242561228"/>
       <w:r>
         <w:t>¿Cuál es el proceso actual?</w:t>
       </w:r>
       <w:bookmarkEnd w:id="4"/>
     </w:p>
     <w:p>
+      <w:pPr>
+        <w:pStyle w:val="Cuerpo"/>
+      </w:pPr>
       <w:r>
-        <w:rPr>
-          <w:i/>
-          <w:color w:val="595959"/>
-        </w:rPr>
-        <w:t>[Contenido: Fase 1]</w:t>
+        <w:t>La Juanita cuenta con un único canal de contacto, WhatsApp, por el que centraliza todos los servicios que ofrece. Organiza las clases y las reservas en planillas de cálculo y en Notion, y se apoya en Linktree para derivar a sus redes sociales, a sus nuevos lanzamientos y a las fechas de sus eventos.</w:t>
+      </w:r>
+    </w:p>
+    <w:p>
+      <w:pPr>
+        <w:pStyle w:val="Cuerpo"/>
+      </w:pPr>
+      <w:r>
+        <w:lastRenderedPageBreak/>
+        <w:t>Linktree es una plataforma que permite crear una página con múltiples enlaces en un solo lugar: el sitio web, la tienda en línea, las redes sociales, videos, formularios, WhatsApp o cualquier otro contenido de la marca. Es, en la práctica, la única presencia web propia que tiene hoy el estudio.</w:t>
       </w:r>
     </w:p>
     <w:p>
       <w:pPr>
         <w:pStyle w:val="Ttulo2"/>
       </w:pPr>
-      <w:bookmarkStart w:id="5" w:name="_Toc242560565"/>
+      <w:bookmarkStart w:id="5" w:name="_Toc242561229"/>
       <w:r>
         <w:t>Problemas detectados</w:t>
       </w:r>
       <w:bookmarkEnd w:id="5"/>
     </w:p>
     <w:p>
+      <w:pPr>
+        <w:pStyle w:val="Listaconvietas"/>
+      </w:pPr>
       <w:r>
-        <w:rPr>
-          <w:i/>
-          <w:color w:val="595959"/>
-        </w:rPr>
-        <w:t>[Contenido: Fase 1]</w:t>
+        <w:t>Falta de centralización real de la información.</w:t>
+      </w:r>
+    </w:p>
+    <w:p>
+      <w:pPr>
+        <w:pStyle w:val="Listaconvietas"/>
+      </w:pPr>
+      <w:r>
+        <w:t>Dependencia de la comunicación manual.</w:t>
+      </w:r>
+    </w:p>
+    <w:p>
+      <w:pPr>
+        <w:pStyle w:val="Listaconvietas"/>
+      </w:pPr>
+      <w:r>
+        <w:t>Baja escalabilidad de la operación.</w:t>
+      </w:r>
+    </w:p>
+    <w:p>
+      <w:pPr>
+        <w:pStyle w:val="Listaconvietas"/>
+      </w:pPr>
+      <w:r>
+        <w:t>Falta de trazabilidad sobre alumnos, pagos y servicios.</w:t>
+      </w:r>
+    </w:p>
+    <w:p>
+      <w:pPr>
+        <w:pStyle w:val="Listaconvietas"/>
+      </w:pPr>
+      <w:r>
+        <w:t>Pérdida de oportunidades por la fricción en el primer contacto.</w:t>
       </w:r>
     </w:p>
     <w:p>
@@ -4120,7 +6714,7 @@
           <w:bottom w:val="single" w:sz="4" w:space="4" w:color="000000"/>
         </w:pBdr>
       </w:pPr>
-      <w:bookmarkStart w:id="6" w:name="_Toc242560566"/>
+      <w:bookmarkStart w:id="6" w:name="_Toc242561230"/>
       <w:r>
         <w:t>II. Informe de Relevamiento</w:t>
       </w:r>
@@ -4135,7 +6729,7 @@
       <w:pPr>
         <w:pStyle w:val="Ttulo2"/>
       </w:pPr>
-      <w:bookmarkStart w:id="7" w:name="_Toc242560567"/>
+      <w:bookmarkStart w:id="7" w:name="_Toc242561231"/>
       <w:r>
         <w:lastRenderedPageBreak/>
         <w:t>Prólogo</w:t>
@@ -4143,175 +6737,2768 @@
       <w:bookmarkEnd w:id="7"/>
     </w:p>
     <w:p>
+      <w:pPr>
+        <w:pStyle w:val="Cuerpo"/>
+      </w:pPr>
       <w:r>
-        <w:rPr>
-          <w:i/>
-          <w:color w:val="595959"/>
-        </w:rPr>
-        <w:t>[Contenido: Fase 1]</w:t>
+        <w:t>El presente informe detalla el proceso de análisis y relevamiento realizado para La Juanita Studio, un estudio de música electrónica con sede en el Office Park Quatro de Pilar, provincia de Buenos Aires.</w:t>
+      </w:r>
+    </w:p>
+    <w:p>
+      <w:pPr>
+        <w:pStyle w:val="Cuerpo"/>
+      </w:pPr>
+      <w:r>
+        <w:t>Ante el crecimiento sostenido que experimentó el estudio en el último tiempo, producto del auge de la cultura electrónica y del aumento de la demanda de formación en DJ y producción musical, se detectó la necesidad de reemplazar la gestión manual actual por procesos centralizados, automatizados y escalables.</w:t>
+      </w:r>
+    </w:p>
+    <w:p>
+      <w:pPr>
+        <w:pStyle w:val="Cuerpo"/>
+      </w:pPr>
+      <w:r>
+        <w:t>Esta iniciativa responde a los cuellos de botella operativos que hoy recaen casi por completo sobre una única persona, Micaela, que administra alumnos, horarios, pagos, comunicaciones y registros al mismo tiempo y sin el apoyo de un sistema integrado. El relevamiento busca documentar con precisión cómo funciona hoy el negocio, identificar sus problemas y necesidades, y sentar las bases para diseñar una solución tecnológica adecuada.</w:t>
       </w:r>
     </w:p>
     <w:p>
       <w:pPr>
         <w:pStyle w:val="Ttulo2"/>
       </w:pPr>
-      <w:bookmarkStart w:id="8" w:name="_Toc242560568"/>
+      <w:bookmarkStart w:id="8" w:name="_Toc242561232"/>
       <w:r>
         <w:t>La empresa</w:t>
       </w:r>
       <w:bookmarkEnd w:id="8"/>
     </w:p>
     <w:p>
+      <w:pPr>
+        <w:pStyle w:val="Ttulo3"/>
+      </w:pPr>
+      <w:bookmarkStart w:id="9" w:name="_Toc242561233"/>
+      <w:r>
+        <w:t>Datos de la empresa</w:t>
+      </w:r>
+      <w:bookmarkEnd w:id="9"/>
+    </w:p>
+    <w:p>
+      <w:pPr>
+        <w:pStyle w:val="Rotulo"/>
+        <w:spacing w:before="240"/>
+      </w:pPr>
+      <w:r>
+        <w:rPr>
+          <w:b/>
+        </w:rPr>
+        <w:t>Tabla 1</w:t>
+      </w:r>
+    </w:p>
+    <w:p>
+      <w:pPr>
+        <w:pStyle w:val="Rotulo"/>
+      </w:pPr>
       <w:r>
         <w:rPr>
           <w:i/>
-          <w:color w:val="595959"/>
         </w:rPr>
-        <w:t>[Contenido: Fase 1]</w:t>
+        <w:t>Datos de La Juanita Studio</w:t>
+      </w:r>
+    </w:p>
+    <w:tbl>
+      <w:tblPr>
+        <w:tblW w:w="8505" w:type="dxa"/>
+        <w:jc w:val="center"/>
+        <w:tblBorders>
+          <w:top w:val="single" w:sz="8" w:space="0" w:color="000000"/>
+          <w:left w:val="nil"/>
+          <w:bottom w:val="single" w:sz="8" w:space="0" w:color="000000"/>
+          <w:right w:val="nil"/>
+          <w:insideH w:val="single" w:sz="2" w:space="0" w:color="BFBFBF"/>
+          <w:insideV w:val="nil"/>
+        </w:tblBorders>
+        <w:tblLayout w:type="fixed"/>
+        <w:tblLook w:val="04A0" w:firstRow="1" w:lastRow="0" w:firstColumn="1" w:lastColumn="0" w:noHBand="0" w:noVBand="1"/>
+      </w:tblPr>
+      <w:tblGrid>
+        <w:gridCol w:w="2268"/>
+        <w:gridCol w:w="6237"/>
+      </w:tblGrid>
+      <w:tr>
+        <w:trPr>
+          <w:cantSplit/>
+          <w:tblHeader/>
+          <w:jc w:val="center"/>
+        </w:trPr>
+        <w:tc>
+          <w:tcPr>
+            <w:tcW w:w="2268" w:type="dxa"/>
+            <w:tcBorders>
+              <w:bottom w:val="single" w:sz="6" w:space="0" w:color="000000"/>
+            </w:tcBorders>
+            <w:shd w:val="clear" w:color="auto" w:fill="E7E6E6"/>
+          </w:tcPr>
+          <w:p>
+            <w:pPr>
+              <w:pStyle w:val="Celda"/>
+              <w:keepNext/>
+            </w:pPr>
+            <w:r>
+              <w:rPr>
+                <w:b/>
+              </w:rPr>
+              <w:t>Dato</w:t>
+            </w:r>
+          </w:p>
+        </w:tc>
+        <w:tc>
+          <w:tcPr>
+            <w:tcW w:w="6236" w:type="dxa"/>
+            <w:tcBorders>
+              <w:bottom w:val="single" w:sz="6" w:space="0" w:color="000000"/>
+            </w:tcBorders>
+            <w:shd w:val="clear" w:color="auto" w:fill="E7E6E6"/>
+          </w:tcPr>
+          <w:p>
+            <w:pPr>
+              <w:pStyle w:val="Celda"/>
+              <w:keepNext/>
+            </w:pPr>
+            <w:r>
+              <w:rPr>
+                <w:b/>
+              </w:rPr>
+              <w:t>Detalle</w:t>
+            </w:r>
+          </w:p>
+        </w:tc>
+      </w:tr>
+      <w:tr>
+        <w:trPr>
+          <w:cantSplit/>
+          <w:jc w:val="center"/>
+        </w:trPr>
+        <w:tc>
+          <w:tcPr>
+            <w:tcW w:w="2268" w:type="dxa"/>
+          </w:tcPr>
+          <w:p>
+            <w:pPr>
+              <w:pStyle w:val="Celda"/>
+            </w:pPr>
+            <w:r>
+              <w:t>Cliente</w:t>
+            </w:r>
+          </w:p>
+        </w:tc>
+        <w:tc>
+          <w:tcPr>
+            <w:tcW w:w="6236" w:type="dxa"/>
+          </w:tcPr>
+          <w:p>
+            <w:pPr>
+              <w:pStyle w:val="Celda"/>
+            </w:pPr>
+            <w:r>
+              <w:t>La Juanita Studio (escuela) y La Juanita Music (sello discográfico)</w:t>
+            </w:r>
+          </w:p>
+        </w:tc>
+      </w:tr>
+      <w:tr>
+        <w:trPr>
+          <w:cantSplit/>
+          <w:jc w:val="center"/>
+        </w:trPr>
+        <w:tc>
+          <w:tcPr>
+            <w:tcW w:w="2268" w:type="dxa"/>
+          </w:tcPr>
+          <w:p>
+            <w:pPr>
+              <w:pStyle w:val="Celda"/>
+            </w:pPr>
+            <w:r>
+              <w:t>Razón social</w:t>
+            </w:r>
+          </w:p>
+        </w:tc>
+        <w:tc>
+          <w:tcPr>
+            <w:tcW w:w="6236" w:type="dxa"/>
+          </w:tcPr>
+          <w:p>
+            <w:pPr>
+              <w:pStyle w:val="Celda"/>
+            </w:pPr>
+            <w:r>
+              <w:t>La Juanita</w:t>
+            </w:r>
+          </w:p>
+        </w:tc>
+      </w:tr>
+      <w:tr>
+        <w:trPr>
+          <w:cantSplit/>
+          <w:jc w:val="center"/>
+        </w:trPr>
+        <w:tc>
+          <w:tcPr>
+            <w:tcW w:w="2268" w:type="dxa"/>
+          </w:tcPr>
+          <w:p>
+            <w:pPr>
+              <w:pStyle w:val="Celda"/>
+            </w:pPr>
+            <w:r>
+              <w:t>País</w:t>
+            </w:r>
+          </w:p>
+        </w:tc>
+        <w:tc>
+          <w:tcPr>
+            <w:tcW w:w="6236" w:type="dxa"/>
+          </w:tcPr>
+          <w:p>
+            <w:pPr>
+              <w:pStyle w:val="Celda"/>
+            </w:pPr>
+            <w:r>
+              <w:t>Argentina</w:t>
+            </w:r>
+          </w:p>
+        </w:tc>
+      </w:tr>
+      <w:tr>
+        <w:trPr>
+          <w:cantSplit/>
+          <w:jc w:val="center"/>
+        </w:trPr>
+        <w:tc>
+          <w:tcPr>
+            <w:tcW w:w="2268" w:type="dxa"/>
+          </w:tcPr>
+          <w:p>
+            <w:pPr>
+              <w:pStyle w:val="Celda"/>
+            </w:pPr>
+            <w:r>
+              <w:t>Sede</w:t>
+            </w:r>
+          </w:p>
+        </w:tc>
+        <w:tc>
+          <w:tcPr>
+            <w:tcW w:w="6236" w:type="dxa"/>
+          </w:tcPr>
+          <w:p>
+            <w:pPr>
+              <w:pStyle w:val="Celda"/>
+            </w:pPr>
+            <w:r>
+              <w:t>Office Park Quatro, Colectora Oeste Ramal Pilar 209, locales 5 y 6, B1669 Pilar, provincia de Buenos Aires</w:t>
+            </w:r>
+          </w:p>
+        </w:tc>
+      </w:tr>
+      <w:tr>
+        <w:trPr>
+          <w:cantSplit/>
+          <w:jc w:val="center"/>
+        </w:trPr>
+        <w:tc>
+          <w:tcPr>
+            <w:tcW w:w="2268" w:type="dxa"/>
+          </w:tcPr>
+          <w:p>
+            <w:pPr>
+              <w:pStyle w:val="Celda"/>
+            </w:pPr>
+            <w:r>
+              <w:t>Año de fundación</w:t>
+            </w:r>
+          </w:p>
+        </w:tc>
+        <w:tc>
+          <w:tcPr>
+            <w:tcW w:w="6236" w:type="dxa"/>
+          </w:tcPr>
+          <w:p>
+            <w:pPr>
+              <w:pStyle w:val="Celda"/>
+            </w:pPr>
+            <w:r>
+              <w:t>2021</w:t>
+            </w:r>
+          </w:p>
+        </w:tc>
+      </w:tr>
+      <w:tr>
+        <w:trPr>
+          <w:cantSplit/>
+          <w:jc w:val="center"/>
+        </w:trPr>
+        <w:tc>
+          <w:tcPr>
+            <w:tcW w:w="2268" w:type="dxa"/>
+          </w:tcPr>
+          <w:p>
+            <w:pPr>
+              <w:pStyle w:val="Celda"/>
+            </w:pPr>
+            <w:r>
+              <w:t>Horario de atención</w:t>
+            </w:r>
+          </w:p>
+        </w:tc>
+        <w:tc>
+          <w:tcPr>
+            <w:tcW w:w="6236" w:type="dxa"/>
+          </w:tcPr>
+          <w:p>
+            <w:pPr>
+              <w:pStyle w:val="Celda"/>
+            </w:pPr>
+            <w:r>
+              <w:t>De 10 a 18 h</w:t>
+            </w:r>
+          </w:p>
+        </w:tc>
+      </w:tr>
+      <w:tr>
+        <w:trPr>
+          <w:cantSplit/>
+          <w:jc w:val="center"/>
+        </w:trPr>
+        <w:tc>
+          <w:tcPr>
+            <w:tcW w:w="2268" w:type="dxa"/>
+          </w:tcPr>
+          <w:p>
+            <w:pPr>
+              <w:pStyle w:val="Celda"/>
+            </w:pPr>
+            <w:r>
+              <w:t>Personal</w:t>
+            </w:r>
+          </w:p>
+        </w:tc>
+        <w:tc>
+          <w:tcPr>
+            <w:tcW w:w="6236" w:type="dxa"/>
+          </w:tcPr>
+          <w:p>
+            <w:pPr>
+              <w:pStyle w:val="Celda"/>
+            </w:pPr>
+            <w:r>
+              <w:t>Entre 10 y 20 personas: dirección, administración, profesores, producción y community manager</w:t>
+            </w:r>
+          </w:p>
+        </w:tc>
+      </w:tr>
+      <w:tr>
+        <w:trPr>
+          <w:cantSplit/>
+          <w:jc w:val="center"/>
+        </w:trPr>
+        <w:tc>
+          <w:tcPr>
+            <w:tcW w:w="2268" w:type="dxa"/>
+          </w:tcPr>
+          <w:p>
+            <w:pPr>
+              <w:pStyle w:val="Celda"/>
+            </w:pPr>
+            <w:r>
+              <w:t>Herramientas actuales</w:t>
+            </w:r>
+          </w:p>
+        </w:tc>
+        <w:tc>
+          <w:tcPr>
+            <w:tcW w:w="6236" w:type="dxa"/>
+          </w:tcPr>
+          <w:p>
+            <w:pPr>
+              <w:pStyle w:val="Celda"/>
+            </w:pPr>
+            <w:r>
+              <w:t>Notion, Excel, Google Sheets y WhatsApp</w:t>
+            </w:r>
+          </w:p>
+        </w:tc>
+      </w:tr>
+      <w:tr>
+        <w:trPr>
+          <w:cantSplit/>
+          <w:jc w:val="center"/>
+        </w:trPr>
+        <w:tc>
+          <w:tcPr>
+            <w:tcW w:w="2268" w:type="dxa"/>
+          </w:tcPr>
+          <w:p>
+            <w:pPr>
+              <w:pStyle w:val="Celda"/>
+            </w:pPr>
+            <w:r>
+              <w:t>Canal de contacto</w:t>
+            </w:r>
+          </w:p>
+        </w:tc>
+        <w:tc>
+          <w:tcPr>
+            <w:tcW w:w="6236" w:type="dxa"/>
+          </w:tcPr>
+          <w:p>
+            <w:pPr>
+              <w:pStyle w:val="Celda"/>
+            </w:pPr>
+            <w:r>
+              <w:t>WhatsApp (+54 9 11 5310-8738), único canal de entrada</w:t>
+            </w:r>
+          </w:p>
+        </w:tc>
+      </w:tr>
+    </w:tbl>
+    <w:p>
+      <w:pPr>
+        <w:pStyle w:val="Nota"/>
+      </w:pPr>
+    </w:p>
+    <w:p>
+      <w:pPr>
+        <w:pStyle w:val="Ttulo3"/>
+      </w:pPr>
+      <w:bookmarkStart w:id="10" w:name="_Toc242561234"/>
+      <w:r>
+        <w:t>Reseña</w:t>
+      </w:r>
+      <w:bookmarkEnd w:id="10"/>
+    </w:p>
+    <w:p>
+      <w:pPr>
+        <w:pStyle w:val="Cuerpo"/>
+      </w:pPr>
+      <w:r>
+        <w:t xml:space="preserve">La Juanita es un sello discográfico y estudio de formación musical dedicado a la música electrónica. Fue fundado por la familia Oppel como principal inversora, junto a Federico </w:t>
+      </w:r>
+      <w:r>
+        <w:lastRenderedPageBreak/>
+        <w:t>Castelo y Chapa Ruiz (</w:t>
+      </w:r>
+      <w:r>
+        <w:rPr>
+          <w:i/>
+        </w:rPr>
+        <w:t>Chapa &amp; Castelo</w:t>
+      </w:r>
+      <w:r>
+        <w:t>), dos DJ y productores con la visión de construir un espacio integral para artistas emergentes.</w:t>
+      </w:r>
+    </w:p>
+    <w:p>
+      <w:pPr>
+        <w:pStyle w:val="Cuerpo"/>
+      </w:pPr>
+      <w:r>
+        <w:t>Desde su sede en Pilar, La Juanita ofrece cursos de DJ y de producción musical para todos los niveles, mentorías personalizadas, alquiler de cabina, grabación de sets, mezcla y masterización, venta de equipos y organización de eventos en Argentina, Uruguay y Brasil. El sello, además, recibe y comercializa proyectos musicales de distintos países bajo una curaduría orientada a su sonido característico.</w:t>
+      </w:r>
+    </w:p>
+    <w:p>
+      <w:pPr>
+        <w:pStyle w:val="Cuerpo"/>
+        <w:keepNext/>
+      </w:pPr>
+      <w:r>
+        <w:t xml:space="preserve">El estudio cuenta con tres espacios físicos, a los que internamente llaman </w:t>
+      </w:r>
+      <w:r>
+        <w:rPr>
+          <w:i/>
+        </w:rPr>
+        <w:t>cabinas</w:t>
+      </w:r>
+      <w:r>
+        <w:t xml:space="preserve"> porque en todos se toca: la </w:t>
+      </w:r>
+      <w:r>
+        <w:rPr>
+          <w:b/>
+        </w:rPr>
+        <w:t>Sala 1</w:t>
+      </w:r>
+      <w:r>
+        <w:t xml:space="preserve"> y la </w:t>
+      </w:r>
+      <w:r>
+        <w:rPr>
+          <w:b/>
+        </w:rPr>
+        <w:t>Sala 2</w:t>
+      </w:r>
+      <w:r>
+        <w:t xml:space="preserve">, de práctica, y la </w:t>
+      </w:r>
+      <w:r>
+        <w:rPr>
+          <w:b/>
+        </w:rPr>
+        <w:t>Cabina de grabación</w:t>
+      </w:r>
+      <w:r>
+        <w:t>, equipada con cámara para grabar sets. Las dos salas sirven para cualquier actividad que se dé sentado frente a una pantalla. La cabina de grabación, en cambio, no tiene silla, escritorio ni televisor: sirve para grabar sets y, como mucho, para las clases de DJ que son solo de práctica.</w:t>
+      </w:r>
+    </w:p>
+    <w:p>
+      <w:pPr>
+        <w:pStyle w:val="Rotulo"/>
+        <w:spacing w:before="240"/>
+      </w:pPr>
+      <w:r>
+        <w:rPr>
+          <w:b/>
+        </w:rPr>
+        <w:t>Tabla 2</w:t>
+      </w:r>
+    </w:p>
+    <w:p>
+      <w:pPr>
+        <w:pStyle w:val="Rotulo"/>
+      </w:pPr>
+      <w:r>
+        <w:rPr>
+          <w:i/>
+        </w:rPr>
+        <w:t>Usos posibles de cada espacio del estudio</w:t>
+      </w:r>
+    </w:p>
+    <w:tbl>
+      <w:tblPr>
+        <w:tblW w:w="8505" w:type="dxa"/>
+        <w:jc w:val="center"/>
+        <w:tblBorders>
+          <w:top w:val="single" w:sz="8" w:space="0" w:color="000000"/>
+          <w:left w:val="nil"/>
+          <w:bottom w:val="single" w:sz="8" w:space="0" w:color="000000"/>
+          <w:right w:val="nil"/>
+          <w:insideH w:val="single" w:sz="2" w:space="0" w:color="BFBFBF"/>
+          <w:insideV w:val="nil"/>
+        </w:tblBorders>
+        <w:tblLayout w:type="fixed"/>
+        <w:tblLook w:val="04A0" w:firstRow="1" w:lastRow="0" w:firstColumn="1" w:lastColumn="0" w:noHBand="0" w:noVBand="1"/>
+      </w:tblPr>
+      <w:tblGrid>
+        <w:gridCol w:w="3118"/>
+        <w:gridCol w:w="1361"/>
+        <w:gridCol w:w="1361"/>
+        <w:gridCol w:w="2665"/>
+      </w:tblGrid>
+      <w:tr>
+        <w:trPr>
+          <w:cantSplit/>
+          <w:tblHeader/>
+          <w:jc w:val="center"/>
+        </w:trPr>
+        <w:tc>
+          <w:tcPr>
+            <w:tcW w:w="3118" w:type="dxa"/>
+            <w:tcBorders>
+              <w:bottom w:val="single" w:sz="6" w:space="0" w:color="000000"/>
+            </w:tcBorders>
+            <w:shd w:val="clear" w:color="auto" w:fill="E7E6E6"/>
+          </w:tcPr>
+          <w:p>
+            <w:pPr>
+              <w:pStyle w:val="Celda"/>
+              <w:keepNext/>
+            </w:pPr>
+            <w:r>
+              <w:rPr>
+                <w:b/>
+              </w:rPr>
+              <w:t>Uso</w:t>
+            </w:r>
+          </w:p>
+        </w:tc>
+        <w:tc>
+          <w:tcPr>
+            <w:tcW w:w="1361" w:type="dxa"/>
+            <w:tcBorders>
+              <w:bottom w:val="single" w:sz="6" w:space="0" w:color="000000"/>
+            </w:tcBorders>
+            <w:shd w:val="clear" w:color="auto" w:fill="E7E6E6"/>
+          </w:tcPr>
+          <w:p>
+            <w:pPr>
+              <w:pStyle w:val="Celda"/>
+              <w:keepNext/>
+            </w:pPr>
+            <w:r>
+              <w:rPr>
+                <w:b/>
+              </w:rPr>
+              <w:t>Sala 1</w:t>
+            </w:r>
+          </w:p>
+        </w:tc>
+        <w:tc>
+          <w:tcPr>
+            <w:tcW w:w="1361" w:type="dxa"/>
+            <w:tcBorders>
+              <w:bottom w:val="single" w:sz="6" w:space="0" w:color="000000"/>
+            </w:tcBorders>
+            <w:shd w:val="clear" w:color="auto" w:fill="E7E6E6"/>
+          </w:tcPr>
+          <w:p>
+            <w:pPr>
+              <w:pStyle w:val="Celda"/>
+              <w:keepNext/>
+            </w:pPr>
+            <w:r>
+              <w:rPr>
+                <w:b/>
+              </w:rPr>
+              <w:t>Sala 2</w:t>
+            </w:r>
+          </w:p>
+        </w:tc>
+        <w:tc>
+          <w:tcPr>
+            <w:tcW w:w="2665" w:type="dxa"/>
+            <w:tcBorders>
+              <w:bottom w:val="single" w:sz="6" w:space="0" w:color="000000"/>
+            </w:tcBorders>
+            <w:shd w:val="clear" w:color="auto" w:fill="E7E6E6"/>
+          </w:tcPr>
+          <w:p>
+            <w:pPr>
+              <w:pStyle w:val="Celda"/>
+              <w:keepNext/>
+            </w:pPr>
+            <w:r>
+              <w:rPr>
+                <w:b/>
+              </w:rPr>
+              <w:t>Cabina de grabación</w:t>
+            </w:r>
+          </w:p>
+        </w:tc>
+      </w:tr>
+      <w:tr>
+        <w:trPr>
+          <w:cantSplit/>
+          <w:jc w:val="center"/>
+        </w:trPr>
+        <w:tc>
+          <w:tcPr>
+            <w:tcW w:w="3118" w:type="dxa"/>
+          </w:tcPr>
+          <w:p>
+            <w:pPr>
+              <w:pStyle w:val="Celda"/>
+            </w:pPr>
+            <w:r>
+              <w:t>Clase de DJ</w:t>
+            </w:r>
+          </w:p>
+        </w:tc>
+        <w:tc>
+          <w:tcPr>
+            <w:tcW w:w="1361" w:type="dxa"/>
+          </w:tcPr>
+          <w:p>
+            <w:pPr>
+              <w:pStyle w:val="Celda"/>
+            </w:pPr>
+            <w:r>
+              <w:t>Sí</w:t>
+            </w:r>
+          </w:p>
+        </w:tc>
+        <w:tc>
+          <w:tcPr>
+            <w:tcW w:w="1361" w:type="dxa"/>
+          </w:tcPr>
+          <w:p>
+            <w:pPr>
+              <w:pStyle w:val="Celda"/>
+            </w:pPr>
+            <w:r>
+              <w:t>Sí</w:t>
+            </w:r>
+          </w:p>
+        </w:tc>
+        <w:tc>
+          <w:tcPr>
+            <w:tcW w:w="2665" w:type="dxa"/>
+          </w:tcPr>
+          <w:p>
+            <w:pPr>
+              <w:pStyle w:val="Celda"/>
+            </w:pPr>
+            <w:r>
+              <w:t>Solo clases de práctica</w:t>
+            </w:r>
+          </w:p>
+        </w:tc>
+      </w:tr>
+      <w:tr>
+        <w:trPr>
+          <w:cantSplit/>
+          <w:jc w:val="center"/>
+        </w:trPr>
+        <w:tc>
+          <w:tcPr>
+            <w:tcW w:w="3118" w:type="dxa"/>
+          </w:tcPr>
+          <w:p>
+            <w:pPr>
+              <w:pStyle w:val="Celda"/>
+            </w:pPr>
+            <w:r>
+              <w:t>Clase de producción musical</w:t>
+            </w:r>
+          </w:p>
+        </w:tc>
+        <w:tc>
+          <w:tcPr>
+            <w:tcW w:w="1361" w:type="dxa"/>
+          </w:tcPr>
+          <w:p>
+            <w:pPr>
+              <w:pStyle w:val="Celda"/>
+            </w:pPr>
+            <w:r>
+              <w:t>Sí</w:t>
+            </w:r>
+          </w:p>
+        </w:tc>
+        <w:tc>
+          <w:tcPr>
+            <w:tcW w:w="1361" w:type="dxa"/>
+          </w:tcPr>
+          <w:p>
+            <w:pPr>
+              <w:pStyle w:val="Celda"/>
+            </w:pPr>
+            <w:r>
+              <w:t>Sí</w:t>
+            </w:r>
+          </w:p>
+        </w:tc>
+        <w:tc>
+          <w:tcPr>
+            <w:tcW w:w="2665" w:type="dxa"/>
+          </w:tcPr>
+          <w:p>
+            <w:pPr>
+              <w:pStyle w:val="Celda"/>
+            </w:pPr>
+            <w:r>
+              <w:t>No</w:t>
+            </w:r>
+          </w:p>
+        </w:tc>
+      </w:tr>
+      <w:tr>
+        <w:trPr>
+          <w:cantSplit/>
+          <w:jc w:val="center"/>
+        </w:trPr>
+        <w:tc>
+          <w:tcPr>
+            <w:tcW w:w="3118" w:type="dxa"/>
+          </w:tcPr>
+          <w:p>
+            <w:pPr>
+              <w:pStyle w:val="Celda"/>
+            </w:pPr>
+            <w:r>
+              <w:t>Mentoría</w:t>
+            </w:r>
+          </w:p>
+        </w:tc>
+        <w:tc>
+          <w:tcPr>
+            <w:tcW w:w="1361" w:type="dxa"/>
+          </w:tcPr>
+          <w:p>
+            <w:pPr>
+              <w:pStyle w:val="Celda"/>
+            </w:pPr>
+            <w:r>
+              <w:t>Sí</w:t>
+            </w:r>
+          </w:p>
+        </w:tc>
+        <w:tc>
+          <w:tcPr>
+            <w:tcW w:w="1361" w:type="dxa"/>
+          </w:tcPr>
+          <w:p>
+            <w:pPr>
+              <w:pStyle w:val="Celda"/>
+            </w:pPr>
+            <w:r>
+              <w:t>Sí</w:t>
+            </w:r>
+          </w:p>
+        </w:tc>
+        <w:tc>
+          <w:tcPr>
+            <w:tcW w:w="2665" w:type="dxa"/>
+          </w:tcPr>
+          <w:p>
+            <w:pPr>
+              <w:pStyle w:val="Celda"/>
+            </w:pPr>
+            <w:r>
+              <w:t>No</w:t>
+            </w:r>
+          </w:p>
+        </w:tc>
+      </w:tr>
+      <w:tr>
+        <w:trPr>
+          <w:cantSplit/>
+          <w:jc w:val="center"/>
+        </w:trPr>
+        <w:tc>
+          <w:tcPr>
+            <w:tcW w:w="3118" w:type="dxa"/>
+          </w:tcPr>
+          <w:p>
+            <w:pPr>
+              <w:pStyle w:val="Celda"/>
+            </w:pPr>
+            <w:r>
+              <w:t>Mix &amp; mastering</w:t>
+            </w:r>
+          </w:p>
+        </w:tc>
+        <w:tc>
+          <w:tcPr>
+            <w:tcW w:w="1361" w:type="dxa"/>
+          </w:tcPr>
+          <w:p>
+            <w:pPr>
+              <w:pStyle w:val="Celda"/>
+            </w:pPr>
+            <w:r>
+              <w:t>Sí</w:t>
+            </w:r>
+          </w:p>
+        </w:tc>
+        <w:tc>
+          <w:tcPr>
+            <w:tcW w:w="1361" w:type="dxa"/>
+          </w:tcPr>
+          <w:p>
+            <w:pPr>
+              <w:pStyle w:val="Celda"/>
+            </w:pPr>
+            <w:r>
+              <w:t>Sí</w:t>
+            </w:r>
+          </w:p>
+        </w:tc>
+        <w:tc>
+          <w:tcPr>
+            <w:tcW w:w="2665" w:type="dxa"/>
+          </w:tcPr>
+          <w:p>
+            <w:pPr>
+              <w:pStyle w:val="Celda"/>
+            </w:pPr>
+            <w:r>
+              <w:t>No</w:t>
+            </w:r>
+          </w:p>
+        </w:tc>
+      </w:tr>
+      <w:tr>
+        <w:trPr>
+          <w:cantSplit/>
+          <w:jc w:val="center"/>
+        </w:trPr>
+        <w:tc>
+          <w:tcPr>
+            <w:tcW w:w="3118" w:type="dxa"/>
+          </w:tcPr>
+          <w:p>
+            <w:pPr>
+              <w:pStyle w:val="Celda"/>
+            </w:pPr>
+            <w:r>
+              <w:t>Alquiler de cabina</w:t>
+            </w:r>
+          </w:p>
+        </w:tc>
+        <w:tc>
+          <w:tcPr>
+            <w:tcW w:w="1361" w:type="dxa"/>
+          </w:tcPr>
+          <w:p>
+            <w:pPr>
+              <w:pStyle w:val="Celda"/>
+            </w:pPr>
+            <w:r>
+              <w:t>Sí</w:t>
+            </w:r>
+          </w:p>
+        </w:tc>
+        <w:tc>
+          <w:tcPr>
+            <w:tcW w:w="1361" w:type="dxa"/>
+          </w:tcPr>
+          <w:p>
+            <w:pPr>
+              <w:pStyle w:val="Celda"/>
+            </w:pPr>
+            <w:r>
+              <w:t>Sí</w:t>
+            </w:r>
+          </w:p>
+        </w:tc>
+        <w:tc>
+          <w:tcPr>
+            <w:tcW w:w="2665" w:type="dxa"/>
+          </w:tcPr>
+          <w:p>
+            <w:pPr>
+              <w:pStyle w:val="Celda"/>
+            </w:pPr>
+            <w:r>
+              <w:t>No</w:t>
+            </w:r>
+          </w:p>
+        </w:tc>
+      </w:tr>
+      <w:tr>
+        <w:trPr>
+          <w:cantSplit/>
+          <w:jc w:val="center"/>
+        </w:trPr>
+        <w:tc>
+          <w:tcPr>
+            <w:tcW w:w="3118" w:type="dxa"/>
+          </w:tcPr>
+          <w:p>
+            <w:pPr>
+              <w:pStyle w:val="Celda"/>
+            </w:pPr>
+            <w:r>
+              <w:t>Grabación de set</w:t>
+            </w:r>
+          </w:p>
+        </w:tc>
+        <w:tc>
+          <w:tcPr>
+            <w:tcW w:w="1361" w:type="dxa"/>
+          </w:tcPr>
+          <w:p>
+            <w:pPr>
+              <w:pStyle w:val="Celda"/>
+            </w:pPr>
+            <w:r>
+              <w:t>No</w:t>
+            </w:r>
+          </w:p>
+        </w:tc>
+        <w:tc>
+          <w:tcPr>
+            <w:tcW w:w="1361" w:type="dxa"/>
+          </w:tcPr>
+          <w:p>
+            <w:pPr>
+              <w:pStyle w:val="Celda"/>
+            </w:pPr>
+            <w:r>
+              <w:t>No</w:t>
+            </w:r>
+          </w:p>
+        </w:tc>
+        <w:tc>
+          <w:tcPr>
+            <w:tcW w:w="2665" w:type="dxa"/>
+          </w:tcPr>
+          <w:p>
+            <w:pPr>
+              <w:pStyle w:val="Celda"/>
+            </w:pPr>
+            <w:r>
+              <w:t>Sí</w:t>
+            </w:r>
+          </w:p>
+        </w:tc>
+      </w:tr>
+    </w:tbl>
+    <w:p>
+      <w:pPr>
+        <w:pStyle w:val="Nota"/>
+      </w:pPr>
+      <w:r>
+        <w:rPr>
+          <w:i/>
+        </w:rPr>
+        <w:t xml:space="preserve">Nota. </w:t>
+      </w:r>
+      <w:r>
+        <w:t>La entrevista describió una “sala de producción” dedicada; en la validación posterior con la administración se aclaró que no existe como tal y que los usos son los de esta tabla.</w:t>
       </w:r>
     </w:p>
     <w:p>
       <w:pPr>
         <w:pStyle w:val="Ttulo2"/>
       </w:pPr>
-      <w:bookmarkStart w:id="9" w:name="_Toc242560569"/>
+      <w:bookmarkStart w:id="11" w:name="_Toc242561235"/>
       <w:r>
         <w:t>Informe de relevamiento</w:t>
       </w:r>
-      <w:bookmarkEnd w:id="9"/>
+      <w:bookmarkEnd w:id="11"/>
     </w:p>
     <w:p>
+      <w:pPr>
+        <w:pStyle w:val="Ttulo3"/>
+      </w:pPr>
+      <w:bookmarkStart w:id="12" w:name="_Toc242561236"/>
       <w:r>
-        <w:rPr>
-          <w:i/>
-          <w:color w:val="595959"/>
-        </w:rPr>
-        <w:t>[Contenido: Fase 1]</w:t>
+        <w:t>Objetivo del relevamiento</w:t>
+      </w:r>
+      <w:bookmarkEnd w:id="12"/>
+    </w:p>
+    <w:p>
+      <w:pPr>
+        <w:pStyle w:val="Cuerpo"/>
+      </w:pPr>
+      <w:r>
+        <w:t>El relevamiento tiene como objetivo principal identificar, comprender y documentar el funcionamiento actual de La Juanita Studio en sus dimensiones administrativa, operativa y comunicacional. Se busca conocer en profundidad las prácticas cotidianas, los problemas existentes, las necesidades no cubiertas y las limitaciones de las herramientas actuales, tanto desde la administración como desde la docencia y la producción.</w:t>
+      </w:r>
+    </w:p>
+    <w:p>
+      <w:pPr>
+        <w:pStyle w:val="Cuerpo"/>
+      </w:pPr>
+      <w:r>
+        <w:t>Para ello se releva el contexto real en el que trabajan los distintos actores del negocio (administración, profesores, dirección y alumnos), a partir de la observación del flujo de trabajo, del análisis del estudio de prefactibilidad y de la consulta directa a los actores clave mediante una entrevista.</w:t>
+      </w:r>
+    </w:p>
+    <w:p>
+      <w:pPr>
+        <w:pStyle w:val="Ttulo3"/>
+      </w:pPr>
+      <w:bookmarkStart w:id="13" w:name="_Toc242561237"/>
+      <w:r>
+        <w:lastRenderedPageBreak/>
+        <w:t>Alcance del relevamiento</w:t>
+      </w:r>
+      <w:bookmarkEnd w:id="13"/>
+    </w:p>
+    <w:p>
+      <w:pPr>
+        <w:pStyle w:val="Cuerpo"/>
+      </w:pPr>
+      <w:r>
+        <w:t>El relevamiento se centra en cómo La Juanita Studio gestiona hoy sus servicios (cursos, mentorías, mix &amp; mastering, alquiler de cabina, grabación de sets y venta de equipos), la comunicación con alumnos y clientes, y la organización interna de horarios, salas, pagos y seguimiento.</w:t>
+      </w:r>
+    </w:p>
+    <w:p>
+      <w:pPr>
+        <w:pStyle w:val="Cuerpo"/>
+      </w:pPr>
+      <w:r>
+        <w:t>Se considera el comportamiento de todos los actores que intervienen en la prestación de los servicios, el registro de alumnos y cobros, la gestión de las salas y la operación diaria del estudio. El análisis tiene un alcance descriptivo y exploratorio: releva el contexto real sin proponer todavía una solución de software concreta ni anticipar decisiones técnicas.</w:t>
+      </w:r>
+    </w:p>
+    <w:p>
+      <w:pPr>
+        <w:pStyle w:val="Ttulo3"/>
+      </w:pPr>
+      <w:bookmarkStart w:id="14" w:name="_Toc242561238"/>
+      <w:r>
+        <w:t>Fuentes consultadas</w:t>
+      </w:r>
+      <w:bookmarkEnd w:id="14"/>
+    </w:p>
+    <w:p>
+      <w:pPr>
+        <w:pStyle w:val="Listaconvietas"/>
+      </w:pPr>
+      <w:r>
+        <w:t>Entrevista virtual con Micaela (Administración) y Ghezz (Director de Profesores y Producción), del 17 de abril de 2026.</w:t>
+      </w:r>
+    </w:p>
+    <w:p>
+      <w:pPr>
+        <w:pStyle w:val="Listaconvietas"/>
+      </w:pPr>
+      <w:r>
+        <w:t>Estudio de prefactibilidad de La Juanita Studio, de marzo de 2026.</w:t>
+      </w:r>
+    </w:p>
+    <w:p>
+      <w:pPr>
+        <w:pStyle w:val="Listaconvietas"/>
+      </w:pPr>
+      <w:r>
+        <w:t>Observación del flujo de trabajo descripto por los entrevistados (Notion, Excel, Google Sheets y WhatsApp).</w:t>
+      </w:r>
+    </w:p>
+    <w:p>
+      <w:pPr>
+        <w:pStyle w:val="Listaconvietas"/>
+      </w:pPr>
+      <w:r>
+        <w:t>Experiencia propia como cliente del estudio.</w:t>
+      </w:r>
+    </w:p>
+    <w:p>
+      <w:pPr>
+        <w:pStyle w:val="Listaconvietas"/>
+      </w:pPr>
+      <w:r>
+        <w:t>Validaciones posteriores con la administración, que confirmaron o corrigieron datos de la entrevista: los espacios del estudio, la sede, la dirección y los horarios.</w:t>
       </w:r>
     </w:p>
     <w:p>
       <w:pPr>
         <w:pStyle w:val="Ttulo2"/>
       </w:pPr>
-      <w:bookmarkStart w:id="10" w:name="_Toc242560570"/>
+      <w:bookmarkStart w:id="15" w:name="_Toc242561239"/>
       <w:r>
         <w:t>Problemas detectados en el contexto actual</w:t>
       </w:r>
-      <w:bookmarkEnd w:id="10"/>
+      <w:bookmarkEnd w:id="15"/>
     </w:p>
     <w:p>
+      <w:pPr>
+        <w:pStyle w:val="Ttulo3"/>
+      </w:pPr>
+      <w:bookmarkStart w:id="16" w:name="_Toc242561240"/>
+      <w:r>
+        <w:t>Problema 1: Concentración operativa en una única persona</w:t>
+      </w:r>
+      <w:bookmarkEnd w:id="16"/>
+    </w:p>
+    <w:p>
+      <w:pPr>
+        <w:pStyle w:val="Cuerpo"/>
+      </w:pPr>
+      <w:r>
+        <w:t>Micaela es el único nexo entre los alumnos y el estudio. Toda consulta, inscripción, cambio de horario, registro de pago y comunicación pasa exclusivamente por ella, sin ningún mecanismo de autogestión para los alumnos. Esto genera una dependencia crítica: si Micaela no está disponible, el estudio se detiene.</w:t>
+      </w:r>
+    </w:p>
+    <w:p>
+      <w:pPr>
+        <w:pStyle w:val="Cuerpo"/>
+      </w:pPr>
+      <w:r>
+        <w:t>La administradora atiende WhatsApp de forma ininterrumpida, incluso de noche, lo que representa una carga operativa insostenible a medida que el negocio crece.</w:t>
+      </w:r>
+    </w:p>
+    <w:p>
+      <w:pPr>
+        <w:pStyle w:val="Ttulo3"/>
+      </w:pPr>
+      <w:bookmarkStart w:id="17" w:name="_Toc242561241"/>
+      <w:r>
+        <w:t>Problema 2: Falta de integración entre herramientas</w:t>
+      </w:r>
+      <w:bookmarkEnd w:id="17"/>
+    </w:p>
+    <w:p>
+      <w:pPr>
+        <w:pStyle w:val="Cuerpo"/>
+      </w:pPr>
+      <w:r>
+        <w:t>La Juanita usa varias herramientas en paralelo y a mano: Notion para organizar clases y horarios, Excel para el control financiero y el seguimiento de pagos, y WhatsApp para la comunicación y la entrada de consultas. No están conectadas entre sí, lo que duplica la carga de datos, genera inconsistencias y hace perder información.</w:t>
+      </w:r>
+    </w:p>
+    <w:p>
+      <w:pPr>
+        <w:pStyle w:val="Cuerpo"/>
+      </w:pPr>
+      <w:r>
+        <w:lastRenderedPageBreak/>
+        <w:t>El estado de pago de un alumno, por ejemplo, se registra en Excel pero no se refleja en Notion, donde se reservan los horarios. Esto obliga a Micaela a cruzar datos entre plataformas antes de confirmar cada clase.</w:t>
+      </w:r>
+    </w:p>
+    <w:p>
+      <w:pPr>
+        <w:pStyle w:val="Ttulo3"/>
+      </w:pPr>
+      <w:bookmarkStart w:id="18" w:name="_Toc242561242"/>
+      <w:r>
+        <w:t>Problema 3: Ausencia de autogestión del alumno</w:t>
+      </w:r>
+      <w:bookmarkEnd w:id="18"/>
+    </w:p>
+    <w:p>
+      <w:pPr>
+        <w:pStyle w:val="Cuerpo"/>
+      </w:pPr>
+      <w:r>
+        <w:t>Los alumnos no tienen acceso a ningún portal propio. No pueden consultar sus horarios, ver el estado de sus pagos ni pedir un cambio de clase sin pasar por Micaela. Toda interacción requiere intervención humana directa, lo que genera demoras y frustración de ambos lados.</w:t>
+      </w:r>
+    </w:p>
+    <w:p>
+      <w:pPr>
+        <w:pStyle w:val="Cuerpo"/>
+      </w:pPr>
+      <w:r>
+        <w:t>La administración reconoce como urgente que los alumnos puedan gestionar parte de su cursada por su cuenta, aunque todavía no sabe si preferirán mantener el trato personalizado actual.</w:t>
+      </w:r>
+    </w:p>
+    <w:p>
+      <w:pPr>
+        <w:pStyle w:val="Ttulo3"/>
+      </w:pPr>
+      <w:bookmarkStart w:id="19" w:name="_Toc242561243"/>
+      <w:r>
+        <w:t>Problema 4: Gestión de salas sin visibilidad en tiempo real</w:t>
+      </w:r>
+      <w:bookmarkEnd w:id="19"/>
+    </w:p>
+    <w:p>
+      <w:pPr>
+        <w:pStyle w:val="Cuerpo"/>
+      </w:pPr>
+      <w:r>
+        <w:t>La asignación de salas es una fuente de conflictos internos. La Sala 1 y la Sala 2 se usan para clases de DJ y de producción, mentorías y trabajos de mix &amp; mastering, y la cabina de grabación para grabar sets. Sin un sistema que muestre el estado de cada espacio en tiempo real, los cambios de último momento no llegan a tiempo a todos los involucrados.</w:t>
+      </w:r>
+    </w:p>
+    <w:p>
+      <w:pPr>
+        <w:pStyle w:val="Cuerpo"/>
+      </w:pPr>
+      <w:r>
+        <w:t>Ghezz, como director de producción, lleva su propio sistema paralelo porque el Notion general no le resulta suficientemente accesible para planificar sus sesiones. Esto genera información duplicada y desincronizada.</w:t>
+      </w:r>
+    </w:p>
+    <w:p>
+      <w:pPr>
+        <w:pStyle w:val="Ttulo3"/>
+      </w:pPr>
+      <w:bookmarkStart w:id="20" w:name="_Toc242561244"/>
+      <w:r>
+        <w:t>Problema 5: Falta de trazabilidad en el seguimiento de alumnos y servicios</w:t>
+      </w:r>
+      <w:bookmarkEnd w:id="20"/>
+    </w:p>
+    <w:p>
+      <w:pPr>
+        <w:pStyle w:val="Cuerpo"/>
+      </w:pPr>
+      <w:r>
+        <w:t>No existe un historial unificado por alumno que muestre su recorrido dentro del estudio: clases tomadas, nivel actual, pagos realizados, materiales recibidos y progreso en el programa. Cada profesor lleva su propio seguimiento (hojas, anotaciones personales o un Excel propio), lo que impide tener una visión institucional del alumno.</w:t>
+      </w:r>
+    </w:p>
+    <w:p>
+      <w:pPr>
+        <w:pStyle w:val="Cuerpo"/>
+      </w:pPr>
+      <w:r>
+        <w:t>El control de asistencia consiste en marcas manuales en la planilla del profesor, sin fecha ni observaciones. No queda registro de si un alumno faltó, si recuperó la clase ni de cuántas clases le quedan de su paquete.</w:t>
+      </w:r>
+    </w:p>
+    <w:p>
+      <w:pPr>
+        <w:pStyle w:val="Ttulo3"/>
+      </w:pPr>
+      <w:bookmarkStart w:id="21" w:name="_Toc242561245"/>
+      <w:r>
+        <w:t>Problema 6: Informalidad en el servicio de mix &amp; mastering</w:t>
+      </w:r>
+      <w:bookmarkEnd w:id="21"/>
+    </w:p>
+    <w:p>
+      <w:pPr>
+        <w:pStyle w:val="Cuerpo"/>
+      </w:pPr>
+      <w:r>
+        <w:t>El servicio de mix &amp; mastering se gestiona de forma completamente autónoma, al margen del resto del estudio. No hay un registro formal de los trabajos entregados, las revisiones realizadas ni los pagos pendientes: el seguimiento se hace a mano por WhatsApp.</w:t>
+      </w:r>
+    </w:p>
+    <w:p>
+      <w:pPr>
+        <w:pStyle w:val="Cuerpo"/>
+      </w:pPr>
+      <w:r>
+        <w:lastRenderedPageBreak/>
+        <w:t>El registro que existe es una planilla mínima con fecha, cliente, valor y un estado básico (</w:t>
+      </w:r>
       <w:r>
         <w:rPr>
           <w:i/>
-          <w:color w:val="595959"/>
         </w:rPr>
-        <w:t>[Contenido: Fase 1]</w:t>
+        <w:t>paid</w:t>
+      </w:r>
+      <w:r>
+        <w:t xml:space="preserve">, </w:t>
+      </w:r>
+      <w:r>
+        <w:rPr>
+          <w:i/>
+        </w:rPr>
+        <w:t>debe</w:t>
+      </w:r>
+      <w:r>
+        <w:t xml:space="preserve">, </w:t>
+      </w:r>
+      <w:r>
+        <w:rPr>
+          <w:i/>
+        </w:rPr>
+        <w:t>hacer</w:t>
+      </w:r>
+      <w:r>
+        <w:t>). No distingue el tipo de trabajo (solo mezcla, solo masterización o ambos), ni registra las revisiones incluidas, ni el archivo final entregado. Los clientes de este servicio vienen mayormente de fuera del estudio, no son alumnos.</w:t>
+      </w:r>
+    </w:p>
+    <w:p>
+      <w:pPr>
+        <w:pStyle w:val="Cuerpo"/>
+      </w:pPr>
+      <w:r>
+        <w:t xml:space="preserve">La dirección reconoce la necesidad de formalizar el servicio e integrarlo al resto del estudio, con estados de trabajo definidos: </w:t>
+      </w:r>
+      <w:r>
+        <w:rPr>
+          <w:i/>
+        </w:rPr>
+        <w:t>a confirmar</w:t>
+      </w:r>
+      <w:r>
+        <w:t xml:space="preserve">, </w:t>
+      </w:r>
+      <w:r>
+        <w:rPr>
+          <w:i/>
+        </w:rPr>
+        <w:t>en proceso</w:t>
+      </w:r>
+      <w:r>
+        <w:t xml:space="preserve">, </w:t>
+      </w:r>
+      <w:r>
+        <w:rPr>
+          <w:i/>
+        </w:rPr>
+        <w:t>hecho</w:t>
+      </w:r>
+      <w:r>
+        <w:t xml:space="preserve">, </w:t>
+      </w:r>
+      <w:r>
+        <w:rPr>
+          <w:i/>
+        </w:rPr>
+        <w:t>pagado</w:t>
+      </w:r>
+      <w:r>
+        <w:t xml:space="preserve"> y </w:t>
+      </w:r>
+      <w:r>
+        <w:rPr>
+          <w:i/>
+        </w:rPr>
+        <w:t>debe</w:t>
+      </w:r>
+      <w:r>
+        <w:t>.</w:t>
+      </w:r>
+    </w:p>
+    <w:p>
+      <w:pPr>
+        <w:pStyle w:val="Ttulo3"/>
+      </w:pPr>
+      <w:bookmarkStart w:id="22" w:name="_Toc242561246"/>
+      <w:r>
+        <w:t>Problema 7: Gestión del sello discográfico desintegrada</w:t>
+      </w:r>
+      <w:bookmarkEnd w:id="22"/>
+    </w:p>
+    <w:p>
+      <w:pPr>
+        <w:pStyle w:val="Cuerpo"/>
+      </w:pPr>
+      <w:r>
+        <w:t xml:space="preserve">La operación del sello se gestiona de forma personal, con herramientas externas y sin integración con el resto del estudio. El sello tiene un catálogo con códigos propios (LJ020, LJ021…), artistas confirmados, fechas de lanzamiento planificadas y artistas </w:t>
+      </w:r>
+      <w:r>
+        <w:rPr>
+          <w:i/>
+        </w:rPr>
+        <w:t>a confirmar</w:t>
+      </w:r>
+      <w:r>
+        <w:t xml:space="preserve"> por lanzamiento.</w:t>
+      </w:r>
+    </w:p>
+    <w:p>
+      <w:pPr>
+        <w:pStyle w:val="Cuerpo"/>
+      </w:pPr>
+      <w:r>
+        <w:t>Este proceso, que incluye la recepción de música, la curaduría, la subida a plataformas de distribución, los contratos, la coordinación de pagos y el seguimiento de reproducciones en sets y radios internacionales, no tiene ningún punto de contacto formal con el resto del estudio.</w:t>
+      </w:r>
+    </w:p>
+    <w:p>
+      <w:pPr>
+        <w:pStyle w:val="Ttulo3"/>
+      </w:pPr>
+      <w:bookmarkStart w:id="23" w:name="_Toc242561247"/>
+      <w:r>
+        <w:t>Problema 8: Ausencia de reportes para la dirección</w:t>
+      </w:r>
+      <w:bookmarkEnd w:id="23"/>
+    </w:p>
+    <w:p>
+      <w:pPr>
+        <w:pStyle w:val="Cuerpo"/>
+      </w:pPr>
+      <w:r>
+        <w:t>Los directores y socios no reciben ningún reporte estructurado sobre el desempeño del negocio. No existen registros históricos formales de alumnos activos, retención, ingresos por línea de servicio ni ocupación de salas.</w:t>
+      </w:r>
+    </w:p>
+    <w:p>
+      <w:pPr>
+        <w:pStyle w:val="Cuerpo"/>
+      </w:pPr>
+      <w:r>
+        <w:t>La dirección necesita ver indicadores clave: alumnos por servicio, ingresos mensuales en pesos y en dólares, ocupación de salas por día y franja horaria, y cobros pendientes. Hoy esa información no puede obtenerse sin consolidar a mano varias fuentes.</w:t>
+      </w:r>
+    </w:p>
+    <w:p>
+      <w:pPr>
+        <w:pStyle w:val="Ttulo3"/>
+      </w:pPr>
+      <w:bookmarkStart w:id="24" w:name="_Toc242561248"/>
+      <w:r>
+        <w:t>Problema 9: Pérdida de consultas en el primer contacto</w:t>
+      </w:r>
+      <w:bookmarkEnd w:id="24"/>
+    </w:p>
+    <w:p>
+      <w:pPr>
+        <w:pStyle w:val="Cuerpo"/>
+      </w:pPr>
+      <w:r>
+        <w:t>Las consultas llegan por Instagram y por WhatsApp y dependen de que alguien las conteste a tiempo. El estudio no tiene un sitio web propio donde un interesado pueda conocer los programas, los precios o los servicios, ni dejar su pedido por escrito: la única presencia web es un Linktree.</w:t>
+      </w:r>
+    </w:p>
+    <w:p>
+      <w:pPr>
+        <w:pStyle w:val="Cuerpo"/>
+      </w:pPr>
+      <w:r>
+        <w:t>Una consulta que no se responde en el momento no queda registrada en ningún lugar, y no hay forma de saber cuántos interesados se pierden por esa fricción.</w:t>
       </w:r>
     </w:p>
     <w:p>
       <w:pPr>
         <w:pStyle w:val="Ttulo2"/>
       </w:pPr>
-      <w:bookmarkStart w:id="11" w:name="_Toc242560571"/>
+      <w:bookmarkStart w:id="25" w:name="_Toc242561249"/>
       <w:r>
+        <w:lastRenderedPageBreak/>
         <w:t>Necesidades relevadas</w:t>
       </w:r>
-      <w:bookmarkEnd w:id="11"/>
+      <w:bookmarkEnd w:id="25"/>
     </w:p>
     <w:p>
+      <w:pPr>
+        <w:pStyle w:val="Cuerpo"/>
+      </w:pPr>
       <w:r>
-        <w:rPr>
-          <w:i/>
-          <w:color w:val="595959"/>
-        </w:rPr>
-        <w:t>[Contenido: Fase 1]</w:t>
+        <w:t>A partir de los problemas detectados y de la información obtenida en la entrevista se identifican las siguientes necesidades de La Juanita Studio. Describen lo que el negocio requiere para operar de forma eficiente, sin anticipar todavía cómo se resolverán técnicamente.</w:t>
+      </w:r>
+    </w:p>
+    <w:p>
+      <w:pPr>
+        <w:pStyle w:val="Ttulo3"/>
+      </w:pPr>
+      <w:bookmarkStart w:id="26" w:name="_Toc242561250"/>
+      <w:r>
+        <w:t>Necesidad 1: Centralización y unificación de la información operativa</w:t>
+      </w:r>
+      <w:bookmarkEnd w:id="26"/>
+    </w:p>
+    <w:p>
+      <w:pPr>
+        <w:pStyle w:val="Cuerpo"/>
+      </w:pPr>
+      <w:r>
+        <w:t>El estudio necesita una fuente única de verdad que reemplace la fragmentación entre Notion, Excel y WhatsApp. Hoy cada herramienta tiene una parte de la información y ninguna refleja el estado completo de una situación: el pago de un alumno está en Excel, su horario en Notion y la conversación que los vincula en WhatsApp.</w:t>
+      </w:r>
+    </w:p>
+    <w:p>
+      <w:pPr>
+        <w:pStyle w:val="Cuerpo"/>
+      </w:pPr>
+      <w:r>
+        <w:t>El negocio necesita que cualquier persona autorizada pueda consultar el estado real de un alumno, una sala o un cobro en un solo lugar.</w:t>
+      </w:r>
+    </w:p>
+    <w:p>
+      <w:pPr>
+        <w:pStyle w:val="Ttulo3"/>
+      </w:pPr>
+      <w:bookmarkStart w:id="27" w:name="_Toc242561251"/>
+      <w:r>
+        <w:t>Necesidad 2: Reducción de la dependencia operativa de Micaela</w:t>
+      </w:r>
+      <w:bookmarkEnd w:id="27"/>
+    </w:p>
+    <w:p>
+      <w:pPr>
+        <w:pStyle w:val="Cuerpo"/>
+      </w:pPr>
+      <w:r>
+        <w:t>La Juanita necesita distribuir la carga que hoy recae por completo sobre Micaela, único punto de contacto para inscripciones, pagos, cambios de horario y consultas de todo tipo. Esto no es sostenible a medida que el estudio crece.</w:t>
+      </w:r>
+    </w:p>
+    <w:p>
+      <w:pPr>
+        <w:pStyle w:val="Cuerpo"/>
+      </w:pPr>
+      <w:r>
+        <w:t>El negocio necesita que los alumnos puedan acceder a la información de sus clases, sus pagos y sus materiales sin la intervención de Micaela, y que los profesores tengan acceso directo a sus horarios y a sus alumnos.</w:t>
+      </w:r>
+    </w:p>
+    <w:p>
+      <w:pPr>
+        <w:pStyle w:val="Ttulo3"/>
+      </w:pPr>
+      <w:bookmarkStart w:id="28" w:name="_Toc242561252"/>
+      <w:r>
+        <w:t>Necesidad 3: Visibilidad en tiempo real sobre el uso de las salas</w:t>
+      </w:r>
+      <w:bookmarkEnd w:id="28"/>
+    </w:p>
+    <w:p>
+      <w:pPr>
+        <w:pStyle w:val="Cuerpo"/>
+      </w:pPr>
+      <w:r>
+        <w:t>Los tres espacios del estudio se usan para múltiples propósitos: clases de DJ y de producción, mentorías, mix &amp; mastering, alquiler y grabación de sets. Hoy no hay ningún mecanismo para ver qué sala está ocupada, por quién y hasta qué hora. Los cambios se comunican de palabra o por WhatsApp, lo que genera conflictos frecuentes, sobre todo cuando Ghezz necesita una sala para un trabajo de mezcla y no se enteró de un cambio de horario.</w:t>
+      </w:r>
+    </w:p>
+    <w:p>
+      <w:pPr>
+        <w:pStyle w:val="Cuerpo"/>
+      </w:pPr>
+      <w:r>
+        <w:t>El negocio necesita conocer en todo momento el estado de cada espacio, quién lo usa y para qué, y que no se pueda asignar un espacio a un uso para el que no sirve.</w:t>
+      </w:r>
+    </w:p>
+    <w:p>
+      <w:pPr>
+        <w:pStyle w:val="Ttulo3"/>
+      </w:pPr>
+      <w:bookmarkStart w:id="29" w:name="_Toc242561253"/>
+      <w:r>
+        <w:t>Necesidad 4: Seguimiento del recorrido formativo del alumno</w:t>
+      </w:r>
+      <w:bookmarkEnd w:id="29"/>
+    </w:p>
+    <w:p>
+      <w:pPr>
+        <w:pStyle w:val="Cuerpo"/>
+      </w:pPr>
+      <w:r>
+        <w:t xml:space="preserve">El programa de La Juanita está pensado como un recorrido largo y progresivo: el alumno empieza en DJ inicial, avanza por niveles hasta DJ avanzado, puede seguir con </w:t>
+      </w:r>
+      <w:r>
+        <w:lastRenderedPageBreak/>
+        <w:t>producción musical y, eventualmente, con mentorías. Ese recorrido puede durar un año o más e involucrar a varios profesores.</w:t>
+      </w:r>
+    </w:p>
+    <w:p>
+      <w:pPr>
+        <w:pStyle w:val="Cuerpo"/>
+      </w:pPr>
+      <w:r>
+        <w:t>No existe ningún mecanismo para saber en qué etapa está cada alumno, cuántas clases tomó, qué materiales recibió ni qué observaciones dejaron sus profesores. El estudio necesita seguir al alumno a lo largo de todo su trayecto, sin importar qué profesor lo atienda en cada momento.</w:t>
+      </w:r>
+    </w:p>
+    <w:p>
+      <w:pPr>
+        <w:pStyle w:val="Ttulo3"/>
+      </w:pPr>
+      <w:bookmarkStart w:id="30" w:name="_Toc242561254"/>
+      <w:r>
+        <w:t>Necesidad 5: Formalización y seguimiento del servicio de mix &amp; mastering</w:t>
+      </w:r>
+      <w:bookmarkEnd w:id="30"/>
+    </w:p>
+    <w:p>
+      <w:pPr>
+        <w:pStyle w:val="Cuerpo"/>
+      </w:pPr>
+      <w:r>
+        <w:t>El mix &amp; mastering es una línea de negocio con alto potencial: Ghezz estima que, con volumen, una sala dedicada podría generar entre 200 y 300 dólares diarios. Sin embargo, opera por fuera del estudio: los trabajos se coordinan por WhatsApp, no hay registro de entregas ni revisiones, y el cobro queda pendiente hasta que el cliente aprueba el resultado, lo que genera deudas difíciles de seguir.</w:t>
+      </w:r>
+    </w:p>
+    <w:p>
+      <w:pPr>
+        <w:pStyle w:val="Cuerpo"/>
+      </w:pPr>
+      <w:r>
+        <w:t>El negocio necesita registrar cada trabajo, seguir su estado, controlar las revisiones incluidas y ordenar el cobro, de forma integrada al resto del estudio.</w:t>
+      </w:r>
+    </w:p>
+    <w:p>
+      <w:pPr>
+        <w:pStyle w:val="Ttulo3"/>
+      </w:pPr>
+      <w:bookmarkStart w:id="31" w:name="_Toc242561255"/>
+      <w:r>
+        <w:t>Necesidad 6: Integración del sello discográfico</w:t>
+      </w:r>
+      <w:bookmarkEnd w:id="31"/>
+    </w:p>
+    <w:p>
+      <w:pPr>
+        <w:pStyle w:val="Cuerpo"/>
+      </w:pPr>
+      <w:r>
+        <w:t>La operación del sello (recepción de demos, curaduría, distribución, contratos y seguimiento de lanzamientos) la gestiona Ghezz con herramientas personales. El estudio necesita que la información del sello (artistas, lanzamientos, contratos y su estado) esté disponible en un sistema centralizado, accesible para la dirección y la administración, sin depender de la memoria de una sola persona.</w:t>
+      </w:r>
+    </w:p>
+    <w:p>
+      <w:pPr>
+        <w:pStyle w:val="Ttulo3"/>
+      </w:pPr>
+      <w:bookmarkStart w:id="32" w:name="_Toc242561256"/>
+      <w:r>
+        <w:t>Necesidad 7: Visibilidad gerencial sobre el desempeño del negocio</w:t>
+      </w:r>
+      <w:bookmarkEnd w:id="32"/>
+    </w:p>
+    <w:p>
+      <w:pPr>
+        <w:pStyle w:val="Cuerpo"/>
+      </w:pPr>
+      <w:r>
+        <w:t>Los directores y socios no tienen acceso a información consolidada. Para conocer los alumnos activos, los ingresos del mes o los cobros pendientes deben preguntarle a Micaela o revisar las planillas a mano. El negocio necesita que la dirección acceda a esa información de forma autónoma.</w:t>
+      </w:r>
+    </w:p>
+    <w:p>
+      <w:pPr>
+        <w:pStyle w:val="Ttulo3"/>
+      </w:pPr>
+      <w:bookmarkStart w:id="33" w:name="_Toc242561257"/>
+      <w:r>
+        <w:t>Necesidad 8: Un canal de entrada propio para las consultas</w:t>
+      </w:r>
+      <w:bookmarkEnd w:id="33"/>
+    </w:p>
+    <w:p>
+      <w:pPr>
+        <w:pStyle w:val="Cuerpo"/>
+      </w:pPr>
+      <w:r>
+        <w:t>El estudio necesita una presencia web propia donde un interesado pueda conocer los programas y servicios y dejar su consulta por escrito, de modo que ningún pedido dependa de que alguien conteste un mensaje en el momento y que cada consulta quede registrada hasta ser atendida.</w:t>
       </w:r>
     </w:p>
     <w:p>
       <w:pPr>
         <w:pStyle w:val="Ttulo2"/>
       </w:pPr>
-      <w:bookmarkStart w:id="12" w:name="_Toc242560572"/>
+      <w:bookmarkStart w:id="34" w:name="_Toc242561258"/>
       <w:r>
+        <w:lastRenderedPageBreak/>
         <w:t>Actores involucrados</w:t>
       </w:r>
-      <w:bookmarkEnd w:id="12"/>
+      <w:bookmarkEnd w:id="34"/>
     </w:p>
     <w:p>
+      <w:pPr>
+        <w:pStyle w:val="Cuerpo"/>
+        <w:keepNext/>
+      </w:pPr>
+      <w:r>
+        <w:t>Los actores que intervienen en la operación de La Juanita Studio son los siguientes:</w:t>
+      </w:r>
+    </w:p>
+    <w:p>
+      <w:pPr>
+        <w:pStyle w:val="Rotulo"/>
+        <w:spacing w:before="240"/>
+      </w:pPr>
+      <w:r>
+        <w:rPr>
+          <w:b/>
+        </w:rPr>
+        <w:t>Tabla 3</w:t>
+      </w:r>
+    </w:p>
+    <w:p>
+      <w:pPr>
+        <w:pStyle w:val="Rotulo"/>
+      </w:pPr>
       <w:r>
         <w:rPr>
           <w:i/>
-          <w:color w:val="595959"/>
         </w:rPr>
-        <w:t>[Contenido: Fase 1]</w:t>
+        <w:t>Actores involucrados en la operación del estudio</w:t>
+      </w:r>
+    </w:p>
+    <w:tbl>
+      <w:tblPr>
+        <w:tblW w:w="8505" w:type="dxa"/>
+        <w:jc w:val="center"/>
+        <w:tblBorders>
+          <w:top w:val="single" w:sz="8" w:space="0" w:color="000000"/>
+          <w:left w:val="nil"/>
+          <w:bottom w:val="single" w:sz="8" w:space="0" w:color="000000"/>
+          <w:right w:val="nil"/>
+          <w:insideH w:val="single" w:sz="2" w:space="0" w:color="BFBFBF"/>
+          <w:insideV w:val="nil"/>
+        </w:tblBorders>
+        <w:tblLayout w:type="fixed"/>
+        <w:tblLook w:val="04A0" w:firstRow="1" w:lastRow="0" w:firstColumn="1" w:lastColumn="0" w:noHBand="0" w:noVBand="1"/>
+      </w:tblPr>
+      <w:tblGrid>
+        <w:gridCol w:w="2835"/>
+        <w:gridCol w:w="5670"/>
+      </w:tblGrid>
+      <w:tr>
+        <w:trPr>
+          <w:cantSplit/>
+          <w:tblHeader/>
+          <w:jc w:val="center"/>
+        </w:trPr>
+        <w:tc>
+          <w:tcPr>
+            <w:tcW w:w="2835" w:type="dxa"/>
+            <w:tcBorders>
+              <w:bottom w:val="single" w:sz="6" w:space="0" w:color="000000"/>
+            </w:tcBorders>
+            <w:shd w:val="clear" w:color="auto" w:fill="E7E6E6"/>
+          </w:tcPr>
+          <w:p>
+            <w:pPr>
+              <w:pStyle w:val="Celda"/>
+              <w:keepNext/>
+            </w:pPr>
+            <w:r>
+              <w:rPr>
+                <w:b/>
+              </w:rPr>
+              <w:t>Actor</w:t>
+            </w:r>
+          </w:p>
+        </w:tc>
+        <w:tc>
+          <w:tcPr>
+            <w:tcW w:w="5669" w:type="dxa"/>
+            <w:tcBorders>
+              <w:bottom w:val="single" w:sz="6" w:space="0" w:color="000000"/>
+            </w:tcBorders>
+            <w:shd w:val="clear" w:color="auto" w:fill="E7E6E6"/>
+          </w:tcPr>
+          <w:p>
+            <w:pPr>
+              <w:pStyle w:val="Celda"/>
+              <w:keepNext/>
+            </w:pPr>
+            <w:r>
+              <w:rPr>
+                <w:b/>
+              </w:rPr>
+              <w:t>Descripción y rol</w:t>
+            </w:r>
+          </w:p>
+        </w:tc>
+      </w:tr>
+      <w:tr>
+        <w:trPr>
+          <w:cantSplit/>
+          <w:jc w:val="center"/>
+        </w:trPr>
+        <w:tc>
+          <w:tcPr>
+            <w:tcW w:w="2835" w:type="dxa"/>
+          </w:tcPr>
+          <w:p>
+            <w:pPr>
+              <w:pStyle w:val="Celda"/>
+            </w:pPr>
+            <w:r>
+              <w:t>Dirección general (Chapa &amp; Castelo, familia Oppel y Bautista Najles)</w:t>
+            </w:r>
+          </w:p>
+        </w:tc>
+        <w:tc>
+          <w:tcPr>
+            <w:tcW w:w="5669" w:type="dxa"/>
+          </w:tcPr>
+          <w:p>
+            <w:pPr>
+              <w:pStyle w:val="Celda"/>
+            </w:pPr>
+            <w:r>
+              <w:t>Inversores y fundadores. Toman las decisiones estratégicas y definen la visión del negocio. Necesitan visibilidad sobre sus indicadores clave.</w:t>
+            </w:r>
+          </w:p>
+        </w:tc>
+      </w:tr>
+      <w:tr>
+        <w:trPr>
+          <w:cantSplit/>
+          <w:jc w:val="center"/>
+        </w:trPr>
+        <w:tc>
+          <w:tcPr>
+            <w:tcW w:w="2835" w:type="dxa"/>
+          </w:tcPr>
+          <w:p>
+            <w:pPr>
+              <w:pStyle w:val="Celda"/>
+            </w:pPr>
+            <w:r>
+              <w:t>Micaela — Administración</w:t>
+            </w:r>
+          </w:p>
+        </w:tc>
+        <w:tc>
+          <w:tcPr>
+            <w:tcW w:w="5669" w:type="dxa"/>
+          </w:tcPr>
+          <w:p>
+            <w:pPr>
+              <w:pStyle w:val="Celda"/>
+            </w:pPr>
+            <w:r>
+              <w:t>Principal usuaria del futuro sistema. Gestiona toda la operación: altas de alumnos, horarios, pagos, comunicación con alumnos y coordinación de profesores. Es el principal cuello de botella del negocio.</w:t>
+            </w:r>
+          </w:p>
+        </w:tc>
+      </w:tr>
+      <w:tr>
+        <w:trPr>
+          <w:cantSplit/>
+          <w:jc w:val="center"/>
+        </w:trPr>
+        <w:tc>
+          <w:tcPr>
+            <w:tcW w:w="2835" w:type="dxa"/>
+          </w:tcPr>
+          <w:p>
+            <w:pPr>
+              <w:pStyle w:val="Celda"/>
+            </w:pPr>
+            <w:r>
+              <w:t>Ghezz — Director de Profesores y Producción</w:t>
+            </w:r>
+          </w:p>
+        </w:tc>
+        <w:tc>
+          <w:tcPr>
+            <w:tcW w:w="5669" w:type="dxa"/>
+          </w:tcPr>
+          <w:p>
+            <w:pPr>
+              <w:pStyle w:val="Celda"/>
+            </w:pPr>
+            <w:r>
+              <w:t>Dicta clases avanzadas y mentorías, coordina a los demás profesores, gestiona el sello discográfico y presta el servicio de mix &amp; mastering. Lleva un sistema de seguimiento propio, paralelo al del estudio.</w:t>
+            </w:r>
+          </w:p>
+        </w:tc>
+      </w:tr>
+      <w:tr>
+        <w:trPr>
+          <w:cantSplit/>
+          <w:jc w:val="center"/>
+        </w:trPr>
+        <w:tc>
+          <w:tcPr>
+            <w:tcW w:w="2835" w:type="dxa"/>
+          </w:tcPr>
+          <w:p>
+            <w:pPr>
+              <w:pStyle w:val="Celda"/>
+            </w:pPr>
+            <w:r>
+              <w:t>Profesores de DJ y producción</w:t>
+            </w:r>
+          </w:p>
+        </w:tc>
+        <w:tc>
+          <w:tcPr>
+            <w:tcW w:w="5669" w:type="dxa"/>
+          </w:tcPr>
+          <w:p>
+            <w:pPr>
+              <w:pStyle w:val="Celda"/>
+            </w:pPr>
+            <w:r>
+              <w:t>Dictan las clases según el programa. Consultan en Notion sus horarios y alumnos, con permisos de solo lectura. Algunos llevan registros propios.</w:t>
+            </w:r>
+          </w:p>
+        </w:tc>
+      </w:tr>
+      <w:tr>
+        <w:trPr>
+          <w:cantSplit/>
+          <w:jc w:val="center"/>
+        </w:trPr>
+        <w:tc>
+          <w:tcPr>
+            <w:tcW w:w="2835" w:type="dxa"/>
+          </w:tcPr>
+          <w:p>
+            <w:pPr>
+              <w:pStyle w:val="Celda"/>
+            </w:pPr>
+            <w:r>
+              <w:t>Malena — Community manager</w:t>
+            </w:r>
+          </w:p>
+        </w:tc>
+        <w:tc>
+          <w:tcPr>
+            <w:tcW w:w="5669" w:type="dxa"/>
+          </w:tcPr>
+          <w:p>
+            <w:pPr>
+              <w:pStyle w:val="Celda"/>
+            </w:pPr>
+            <w:r>
+              <w:t>Responde el primer contacto en Instagram y deriva la consulta a Micaela.</w:t>
+            </w:r>
+          </w:p>
+        </w:tc>
+      </w:tr>
+      <w:tr>
+        <w:trPr>
+          <w:cantSplit/>
+          <w:jc w:val="center"/>
+        </w:trPr>
+        <w:tc>
+          <w:tcPr>
+            <w:tcW w:w="2835" w:type="dxa"/>
+          </w:tcPr>
+          <w:p>
+            <w:pPr>
+              <w:pStyle w:val="Celda"/>
+            </w:pPr>
+            <w:r>
+              <w:t>Alumnos</w:t>
+            </w:r>
+          </w:p>
+        </w:tc>
+        <w:tc>
+          <w:tcPr>
+            <w:tcW w:w="5669" w:type="dxa"/>
+          </w:tcPr>
+          <w:p>
+            <w:pPr>
+              <w:pStyle w:val="Celda"/>
+            </w:pPr>
+            <w:r>
+              <w:t>Destinatarios de los cursos y mentorías. No tienen acceso a ningún sistema: toda interacción pasa por Micaela. Son los más afectados por la falta de autogestión.</w:t>
+            </w:r>
+          </w:p>
+        </w:tc>
+      </w:tr>
+      <w:tr>
+        <w:trPr>
+          <w:cantSplit/>
+          <w:jc w:val="center"/>
+        </w:trPr>
+        <w:tc>
+          <w:tcPr>
+            <w:tcW w:w="2835" w:type="dxa"/>
+          </w:tcPr>
+          <w:p>
+            <w:pPr>
+              <w:pStyle w:val="Celda"/>
+            </w:pPr>
+            <w:r>
+              <w:t>Clientes externos</w:t>
+            </w:r>
+          </w:p>
+        </w:tc>
+        <w:tc>
+          <w:tcPr>
+            <w:tcW w:w="5669" w:type="dxa"/>
+          </w:tcPr>
+          <w:p>
+            <w:pPr>
+              <w:pStyle w:val="Celda"/>
+            </w:pPr>
+            <w:r>
+              <w:t>Personas que contratan un servicio sin ser alumnos: alquilan una cabina, graban un set, encargan un mix &amp; mastering o compran un equipo. Varios vienen del exterior.</w:t>
+            </w:r>
+          </w:p>
+        </w:tc>
+      </w:tr>
+      <w:tr>
+        <w:trPr>
+          <w:cantSplit/>
+          <w:jc w:val="center"/>
+        </w:trPr>
+        <w:tc>
+          <w:tcPr>
+            <w:tcW w:w="2835" w:type="dxa"/>
+          </w:tcPr>
+          <w:p>
+            <w:pPr>
+              <w:pStyle w:val="Celda"/>
+            </w:pPr>
+            <w:r>
+              <w:t>Artistas del sello</w:t>
+            </w:r>
+          </w:p>
+        </w:tc>
+        <w:tc>
+          <w:tcPr>
+            <w:tcW w:w="5669" w:type="dxa"/>
+          </w:tcPr>
+          <w:p>
+            <w:pPr>
+              <w:pStyle w:val="Celda"/>
+            </w:pPr>
+            <w:r>
+              <w:t>Envían su música, firman contratos y publican con el sello. No participan de la operación diaria del estudio.</w:t>
+            </w:r>
+          </w:p>
+        </w:tc>
+      </w:tr>
+      <w:tr>
+        <w:trPr>
+          <w:cantSplit/>
+          <w:jc w:val="center"/>
+        </w:trPr>
+        <w:tc>
+          <w:tcPr>
+            <w:tcW w:w="2835" w:type="dxa"/>
+          </w:tcPr>
+          <w:p>
+            <w:pPr>
+              <w:pStyle w:val="Celda"/>
+            </w:pPr>
+            <w:r>
+              <w:t>Staff general</w:t>
+            </w:r>
+          </w:p>
+        </w:tc>
+        <w:tc>
+          <w:tcPr>
+            <w:tcW w:w="5669" w:type="dxa"/>
+          </w:tcPr>
+          <w:p>
+            <w:pPr>
+              <w:pStyle w:val="Celda"/>
+            </w:pPr>
+            <w:r>
+              <w:t>Da soporte a eventos y a otras actividades del estudio.</w:t>
+            </w:r>
+          </w:p>
+        </w:tc>
+      </w:tr>
+      <w:tr>
+        <w:trPr>
+          <w:cantSplit/>
+          <w:jc w:val="center"/>
+        </w:trPr>
+        <w:tc>
+          <w:tcPr>
+            <w:tcW w:w="2835" w:type="dxa"/>
+          </w:tcPr>
+          <w:p>
+            <w:pPr>
+              <w:pStyle w:val="Celda"/>
+            </w:pPr>
+            <w:r>
+              <w:t>Ignacio Lawson — Estudiante</w:t>
+            </w:r>
+          </w:p>
+        </w:tc>
+        <w:tc>
+          <w:tcPr>
+            <w:tcW w:w="5669" w:type="dxa"/>
+          </w:tcPr>
+          <w:p>
+            <w:pPr>
+              <w:pStyle w:val="Celda"/>
+            </w:pPr>
+            <w:r>
+              <w:t>Responsable del relevamiento, del diseño y de la implementación de la solución.</w:t>
+            </w:r>
+          </w:p>
+        </w:tc>
+      </w:tr>
+    </w:tbl>
+    <w:p>
+      <w:pPr>
+        <w:pStyle w:val="Nota"/>
+      </w:pPr>
+    </w:p>
+    <w:p>
+      <w:pPr>
+        <w:pStyle w:val="Ttulo2"/>
+      </w:pPr>
+      <w:bookmarkStart w:id="35" w:name="_Toc242561259"/>
+      <w:r>
+        <w:t>Limitaciones del relevamiento</w:t>
+      </w:r>
+      <w:bookmarkEnd w:id="35"/>
+    </w:p>
+    <w:p>
+      <w:pPr>
+        <w:pStyle w:val="Ttulo3"/>
+      </w:pPr>
+      <w:bookmarkStart w:id="36" w:name="_Toc242561260"/>
+      <w:r>
+        <w:t>Limitación 1: Ausencia de métricas documentadas</w:t>
+      </w:r>
+      <w:bookmarkEnd w:id="36"/>
+    </w:p>
+    <w:p>
+      <w:pPr>
+        <w:pStyle w:val="Cuerpo"/>
+      </w:pPr>
+      <w:r>
+        <w:t>No existen registros históricos formales de alumnos activos, retención, ingresos por línea de servicio ni ocupación de salas. Toda la información cuantitativa depende del testimonio de los entrevistados y de sus estimaciones, lo que puede introducir imprecisiones en el análisis.</w:t>
+      </w:r>
+    </w:p>
+    <w:p>
+      <w:pPr>
+        <w:pStyle w:val="Ttulo3"/>
+      </w:pPr>
+      <w:bookmarkStart w:id="37" w:name="_Toc242561261"/>
+      <w:r>
+        <w:lastRenderedPageBreak/>
+        <w:t>Limitación 2: Sistema de comunicación no estructurado</w:t>
+      </w:r>
+      <w:bookmarkEnd w:id="37"/>
+    </w:p>
+    <w:p>
+      <w:pPr>
+        <w:pStyle w:val="Cuerpo"/>
+      </w:pPr>
+      <w:r>
+        <w:t>Como WhatsApp es el canal único de contacto, buena parte de la información operativa existe solo en conversaciones de chat, sin registro formal ni exportable. Esto dificulta reconstruir flujos de trabajo históricos y conocer la demanda real.</w:t>
+      </w:r>
+    </w:p>
+    <w:p>
+      <w:pPr>
+        <w:pStyle w:val="Ttulo3"/>
+      </w:pPr>
+      <w:bookmarkStart w:id="38" w:name="_Toc242561262"/>
+      <w:r>
+        <w:t>Limitación 3: Datos de la entrevista que hubo que corregir</w:t>
+      </w:r>
+      <w:bookmarkEnd w:id="38"/>
+    </w:p>
+    <w:p>
+      <w:pPr>
+        <w:pStyle w:val="Cuerpo"/>
+      </w:pPr>
+      <w:r>
+        <w:t>Algunos datos dichos en la entrevista resultaron inexactos y se corrigieron en validaciones posteriores: los espacios físicos del estudio y sus usos, y la apertura de una segunda sede en Córdoba, que finalmente se descartó. Este informe ya refleja esas correcciones.</w:t>
       </w:r>
     </w:p>
     <w:p>
       <w:pPr>
         <w:pStyle w:val="Ttulo2"/>
       </w:pPr>
-      <w:bookmarkStart w:id="13" w:name="_Toc242560573"/>
+      <w:bookmarkStart w:id="39" w:name="_Toc242561263"/>
       <w:r>
-        <w:t>Limitaciones del relevamiento</w:t>
+        <w:t>Procesos actuales</w:t>
       </w:r>
-      <w:bookmarkEnd w:id="13"/>
+      <w:bookmarkEnd w:id="39"/>
     </w:p>
     <w:p>
+      <w:pPr>
+        <w:pStyle w:val="Cuerpo"/>
+      </w:pPr>
+      <w:r>
+        <w:t>A continuación se detalla el funcionamiento actual de cada proceso operativo del estudio, tal como lo describieron los entrevistados y complementado con el análisis de las planillas que utilizan.</w:t>
+      </w:r>
+    </w:p>
+    <w:p>
+      <w:pPr>
+        <w:pStyle w:val="Ttulo3"/>
+      </w:pPr>
+      <w:bookmarkStart w:id="40" w:name="_Toc242561264"/>
+      <w:r>
+        <w:t>Proceso 1: Gestión de alumnos e inscripciones</w:t>
+      </w:r>
+      <w:bookmarkEnd w:id="40"/>
+    </w:p>
+    <w:p>
+      <w:pPr>
+        <w:pStyle w:val="Cuerpo"/>
+        <w:keepNext/>
+      </w:pPr>
+      <w:r>
+        <w:t>La incorporación de un alumno nuevo es completamente manual y está centralizada en Micaela. El flujo es el siguiente (ver Figura 1):</w:t>
+      </w:r>
+    </w:p>
+    <w:p>
+      <w:pPr>
+        <w:pStyle w:val="Listaconnmeros"/>
+        <w:numPr>
+          <w:ilvl w:val="0"/>
+          <w:numId w:val="10"/>
+        </w:numPr>
+      </w:pPr>
+      <w:r>
+        <w:t>El interesado contacta al estudio por Instagram o WhatsApp.</w:t>
+      </w:r>
+    </w:p>
+    <w:p>
+      <w:pPr>
+        <w:pStyle w:val="Listaconnmeros"/>
+        <w:numPr>
+          <w:ilvl w:val="0"/>
+          <w:numId w:val="10"/>
+        </w:numPr>
+      </w:pPr>
+      <w:r>
+        <w:t>La community manager responde el primer contacto por Instagram y, cuando la consulta avanza, Micaela retoma la conversación por WhatsApp.</w:t>
+      </w:r>
+    </w:p>
+    <w:p>
+      <w:pPr>
+        <w:pStyle w:val="Listaconnmeros"/>
+        <w:numPr>
+          <w:ilvl w:val="0"/>
+          <w:numId w:val="10"/>
+        </w:numPr>
+      </w:pPr>
+      <w:r>
+        <w:t>Micaela pregunta qué disciplina le interesa (DJ o producción) y su nivel de experiencia.</w:t>
+      </w:r>
+    </w:p>
+    <w:p>
+      <w:pPr>
+        <w:pStyle w:val="Listaconnmeros"/>
+        <w:numPr>
+          <w:ilvl w:val="0"/>
+          <w:numId w:val="10"/>
+        </w:numPr>
+      </w:pPr>
+      <w:r>
+        <w:t>Según la respuesta, le envía el PDF del programa correspondiente, con modalidad, duración y precio.</w:t>
+      </w:r>
+    </w:p>
+    <w:p>
+      <w:pPr>
+        <w:pStyle w:val="Listaconnmeros"/>
+        <w:numPr>
+          <w:ilvl w:val="0"/>
+          <w:numId w:val="10"/>
+        </w:numPr>
+      </w:pPr>
+      <w:r>
+        <w:t>Micaela consulta la disponibilidad en Notion y ofrece opciones de horario.</w:t>
+      </w:r>
+    </w:p>
+    <w:p>
+      <w:pPr>
+        <w:pStyle w:val="Listaconnmeros"/>
+        <w:numPr>
+          <w:ilvl w:val="0"/>
+          <w:numId w:val="10"/>
+        </w:numPr>
+      </w:pPr>
+      <w:r>
+        <w:t>El alumno elige un horario y paga una seña para reservarlo.</w:t>
+      </w:r>
+    </w:p>
+    <w:p>
+      <w:pPr>
+        <w:pStyle w:val="Listaconnmeros"/>
+        <w:numPr>
+          <w:ilvl w:val="0"/>
+          <w:numId w:val="10"/>
+        </w:numPr>
+      </w:pPr>
+      <w:r>
+        <w:t>Micaela registra la seña en la planilla y reserva el horario en Notion con un indicador visual de estado.</w:t>
+      </w:r>
+    </w:p>
+    <w:p>
+      <w:pPr>
+        <w:pStyle w:val="Listaconnmeros"/>
+        <w:numPr>
+          <w:ilvl w:val="0"/>
+          <w:numId w:val="10"/>
+        </w:numPr>
+      </w:pPr>
+      <w:r>
+        <w:t>El alumno abona el saldo antes de comenzar a cursar.</w:t>
+      </w:r>
+    </w:p>
+    <w:p>
+      <w:pPr>
+        <w:pStyle w:val="Listaconnmeros"/>
+        <w:numPr>
+          <w:ilvl w:val="0"/>
+          <w:numId w:val="10"/>
+        </w:numPr>
+      </w:pPr>
+      <w:r>
+        <w:t>Recién con el pago total confirmado, el alumno accede al servicio.</w:t>
+      </w:r>
+    </w:p>
+    <w:p>
+      <w:pPr>
+        <w:pStyle w:val="Cuerpo"/>
+      </w:pPr>
+      <w:r>
+        <w:t>Los cursos se dictan en clases de una hora y media, una vez por semana: el curso de DJ tiene 8 clases (unos dos meses) y el de producción musical, 16 (unos cuatro meses). Las mentorías son un servicio aparte, con otro precio, y puede dictarlas cualquier profesor.</w:t>
+      </w:r>
+    </w:p>
+    <w:p>
+      <w:pPr>
+        <w:pStyle w:val="Cuerpo"/>
+      </w:pPr>
+      <w:r>
+        <w:lastRenderedPageBreak/>
+        <w:t>Se aplican descuentos a ex alumnos. Los cursos y los alquileres no se dan sin pago: para reservar un lugar se requiere al menos la seña. Si Micaela no está disponible para responder, el proceso se detiene, y toda la información queda en conversaciones de WhatsApp y en planillas a las que el alumno no tiene acceso.</w:t>
+      </w:r>
+    </w:p>
+    <w:p>
+      <w:pPr>
+        <w:pStyle w:val="Rotulo"/>
+        <w:spacing w:before="240"/>
+      </w:pPr>
+      <w:r>
+        <w:rPr>
+          <w:b/>
+        </w:rPr>
+        <w:t>Figura 1</w:t>
+      </w:r>
+    </w:p>
+    <w:p>
+      <w:pPr>
+        <w:pStyle w:val="Rotulo"/>
+      </w:pPr>
       <w:r>
         <w:rPr>
           <w:i/>
-          <w:color w:val="595959"/>
         </w:rPr>
-        <w:t>[Contenido: Fase 1]</w:t>
+        <w:t>Proceso actual de inscripción de un alumno</w:t>
+      </w:r>
+    </w:p>
+    <w:p>
+      <w:pPr>
+        <w:keepNext/>
+        <w:spacing w:line="240" w:lineRule="auto"/>
+        <w:jc w:val="center"/>
+      </w:pPr>
+      <w:r>
+        <w:rPr>
+          <w:noProof/>
+        </w:rPr>
+        <w:drawing>
+          <wp:inline distT="0" distB="0" distL="0" distR="0" wp14:anchorId="408AE824" wp14:editId="2BF88006">
+            <wp:extent cx="4500000" cy="6378130"/>
+            <wp:effectExtent l="0" t="0" r="0" b="0"/>
+            <wp:docPr id="2" name="Picture 2"/>
+            <wp:cNvGraphicFramePr>
+              <a:graphicFrameLocks xmlns:a="http://schemas.openxmlformats.org/drawingml/2006/main" noChangeAspect="1"/>
+            </wp:cNvGraphicFramePr>
+            <a:graphic xmlns:a="http://schemas.openxmlformats.org/drawingml/2006/main">
+              <a:graphicData uri="http://schemas.openxmlformats.org/drawingml/2006/picture">
+                <pic:pic xmlns:pic="http://schemas.openxmlformats.org/drawingml/2006/picture">
+                  <pic:nvPicPr>
+                    <pic:cNvPr id="0" name="proceso-actual-inscripcion.png"/>
+                    <pic:cNvPicPr/>
+                  </pic:nvPicPr>
+                  <pic:blipFill>
+                    <a:blip r:embed="rId27"/>
+                    <a:stretch>
+                      <a:fillRect/>
+                    </a:stretch>
+                  </pic:blipFill>
+                  <pic:spPr>
+                    <a:xfrm>
+                      <a:off x="0" y="0"/>
+                      <a:ext cx="4500000" cy="6378130"/>
+                    </a:xfrm>
+                    <a:prstGeom prst="rect">
+                      <a:avLst/>
+                    </a:prstGeom>
+                  </pic:spPr>
+                </pic:pic>
+              </a:graphicData>
+            </a:graphic>
+          </wp:inline>
+        </w:drawing>
+      </w:r>
+    </w:p>
+    <w:p>
+      <w:pPr>
+        <w:pStyle w:val="Nota"/>
+      </w:pPr>
+      <w:r>
+        <w:rPr>
+          <w:i/>
+        </w:rPr>
+        <w:t xml:space="preserve">Nota. </w:t>
+      </w:r>
+      <w:r>
+        <w:t>Elaboración propia a partir de la entrevista del 17 de abril de 2026. Describe el proceso anterior al sistema.</w:t>
+      </w:r>
+    </w:p>
+    <w:p>
+      <w:pPr>
+        <w:pStyle w:val="Ttulo3"/>
+      </w:pPr>
+      <w:bookmarkStart w:id="41" w:name="_Toc242561265"/>
+      <w:r>
+        <w:lastRenderedPageBreak/>
+        <w:t>Proceso 2: Gestión de horarios y salas</w:t>
+      </w:r>
+      <w:bookmarkEnd w:id="41"/>
+    </w:p>
+    <w:p>
+      <w:pPr>
+        <w:pStyle w:val="Cuerpo"/>
+      </w:pPr>
+      <w:r>
+        <w:t>Los horarios y las salas se organizan íntegramente en Notion. Micaela es la única con permisos de modificación; los profesores solo pueden ver. Por cada clase se registra la sala, el horario, el alumno y el profesor.</w:t>
+      </w:r>
+    </w:p>
+    <w:p>
+      <w:pPr>
+        <w:pStyle w:val="Cuerpo"/>
+      </w:pPr>
+      <w:r>
+        <w:t>Los conflictos aparecen cuando se reasigna un espacio por necesidades de último momento (más alumnos, un trabajo de mix &amp; mastering urgente) sin que todos los involucrados se enteren a tiempo. Ghezz, en particular, mantiene un Excel propio con su semana porque el Notion general no le alcanza para planificar sus sesiones.</w:t>
+      </w:r>
+    </w:p>
+    <w:p>
+      <w:pPr>
+        <w:pStyle w:val="Ttulo3"/>
+      </w:pPr>
+      <w:bookmarkStart w:id="42" w:name="_Toc242561266"/>
+      <w:r>
+        <w:t>Proceso 3: Control de pagos y cobros</w:t>
+      </w:r>
+      <w:bookmarkEnd w:id="42"/>
+    </w:p>
+    <w:p>
+      <w:pPr>
+        <w:pStyle w:val="Cuerpo"/>
+      </w:pPr>
+      <w:r>
+        <w:t xml:space="preserve">Toda la información financiera se registra en Excel: nombre del alumno, servicio contratado, precio, descuentos, moneda (pesos o dólares), cotización y estado de pago. El archivo está vinculado a dos cajas, una en pesos y otra en dólares. Se cobra por transferencia en pesos, en efectivo en pesos o en dólares, y por PayPal o a través de una cuenta en Estados Unidos que administra un socio, para los clientes del exterior. Los comprobantes se suben a Notion como referencia, pero la fuente de verdad financiera </w:t>
+      </w:r>
+      <w:r>
+        <w:t>es el Excel.</w:t>
+      </w:r>
+    </w:p>
+    <w:p>
+      <w:pPr>
+        <w:pStyle w:val="Cuerpo"/>
+      </w:pPr>
+      <w:r>
+        <w:t>Los indicadores de Notion se actualizan a mano: si el alumno no pagó, Micaela le coloca un signo de exclamación; si pagó, un indicador de confirmación. No hay sincronización entre el estado de pago del Excel y el de Notion. En el mismo Excel se registran los egresos, como los pagos a profesores.</w:t>
+      </w:r>
+    </w:p>
+    <w:p>
+      <w:pPr>
+        <w:pStyle w:val="Cuerpo"/>
+      </w:pPr>
+      <w:r>
+        <w:t>Los servicios regulares (cursos, alquiler, mentorías) no pueden quedar en deuda: se requiere al menos la seña para reservar el lugar. La excepción es el mix &amp; mastering, que opera de manera más informal y sí puede quedar con saldo pendiente.</w:t>
+      </w:r>
+    </w:p>
+    <w:p>
+      <w:pPr>
+        <w:pStyle w:val="Ttulo3"/>
+      </w:pPr>
+      <w:bookmarkStart w:id="43" w:name="_Toc242561267"/>
+      <w:r>
+        <w:t>Proceso 4: Gestión del servicio de mix &amp; mastering</w:t>
+      </w:r>
+      <w:bookmarkEnd w:id="43"/>
+    </w:p>
+    <w:p>
+      <w:pPr>
+        <w:pStyle w:val="Cuerpo"/>
+        <w:keepNext/>
+      </w:pPr>
+      <w:r>
+        <w:t>Ghezz gestiona el servicio de forma autónoma. El flujo actual es:</w:t>
+      </w:r>
+    </w:p>
+    <w:p>
+      <w:pPr>
+        <w:pStyle w:val="Listaconnmeros"/>
+        <w:numPr>
+          <w:ilvl w:val="0"/>
+          <w:numId w:val="11"/>
+        </w:numPr>
+      </w:pPr>
+      <w:r>
+        <w:t>El cliente contacta a Ghezz directamente, por contactos personales, boca en boca o referidos.</w:t>
+      </w:r>
+    </w:p>
+    <w:p>
+      <w:pPr>
+        <w:pStyle w:val="Listaconnmeros"/>
+        <w:numPr>
+          <w:ilvl w:val="0"/>
+          <w:numId w:val="11"/>
+        </w:numPr>
+      </w:pPr>
+      <w:r>
+        <w:t>El cliente envía el tema a trabajar.</w:t>
+      </w:r>
+    </w:p>
+    <w:p>
+      <w:pPr>
+        <w:pStyle w:val="Listaconnmeros"/>
+        <w:numPr>
+          <w:ilvl w:val="0"/>
+          <w:numId w:val="11"/>
+        </w:numPr>
+      </w:pPr>
+      <w:r>
+        <w:t>Ghezz realiza el trabajo (mezcla, masterización o ambos) y entrega el resultado.</w:t>
+      </w:r>
+    </w:p>
+    <w:p>
+      <w:pPr>
+        <w:pStyle w:val="Listaconnmeros"/>
+        <w:numPr>
+          <w:ilvl w:val="0"/>
+          <w:numId w:val="11"/>
+        </w:numPr>
+      </w:pPr>
+      <w:r>
+        <w:t>El cliente puede pedir dos o tres revisiones incluidas en el precio; a partir de ahí se cobra un extra.</w:t>
+      </w:r>
+    </w:p>
+    <w:p>
+      <w:pPr>
+        <w:pStyle w:val="Listaconnmeros"/>
+        <w:numPr>
+          <w:ilvl w:val="0"/>
+          <w:numId w:val="11"/>
+        </w:numPr>
+      </w:pPr>
+      <w:r>
+        <w:t xml:space="preserve">Cuando el cliente aprueba el trabajo, Ghezz le pide el pago, y recién al cobrar le entrega el </w:t>
+      </w:r>
+      <w:r>
+        <w:rPr>
+          <w:i/>
+        </w:rPr>
+        <w:t>premaster</w:t>
+      </w:r>
+      <w:r>
+        <w:t>, el archivo que necesita para presentar el tema a una discográfica.</w:t>
+      </w:r>
+    </w:p>
+    <w:p>
+      <w:pPr>
+        <w:pStyle w:val="Listaconnmeros"/>
+        <w:numPr>
+          <w:ilvl w:val="0"/>
+          <w:numId w:val="11"/>
+        </w:numPr>
+      </w:pPr>
+      <w:r>
+        <w:lastRenderedPageBreak/>
+        <w:t>Si el cliente demora el pago, Ghezz hace el seguimiento por WhatsApp o le deriva el cobro a Micaela.</w:t>
+      </w:r>
+    </w:p>
+    <w:p>
+      <w:pPr>
+        <w:pStyle w:val="Cuerpo"/>
+      </w:pPr>
+      <w:r>
+        <w:t>Los trabajos, las revisiones y los pagos existen solo en conversaciones de WhatsApp y en los apuntes de Ghezz, más una planilla con fecha, cliente, valor y estado, sin distinguir el tipo de trabajo ni registrar las revisiones. Ghezz estima que, con volumen, una persona puede hacer cinco o seis trabajos por día, lo que equivale a entre 200 y 300 dólares diarios por sala con un costo casi nulo; la falta de estructura limita esa escalabilidad.</w:t>
+      </w:r>
+    </w:p>
+    <w:p>
+      <w:pPr>
+        <w:pStyle w:val="Ttulo3"/>
+      </w:pPr>
+      <w:bookmarkStart w:id="44" w:name="_Toc242561268"/>
+      <w:r>
+        <w:t>Proceso 5: Sello discográfico y gestión de lanzamientos</w:t>
+      </w:r>
+      <w:bookmarkEnd w:id="44"/>
+    </w:p>
+    <w:p>
+      <w:pPr>
+        <w:pStyle w:val="Cuerpo"/>
+      </w:pPr>
+      <w:r>
+        <w:t>Ghezz coordina también la operación del sello: recibe música de artistas de distintos países, hace la curaduría, sube los lanzamientos a plataformas a través de un sistema internacional de distribución, gestiona los contratos, coordina los pagos y sigue la difusión en sets de DJ y radios internacionales.</w:t>
+      </w:r>
+    </w:p>
+    <w:p>
+      <w:pPr>
+        <w:pStyle w:val="Cuerpo"/>
+      </w:pPr>
+      <w:r>
+        <w:t xml:space="preserve">El sello tiene un catálogo con códigos propios (LJ020, LJ021…), artistas confirmados, fechas de lanzamiento planificadas y artistas </w:t>
+      </w:r>
+      <w:r>
+        <w:rPr>
+          <w:i/>
+        </w:rPr>
+        <w:t>a confirmar</w:t>
+      </w:r>
+      <w:r>
+        <w:t>. El flujo incluye la recepción y el filtrado de demos, la curaduría, el contrato con el artista, la subida a la distribuidora, la coordinación de pagos y el seguimiento posterior al lanzamiento. Nada de esto está integrado al resto del estudio.</w:t>
+      </w:r>
+    </w:p>
+    <w:p>
+      <w:pPr>
+        <w:pStyle w:val="Ttulo3"/>
+      </w:pPr>
+      <w:bookmarkStart w:id="45" w:name="_Toc242561269"/>
+      <w:r>
+        <w:t>Proceso 6: Comunicación interna y canales de entrada</w:t>
+      </w:r>
+      <w:bookmarkEnd w:id="45"/>
+    </w:p>
+    <w:p>
+      <w:pPr>
+        <w:pStyle w:val="Cuerpo"/>
+      </w:pPr>
+      <w:r>
+        <w:t>Las consultas de potenciales alumnos y clientes ingresan por Instagram y por WhatsApp. La community manager responde el primer contacto en Instagram y, cuando la consulta avanza, Micaela la retoma por WhatsApp para concretar la inscripción. No hay un protocolo para ese traspaso: Micaela tiene que releer toda la conversación antes de continuar.</w:t>
+      </w:r>
+    </w:p>
+    <w:p>
+      <w:pPr>
+        <w:pStyle w:val="Cuerpo"/>
+      </w:pPr>
+      <w:r>
+        <w:t>Las novedades internas (cambios de horario, de sala o sobre alumnos) se comunican de palabra o por WhatsApp entre el equipo, y Micaela atiende WhatsApp de forma ininterrumpida, incluso de noche.</w:t>
+      </w:r>
+    </w:p>
+    <w:p>
+      <w:pPr>
+        <w:pStyle w:val="Ttulo3"/>
+      </w:pPr>
+      <w:bookmarkStart w:id="46" w:name="_Toc242561270"/>
+      <w:r>
+        <w:t>Proceso 7: Gestión de mentorías</w:t>
+      </w:r>
+      <w:bookmarkEnd w:id="46"/>
+    </w:p>
+    <w:p>
+      <w:pPr>
+        <w:pStyle w:val="Cuerpo"/>
+      </w:pPr>
+      <w:r>
+        <w:t>Las mentorías son un servicio independiente de la cursada regular, para quienes quieren profundizar en aspectos específicos de la producción o del DJ. Puede dictarlas cualquier profesor, tienen un precio distinto y se coordinan igual que cualquier otro servicio: el alumno contacta a Micaela, se consulta la disponibilidad en Notion y se confirma con el pago de la seña.</w:t>
+      </w:r>
+    </w:p>
+    <w:p>
+      <w:pPr>
+        <w:pStyle w:val="Cuerpo"/>
+      </w:pPr>
+      <w:r>
+        <w:lastRenderedPageBreak/>
+        <w:t>Son el servicio más variable: no tienen una estructura fija de contenido y se adaptan por completo a cada alumno. Ghezz señala que a veces el rol del mentor trasciende lo técnico, y que por eso el seguimiento es especialmente importante para no perder el hilo de lo trabajado en cada sesión.</w:t>
+      </w:r>
+    </w:p>
+    <w:p>
+      <w:pPr>
+        <w:pStyle w:val="Ttulo3"/>
+      </w:pPr>
+      <w:bookmarkStart w:id="47" w:name="_Toc242561271"/>
+      <w:r>
+        <w:t>Proceso 8: Venta de equipos</w:t>
+      </w:r>
+      <w:bookmarkEnd w:id="47"/>
+    </w:p>
+    <w:p>
+      <w:pPr>
+        <w:pStyle w:val="Cuerpo"/>
+      </w:pPr>
+      <w:r>
+        <w:t>La Juanita tiene un acuerdo de distribución con Pioneer (AlphaTheta) que le permite revender equipos de la marca a sus alumnos y clientes. No maneja stock propio: vende contra el stock de Pioneer en cada momento. La venta no es frecuente ni está estandarizada; se resuelve caso por caso, y muchos alumnos compran su equipo después del curso inicial. El cobro entra en el mismo flujo que el resto, sin un registro diferenciado.</w:t>
+      </w:r>
+    </w:p>
+    <w:p>
+      <w:pPr>
+        <w:pStyle w:val="Ttulo3"/>
+      </w:pPr>
+      <w:bookmarkStart w:id="48" w:name="_Toc242561272"/>
+      <w:r>
+        <w:t>Proceso 9: Alquiler de cabina y grabación de sets</w:t>
+      </w:r>
+      <w:bookmarkEnd w:id="48"/>
+    </w:p>
+    <w:p>
+      <w:pPr>
+        <w:pStyle w:val="Cuerpo"/>
+      </w:pPr>
+      <w:r>
+        <w:t>El estudio alquila la Sala 1 y la Sala 2 a DJ que quieren practicar con sus equipos, y la cabina de grabación a quienes quieren grabar un set en video. El pedido llega por WhatsApp, Micaela ofrece los horarios libres según Notion y el lugar queda reservado con el pago de la seña, igual que una clase. La grabación de sets es una de las líneas de negocio que menciona Ghezz, pero no tiene ningún registro propio: se mezcla con el resto de las reservas.</w:t>
       </w:r>
     </w:p>
     <w:p>
       <w:pPr>
         <w:pStyle w:val="Ttulo2"/>
       </w:pPr>
-      <w:bookmarkStart w:id="14" w:name="_Toc242560574"/>
+      <w:bookmarkStart w:id="49" w:name="_Toc242561273"/>
       <w:r>
-        <w:t>Procesos actuales</w:t>
+        <w:t>Conclusión del informe de relevamiento</w:t>
       </w:r>
-      <w:bookmarkEnd w:id="14"/>
+      <w:bookmarkEnd w:id="49"/>
     </w:p>
     <w:p>
+      <w:pPr>
+        <w:pStyle w:val="Cuerpo"/>
+      </w:pPr>
       <w:r>
-        <w:rPr>
-          <w:i/>
-          <w:color w:val="595959"/>
-        </w:rPr>
-        <w:t>[Contenido: Fase 1]</w:t>
+        <w:t>El relevamiento permite concluir que el principal problema de La Juanita Studio no es la falta de herramientas, sino la fragmentación y desconexión de las que ya usa. Notion, Excel y WhatsApp cumplen cada uno una función, pero al no estar integrados generan una carga operativa insostenible que recae casi por completo sobre una sola persona.</w:t>
       </w:r>
     </w:p>
     <w:p>
       <w:pPr>
-        <w:pStyle w:val="Ttulo2"/>
+        <w:pStyle w:val="Cuerpo"/>
       </w:pPr>
-      <w:bookmarkStart w:id="15" w:name="_Toc242560575"/>
       <w:r>
-        <w:t>Conclusión del informe de relevamiento</w:t>
+        <w:t>El crecimiento reciente del estudio, impulsado por el auge de la cultura electrónica, expuso con claridad los límites de este modelo manual: cada alumno o cliente nuevo suma mensajes, planillas y controles que alguien tiene que hacer a mano.</w:t>
       </w:r>
-      <w:bookmarkEnd w:id="15"/>
     </w:p>
     <w:p>
+      <w:pPr>
+        <w:pStyle w:val="Cuerpo"/>
+      </w:pPr>
       <w:r>
-        <w:rPr>
-          <w:i/>
-          <w:color w:val="595959"/>
-        </w:rPr>
-        <w:t>[Contenido: Fase 1]</w:t>
+        <w:t>La necesidad más crítica es la de un sistema que funcione como columna vertebral de toda la operación: que centralice la información de alumnos, horarios, salas y pagos, que permita a alumnos y profesores autogestionar parte de su actividad, y que dé visibilidad en tiempo real a la dirección, a los profesores y a la administración. A eso se suma la necesidad de un canal de entrada propio, para que ninguna consulta dependa de un mensaje respondido a tiempo.</w:t>
+      </w:r>
+    </w:p>
+    <w:p>
+      <w:pPr>
+        <w:pStyle w:val="Cuerpo"/>
+      </w:pPr>
+      <w:r>
+        <w:lastRenderedPageBreak/>
+        <w:t>En segundo lugar, el servicio de mix &amp; mastering, la venta de equipos y la operación del sello discográfico necesitan un registro formal, ya que hoy son procesos invisibles para el resto del estudio.</w:t>
       </w:r>
     </w:p>
     <w:p>
       <w:pPr>
         <w:sectPr>
-          <w:headerReference w:type="even" r:id="rId27"/>
-          <w:headerReference w:type="default" r:id="rId28"/>
-          <w:footerReference w:type="even" r:id="rId29"/>
-          <w:footerReference w:type="default" r:id="rId30"/>
-          <w:headerReference w:type="first" r:id="rId31"/>
-          <w:footerReference w:type="first" r:id="rId32"/>
+          <w:headerReference w:type="even" r:id="rId28"/>
+          <w:headerReference w:type="default" r:id="rId29"/>
+          <w:footerReference w:type="even" r:id="rId30"/>
+          <w:footerReference w:type="default" r:id="rId31"/>
+          <w:headerReference w:type="first" r:id="rId32"/>
+          <w:footerReference w:type="first" r:id="rId33"/>
           <w:type w:val="oddPage"/>
           <w:pgSz w:w="11906" w:h="16838"/>
           <w:pgMar w:top="1440" w:right="1417" w:bottom="1440" w:left="1984" w:header="709" w:footer="709" w:gutter="0"/>
@@ -4342,11 +9529,11 @@
           <w:bottom w:val="single" w:sz="4" w:space="4" w:color="000000"/>
         </w:pBdr>
       </w:pPr>
-      <w:bookmarkStart w:id="16" w:name="_Toc242560576"/>
+      <w:bookmarkStart w:id="50" w:name="_Toc242561274"/>
       <w:r>
         <w:t>III. Propuesta Técnica</w:t>
       </w:r>
-      <w:bookmarkEnd w:id="16"/>
+      <w:bookmarkEnd w:id="50"/>
     </w:p>
     <w:p>
       <w:r>
@@ -4357,12 +9544,12 @@
       <w:pPr>
         <w:pStyle w:val="Ttulo2"/>
       </w:pPr>
-      <w:bookmarkStart w:id="17" w:name="_Toc242560577"/>
+      <w:bookmarkStart w:id="51" w:name="_Toc242561275"/>
       <w:r>
         <w:lastRenderedPageBreak/>
         <w:t>Introducción</w:t>
       </w:r>
-      <w:bookmarkEnd w:id="17"/>
+      <w:bookmarkEnd w:id="51"/>
     </w:p>
     <w:p>
       <w:r>
@@ -4377,11 +9564,11 @@
       <w:pPr>
         <w:pStyle w:val="Ttulo2"/>
       </w:pPr>
-      <w:bookmarkStart w:id="18" w:name="_Toc242560578"/>
+      <w:bookmarkStart w:id="52" w:name="_Toc242561276"/>
       <w:r>
         <w:t>Arquitectura general del sistema</w:t>
       </w:r>
-      <w:bookmarkEnd w:id="18"/>
+      <w:bookmarkEnd w:id="52"/>
     </w:p>
     <w:p>
       <w:r>
@@ -4396,11 +9583,11 @@
       <w:pPr>
         <w:pStyle w:val="Ttulo2"/>
       </w:pPr>
-      <w:bookmarkStart w:id="19" w:name="_Toc242560579"/>
+      <w:bookmarkStart w:id="53" w:name="_Toc242561277"/>
       <w:r>
         <w:t>Módulo 1 – Gestión de Alumnos</w:t>
       </w:r>
-      <w:bookmarkEnd w:id="19"/>
+      <w:bookmarkEnd w:id="53"/>
     </w:p>
     <w:p>
       <w:r>
@@ -4415,11 +9602,11 @@
       <w:pPr>
         <w:pStyle w:val="Ttulo2"/>
       </w:pPr>
-      <w:bookmarkStart w:id="20" w:name="_Toc242560580"/>
+      <w:bookmarkStart w:id="54" w:name="_Toc242561278"/>
       <w:r>
         <w:t>Módulo 2 – Horarios y Salas</w:t>
       </w:r>
-      <w:bookmarkEnd w:id="20"/>
+      <w:bookmarkEnd w:id="54"/>
     </w:p>
     <w:p>
       <w:r>
@@ -4434,11 +9621,11 @@
       <w:pPr>
         <w:pStyle w:val="Ttulo2"/>
       </w:pPr>
-      <w:bookmarkStart w:id="21" w:name="_Toc242560581"/>
+      <w:bookmarkStart w:id="55" w:name="_Toc242561279"/>
       <w:r>
         <w:t>Módulo 3 – Pagos y Cobros</w:t>
       </w:r>
-      <w:bookmarkEnd w:id="21"/>
+      <w:bookmarkEnd w:id="55"/>
     </w:p>
     <w:p>
       <w:r>
@@ -4453,11 +9640,11 @@
       <w:pPr>
         <w:pStyle w:val="Ttulo2"/>
       </w:pPr>
-      <w:bookmarkStart w:id="22" w:name="_Toc242560582"/>
+      <w:bookmarkStart w:id="56" w:name="_Toc242561280"/>
       <w:r>
         <w:t>Módulo 4 – Portal del Alumno</w:t>
       </w:r>
-      <w:bookmarkEnd w:id="22"/>
+      <w:bookmarkEnd w:id="56"/>
     </w:p>
     <w:p>
       <w:r>
@@ -4472,11 +9659,11 @@
       <w:pPr>
         <w:pStyle w:val="Ttulo2"/>
       </w:pPr>
-      <w:bookmarkStart w:id="23" w:name="_Toc242560583"/>
+      <w:bookmarkStart w:id="57" w:name="_Toc242561281"/>
       <w:r>
         <w:t>Módulo 5 – Portal del Profesor</w:t>
       </w:r>
-      <w:bookmarkEnd w:id="23"/>
+      <w:bookmarkEnd w:id="57"/>
     </w:p>
     <w:p>
       <w:r>
@@ -4491,11 +9678,11 @@
       <w:pPr>
         <w:pStyle w:val="Ttulo2"/>
       </w:pPr>
-      <w:bookmarkStart w:id="24" w:name="_Toc242560584"/>
+      <w:bookmarkStart w:id="58" w:name="_Toc242561282"/>
       <w:r>
         <w:t>Módulo 6 – Mix &amp; Mastering</w:t>
       </w:r>
-      <w:bookmarkEnd w:id="24"/>
+      <w:bookmarkEnd w:id="58"/>
     </w:p>
     <w:p>
       <w:r>
@@ -4510,11 +9697,11 @@
       <w:pPr>
         <w:pStyle w:val="Ttulo2"/>
       </w:pPr>
-      <w:bookmarkStart w:id="25" w:name="_Toc242560585"/>
+      <w:bookmarkStart w:id="59" w:name="_Toc242561283"/>
       <w:r>
         <w:t>Módulo 7 – Sello Discográfico</w:t>
       </w:r>
-      <w:bookmarkEnd w:id="25"/>
+      <w:bookmarkEnd w:id="59"/>
     </w:p>
     <w:p>
       <w:r>
@@ -4529,11 +9716,11 @@
       <w:pPr>
         <w:pStyle w:val="Ttulo2"/>
       </w:pPr>
-      <w:bookmarkStart w:id="26" w:name="_Toc242560586"/>
+      <w:bookmarkStart w:id="60" w:name="_Toc242561284"/>
       <w:r>
         <w:t>Módulo 8 – Tablero de Dirección</w:t>
       </w:r>
-      <w:bookmarkEnd w:id="26"/>
+      <w:bookmarkEnd w:id="60"/>
     </w:p>
     <w:p>
       <w:r>
@@ -4548,11 +9735,11 @@
       <w:pPr>
         <w:pStyle w:val="Ttulo2"/>
       </w:pPr>
-      <w:bookmarkStart w:id="27" w:name="_Toc242560587"/>
+      <w:bookmarkStart w:id="61" w:name="_Toc242561285"/>
       <w:r>
         <w:t>Consideraciones finales</w:t>
       </w:r>
-      <w:bookmarkEnd w:id="27"/>
+      <w:bookmarkEnd w:id="61"/>
     </w:p>
     <w:p>
       <w:r>
@@ -4566,12 +9753,12 @@
     <w:p>
       <w:pPr>
         <w:sectPr>
-          <w:headerReference w:type="even" r:id="rId33"/>
-          <w:headerReference w:type="default" r:id="rId34"/>
-          <w:footerReference w:type="even" r:id="rId35"/>
-          <w:footerReference w:type="default" r:id="rId36"/>
-          <w:headerReference w:type="first" r:id="rId37"/>
-          <w:footerReference w:type="first" r:id="rId38"/>
+          <w:headerReference w:type="even" r:id="rId34"/>
+          <w:headerReference w:type="default" r:id="rId35"/>
+          <w:footerReference w:type="even" r:id="rId36"/>
+          <w:footerReference w:type="default" r:id="rId37"/>
+          <w:headerReference w:type="first" r:id="rId38"/>
+          <w:footerReference w:type="first" r:id="rId39"/>
           <w:type w:val="oddPage"/>
           <w:pgSz w:w="11906" w:h="16838"/>
           <w:pgMar w:top="1440" w:right="1417" w:bottom="1440" w:left="1984" w:header="709" w:footer="709" w:gutter="0"/>
@@ -4602,11 +9789,11 @@
           <w:bottom w:val="single" w:sz="4" w:space="4" w:color="000000"/>
         </w:pBdr>
       </w:pPr>
-      <w:bookmarkStart w:id="28" w:name="_Toc242560588"/>
+      <w:bookmarkStart w:id="62" w:name="_Toc242561286"/>
       <w:r>
         <w:t>IV. Propuesta Comercial</w:t>
       </w:r>
-      <w:bookmarkEnd w:id="28"/>
+      <w:bookmarkEnd w:id="62"/>
     </w:p>
     <w:p>
       <w:r>
@@ -4617,12 +9804,12 @@
       <w:pPr>
         <w:pStyle w:val="Ttulo2"/>
       </w:pPr>
-      <w:bookmarkStart w:id="29" w:name="_Toc242560589"/>
+      <w:bookmarkStart w:id="63" w:name="_Toc242561287"/>
       <w:r>
         <w:lastRenderedPageBreak/>
         <w:t>Prólogo</w:t>
       </w:r>
-      <w:bookmarkEnd w:id="29"/>
+      <w:bookmarkEnd w:id="63"/>
     </w:p>
     <w:p>
       <w:r>
@@ -4637,11 +9824,11 @@
       <w:pPr>
         <w:pStyle w:val="Ttulo2"/>
       </w:pPr>
-      <w:bookmarkStart w:id="30" w:name="_Toc242560590"/>
+      <w:bookmarkStart w:id="64" w:name="_Toc242561288"/>
       <w:r>
         <w:t>Carta de presentación</w:t>
       </w:r>
-      <w:bookmarkEnd w:id="30"/>
+      <w:bookmarkEnd w:id="64"/>
     </w:p>
     <w:p>
       <w:r>
@@ -4656,11 +9843,11 @@
       <w:pPr>
         <w:pStyle w:val="Ttulo2"/>
       </w:pPr>
-      <w:bookmarkStart w:id="31" w:name="_Toc242560591"/>
+      <w:bookmarkStart w:id="65" w:name="_Toc242561289"/>
       <w:r>
         <w:t>Presentación de la necesidad detectada</w:t>
       </w:r>
-      <w:bookmarkEnd w:id="31"/>
+      <w:bookmarkEnd w:id="65"/>
     </w:p>
     <w:p>
       <w:r>
@@ -4675,11 +9862,11 @@
       <w:pPr>
         <w:pStyle w:val="Ttulo2"/>
       </w:pPr>
-      <w:bookmarkStart w:id="32" w:name="_Toc242560592"/>
+      <w:bookmarkStart w:id="66" w:name="_Toc242561290"/>
       <w:r>
         <w:t>Objetivos de la propuesta</w:t>
       </w:r>
-      <w:bookmarkEnd w:id="32"/>
+      <w:bookmarkEnd w:id="66"/>
     </w:p>
     <w:p>
       <w:r>
@@ -4694,11 +9881,11 @@
       <w:pPr>
         <w:pStyle w:val="Ttulo2"/>
       </w:pPr>
-      <w:bookmarkStart w:id="33" w:name="_Toc242560593"/>
+      <w:bookmarkStart w:id="67" w:name="_Toc242561291"/>
       <w:r>
         <w:t>Módulos funcionales del sistema</w:t>
       </w:r>
-      <w:bookmarkEnd w:id="33"/>
+      <w:bookmarkEnd w:id="67"/>
     </w:p>
     <w:p>
       <w:r>
@@ -4713,11 +9900,11 @@
       <w:pPr>
         <w:pStyle w:val="Ttulo2"/>
       </w:pPr>
-      <w:bookmarkStart w:id="34" w:name="_Toc242560594"/>
+      <w:bookmarkStart w:id="68" w:name="_Toc242561292"/>
       <w:r>
         <w:t>Alcance del proyecto</w:t>
       </w:r>
-      <w:bookmarkEnd w:id="34"/>
+      <w:bookmarkEnd w:id="68"/>
     </w:p>
     <w:p>
       <w:r>
@@ -4732,11 +9919,11 @@
       <w:pPr>
         <w:pStyle w:val="Ttulo2"/>
       </w:pPr>
-      <w:bookmarkStart w:id="35" w:name="_Toc242560595"/>
+      <w:bookmarkStart w:id="69" w:name="_Toc242561293"/>
       <w:r>
         <w:t>Propuesta económica y plan de pagos</w:t>
       </w:r>
-      <w:bookmarkEnd w:id="35"/>
+      <w:bookmarkEnd w:id="69"/>
     </w:p>
     <w:p>
       <w:r>
@@ -4751,11 +9938,11 @@
       <w:pPr>
         <w:pStyle w:val="Ttulo2"/>
       </w:pPr>
-      <w:bookmarkStart w:id="36" w:name="_Toc242560596"/>
+      <w:bookmarkStart w:id="70" w:name="_Toc242561294"/>
       <w:r>
         <w:t>Beneficios esperados</w:t>
       </w:r>
-      <w:bookmarkEnd w:id="36"/>
+      <w:bookmarkEnd w:id="70"/>
     </w:p>
     <w:p>
       <w:r>
@@ -4770,11 +9957,11 @@
       <w:pPr>
         <w:pStyle w:val="Ttulo2"/>
       </w:pPr>
-      <w:bookmarkStart w:id="37" w:name="_Toc242560597"/>
+      <w:bookmarkStart w:id="71" w:name="_Toc242561295"/>
       <w:r>
         <w:t>Condiciones generales</w:t>
       </w:r>
-      <w:bookmarkEnd w:id="37"/>
+      <w:bookmarkEnd w:id="71"/>
     </w:p>
     <w:p>
       <w:r>
@@ -4789,11 +9976,11 @@
       <w:pPr>
         <w:pStyle w:val="Ttulo2"/>
       </w:pPr>
-      <w:bookmarkStart w:id="38" w:name="_Toc242560598"/>
+      <w:bookmarkStart w:id="72" w:name="_Toc242561296"/>
       <w:r>
         <w:t>Soporte, garantía y mantenimiento</w:t>
       </w:r>
-      <w:bookmarkEnd w:id="38"/>
+      <w:bookmarkEnd w:id="72"/>
     </w:p>
     <w:p>
       <w:r>
@@ -4808,11 +9995,11 @@
       <w:pPr>
         <w:pStyle w:val="Ttulo2"/>
       </w:pPr>
-      <w:bookmarkStart w:id="39" w:name="_Toc242560599"/>
+      <w:bookmarkStart w:id="73" w:name="_Toc242561297"/>
       <w:r>
         <w:t>Términos y condiciones contractuales</w:t>
       </w:r>
-      <w:bookmarkEnd w:id="39"/>
+      <w:bookmarkEnd w:id="73"/>
     </w:p>
     <w:p>
       <w:r>
@@ -4827,12 +10014,12 @@
       <w:pPr>
         <w:pStyle w:val="Ttulo2"/>
       </w:pPr>
-      <w:bookmarkStart w:id="40" w:name="_Toc242560600"/>
+      <w:bookmarkStart w:id="74" w:name="_Toc242561298"/>
       <w:r>
         <w:lastRenderedPageBreak/>
         <w:t>Consideraciones finales</w:t>
       </w:r>
-      <w:bookmarkEnd w:id="40"/>
+      <w:bookmarkEnd w:id="74"/>
     </w:p>
     <w:p>
       <w:r>
@@ -4847,11 +10034,11 @@
       <w:pPr>
         <w:pStyle w:val="Ttulo2"/>
       </w:pPr>
-      <w:bookmarkStart w:id="41" w:name="_Toc242560601"/>
+      <w:bookmarkStart w:id="75" w:name="_Toc242561299"/>
       <w:r>
         <w:t>Validez de la propuesta y firmas</w:t>
       </w:r>
-      <w:bookmarkEnd w:id="41"/>
+      <w:bookmarkEnd w:id="75"/>
     </w:p>
     <w:p>
       <w:r>
@@ -4865,12 +10052,12 @@
     <w:p>
       <w:pPr>
         <w:sectPr>
-          <w:headerReference w:type="even" r:id="rId39"/>
-          <w:headerReference w:type="default" r:id="rId40"/>
-          <w:footerReference w:type="even" r:id="rId41"/>
-          <w:footerReference w:type="default" r:id="rId42"/>
-          <w:headerReference w:type="first" r:id="rId43"/>
-          <w:footerReference w:type="first" r:id="rId44"/>
+          <w:headerReference w:type="even" r:id="rId40"/>
+          <w:headerReference w:type="default" r:id="rId41"/>
+          <w:footerReference w:type="even" r:id="rId42"/>
+          <w:footerReference w:type="default" r:id="rId43"/>
+          <w:headerReference w:type="first" r:id="rId44"/>
+          <w:footerReference w:type="first" r:id="rId45"/>
           <w:type w:val="oddPage"/>
           <w:pgSz w:w="11906" w:h="16838"/>
           <w:pgMar w:top="1440" w:right="1417" w:bottom="1440" w:left="1984" w:header="709" w:footer="709" w:gutter="0"/>
@@ -4901,11 +10088,11 @@
           <w:bottom w:val="single" w:sz="4" w:space="4" w:color="000000"/>
         </w:pBdr>
       </w:pPr>
-      <w:bookmarkStart w:id="42" w:name="_Toc242560602"/>
+      <w:bookmarkStart w:id="76" w:name="_Toc242561300"/>
       <w:r>
         <w:t>V. Diagramas de Base de Datos</w:t>
       </w:r>
-      <w:bookmarkEnd w:id="42"/>
+      <w:bookmarkEnd w:id="76"/>
     </w:p>
     <w:p>
       <w:r>
@@ -4916,12 +10103,12 @@
       <w:pPr>
         <w:pStyle w:val="Ttulo2"/>
       </w:pPr>
-      <w:bookmarkStart w:id="43" w:name="_Toc242560603"/>
+      <w:bookmarkStart w:id="77" w:name="_Toc242561301"/>
       <w:r>
         <w:lastRenderedPageBreak/>
         <w:t>Láminas de la base de datos</w:t>
       </w:r>
-      <w:bookmarkEnd w:id="43"/>
+      <w:bookmarkEnd w:id="77"/>
     </w:p>
     <w:p>
       <w:pPr>
@@ -4940,7 +10127,7 @@
         <w:rPr>
           <w:b/>
         </w:rPr>
-        <w:t>Tabla 1</w:t>
+        <w:t>Tabla 4</w:t>
       </w:r>
     </w:p>
     <w:p>
@@ -5197,12 +10384,12 @@
     <w:p>
       <w:pPr>
         <w:sectPr>
-          <w:headerReference w:type="even" r:id="rId45"/>
-          <w:headerReference w:type="default" r:id="rId46"/>
-          <w:footerReference w:type="even" r:id="rId47"/>
-          <w:footerReference w:type="default" r:id="rId48"/>
-          <w:headerReference w:type="first" r:id="rId49"/>
-          <w:footerReference w:type="first" r:id="rId50"/>
+          <w:headerReference w:type="even" r:id="rId46"/>
+          <w:headerReference w:type="default" r:id="rId47"/>
+          <w:footerReference w:type="even" r:id="rId48"/>
+          <w:footerReference w:type="default" r:id="rId49"/>
+          <w:headerReference w:type="first" r:id="rId50"/>
+          <w:footerReference w:type="first" r:id="rId51"/>
           <w:type w:val="oddPage"/>
           <w:pgSz w:w="11906" w:h="16838"/>
           <w:pgMar w:top="1440" w:right="1417" w:bottom="1440" w:left="1984" w:header="709" w:footer="709" w:gutter="0"/>
@@ -5233,11 +10420,11 @@
           <w:bottom w:val="single" w:sz="4" w:space="4" w:color="000000"/>
         </w:pBdr>
       </w:pPr>
-      <w:bookmarkStart w:id="44" w:name="_Toc242560604"/>
+      <w:bookmarkStart w:id="78" w:name="_Toc242561302"/>
       <w:r>
         <w:t>VI. Planilla de Tiempos</w:t>
       </w:r>
-      <w:bookmarkEnd w:id="44"/>
+      <w:bookmarkEnd w:id="78"/>
     </w:p>
     <w:p>
       <w:r>
@@ -5248,12 +10435,12 @@
       <w:pPr>
         <w:pStyle w:val="Ttulo2"/>
       </w:pPr>
-      <w:bookmarkStart w:id="45" w:name="_Toc242560605"/>
+      <w:bookmarkStart w:id="79" w:name="_Toc242561303"/>
       <w:r>
         <w:lastRenderedPageBreak/>
         <w:t>Hoja de horas</w:t>
       </w:r>
-      <w:bookmarkEnd w:id="45"/>
+      <w:bookmarkEnd w:id="79"/>
     </w:p>
     <w:p>
       <w:pPr>
@@ -5272,7 +10459,7 @@
         <w:rPr>
           <w:b/>
         </w:rPr>
-        <w:t>Tabla 2</w:t>
+        <w:t>Tabla 5</w:t>
       </w:r>
     </w:p>
     <w:p>
@@ -6744,12 +11931,12 @@
     <w:p>
       <w:pPr>
         <w:sectPr>
-          <w:headerReference w:type="even" r:id="rId51"/>
-          <w:headerReference w:type="default" r:id="rId52"/>
-          <w:footerReference w:type="even" r:id="rId53"/>
-          <w:footerReference w:type="default" r:id="rId54"/>
-          <w:headerReference w:type="first" r:id="rId55"/>
-          <w:footerReference w:type="first" r:id="rId56"/>
+          <w:headerReference w:type="even" r:id="rId52"/>
+          <w:headerReference w:type="default" r:id="rId53"/>
+          <w:footerReference w:type="even" r:id="rId54"/>
+          <w:footerReference w:type="default" r:id="rId55"/>
+          <w:headerReference w:type="first" r:id="rId56"/>
+          <w:footerReference w:type="first" r:id="rId57"/>
           <w:type w:val="oddPage"/>
           <w:pgSz w:w="11906" w:h="16838"/>
           <w:pgMar w:top="1440" w:right="1417" w:bottom="1440" w:left="1984" w:header="709" w:footer="709" w:gutter="0"/>
@@ -6780,11 +11967,11 @@
           <w:bottom w:val="single" w:sz="4" w:space="4" w:color="000000"/>
         </w:pBdr>
       </w:pPr>
-      <w:bookmarkStart w:id="46" w:name="_Toc242560606"/>
+      <w:bookmarkStart w:id="80" w:name="_Toc242561304"/>
       <w:r>
         <w:t>VII. Diagrama de Gantt</w:t>
       </w:r>
-      <w:bookmarkEnd w:id="46"/>
+      <w:bookmarkEnd w:id="80"/>
     </w:p>
     <w:p>
       <w:r>
@@ -6795,12 +11982,12 @@
       <w:pPr>
         <w:pStyle w:val="Ttulo2"/>
       </w:pPr>
-      <w:bookmarkStart w:id="47" w:name="_Toc242560607"/>
+      <w:bookmarkStart w:id="81" w:name="_Toc242561305"/>
       <w:r>
         <w:lastRenderedPageBreak/>
         <w:t>Diagrama de Gantt</w:t>
       </w:r>
-      <w:bookmarkEnd w:id="47"/>
+      <w:bookmarkEnd w:id="81"/>
     </w:p>
     <w:p>
       <w:r>
@@ -6814,12 +12001,12 @@
     <w:p>
       <w:pPr>
         <w:sectPr>
-          <w:headerReference w:type="even" r:id="rId57"/>
-          <w:headerReference w:type="default" r:id="rId58"/>
-          <w:footerReference w:type="even" r:id="rId59"/>
-          <w:footerReference w:type="default" r:id="rId60"/>
-          <w:headerReference w:type="first" r:id="rId61"/>
-          <w:footerReference w:type="first" r:id="rId62"/>
+          <w:headerReference w:type="even" r:id="rId58"/>
+          <w:headerReference w:type="default" r:id="rId59"/>
+          <w:footerReference w:type="even" r:id="rId60"/>
+          <w:footerReference w:type="default" r:id="rId61"/>
+          <w:headerReference w:type="first" r:id="rId62"/>
+          <w:footerReference w:type="first" r:id="rId63"/>
           <w:type w:val="oddPage"/>
           <w:pgSz w:w="11906" w:h="16838"/>
           <w:pgMar w:top="1440" w:right="1417" w:bottom="1440" w:left="1984" w:header="709" w:footer="709" w:gutter="0"/>
@@ -6850,11 +12037,11 @@
           <w:bottom w:val="single" w:sz="4" w:space="4" w:color="000000"/>
         </w:pBdr>
       </w:pPr>
-      <w:bookmarkStart w:id="48" w:name="_Toc242560608"/>
+      <w:bookmarkStart w:id="82" w:name="_Toc242561306"/>
       <w:r>
         <w:t>VIII. Diccionario de Datos</w:t>
       </w:r>
-      <w:bookmarkEnd w:id="48"/>
+      <w:bookmarkEnd w:id="82"/>
     </w:p>
     <w:p>
       <w:r>
@@ -6865,12 +12052,12 @@
       <w:pPr>
         <w:pStyle w:val="Ttulo2"/>
       </w:pPr>
-      <w:bookmarkStart w:id="49" w:name="_Toc242560609"/>
+      <w:bookmarkStart w:id="83" w:name="_Toc242561307"/>
       <w:r>
         <w:lastRenderedPageBreak/>
         <w:t>Diccionario de datos</w:t>
       </w:r>
-      <w:bookmarkEnd w:id="49"/>
+      <w:bookmarkEnd w:id="83"/>
     </w:p>
     <w:p>
       <w:pPr>
@@ -42509,12 +47696,12 @@
     <w:p>
       <w:pPr>
         <w:sectPr>
-          <w:headerReference w:type="even" r:id="rId63"/>
-          <w:headerReference w:type="default" r:id="rId64"/>
-          <w:footerReference w:type="even" r:id="rId65"/>
-          <w:footerReference w:type="default" r:id="rId66"/>
-          <w:headerReference w:type="first" r:id="rId67"/>
-          <w:footerReference w:type="first" r:id="rId68"/>
+          <w:headerReference w:type="even" r:id="rId64"/>
+          <w:headerReference w:type="default" r:id="rId65"/>
+          <w:footerReference w:type="even" r:id="rId66"/>
+          <w:footerReference w:type="default" r:id="rId67"/>
+          <w:headerReference w:type="first" r:id="rId68"/>
+          <w:footerReference w:type="first" r:id="rId69"/>
           <w:type w:val="oddPage"/>
           <w:pgSz w:w="11906" w:h="16838"/>
           <w:pgMar w:top="1440" w:right="1417" w:bottom="1440" w:left="1984" w:header="709" w:footer="709" w:gutter="0"/>
@@ -42529,7 +47716,7 @@
         <w:pStyle w:val="Ttulo1"/>
         <w:spacing w:after="240"/>
       </w:pPr>
-      <w:bookmarkStart w:id="50" w:name="_Toc242560610"/>
+      <w:bookmarkStart w:id="84" w:name="_Toc242561308"/>
       <w:r>
         <w:rPr>
           <w:sz w:val="22"/>
@@ -42537,7 +47724,7 @@
         <w:lastRenderedPageBreak/>
         <w:t>Referencias</w:t>
       </w:r>
-      <w:bookmarkEnd w:id="50"/>
+      <w:bookmarkEnd w:id="84"/>
     </w:p>
     <w:p>
       <w:r>
@@ -42549,12 +47736,12 @@
       </w:r>
     </w:p>
     <w:sectPr>
-      <w:headerReference w:type="even" r:id="rId69"/>
-      <w:headerReference w:type="default" r:id="rId70"/>
-      <w:footerReference w:type="even" r:id="rId71"/>
-      <w:footerReference w:type="default" r:id="rId72"/>
-      <w:headerReference w:type="first" r:id="rId73"/>
-      <w:footerReference w:type="first" r:id="rId74"/>
+      <w:headerReference w:type="even" r:id="rId70"/>
+      <w:headerReference w:type="default" r:id="rId71"/>
+      <w:footerReference w:type="even" r:id="rId72"/>
+      <w:footerReference w:type="default" r:id="rId73"/>
+      <w:headerReference w:type="first" r:id="rId74"/>
+      <w:footerReference w:type="first" r:id="rId75"/>
       <w:type w:val="oddPage"/>
       <w:pgSz w:w="11906" w:h="16838"/>
       <w:pgMar w:top="1440" w:right="1417" w:bottom="1440" w:left="1984" w:header="709" w:footer="709" w:gutter="0"/>
@@ -44246,32 +49433,44 @@
       </w:rPr>
     </w:lvl>
   </w:abstractNum>
-  <w:num w:numId="1" w16cid:durableId="1537278324">
+  <w:num w:numId="1" w16cid:durableId="975526360">
     <w:abstractNumId w:val="8"/>
   </w:num>
-  <w:num w:numId="2" w16cid:durableId="1356732067">
+  <w:num w:numId="2" w16cid:durableId="743723120">
     <w:abstractNumId w:val="6"/>
   </w:num>
-  <w:num w:numId="3" w16cid:durableId="1861049241">
+  <w:num w:numId="3" w16cid:durableId="1624923780">
     <w:abstractNumId w:val="5"/>
   </w:num>
-  <w:num w:numId="4" w16cid:durableId="2100789151">
+  <w:num w:numId="4" w16cid:durableId="1294747814">
     <w:abstractNumId w:val="4"/>
   </w:num>
-  <w:num w:numId="5" w16cid:durableId="1162698180">
+  <w:num w:numId="5" w16cid:durableId="1876624572">
     <w:abstractNumId w:val="7"/>
   </w:num>
-  <w:num w:numId="6" w16cid:durableId="318921468">
+  <w:num w:numId="6" w16cid:durableId="96756147">
     <w:abstractNumId w:val="3"/>
   </w:num>
-  <w:num w:numId="7" w16cid:durableId="1730885187">
+  <w:num w:numId="7" w16cid:durableId="237717578">
     <w:abstractNumId w:val="2"/>
   </w:num>
-  <w:num w:numId="8" w16cid:durableId="533810144">
+  <w:num w:numId="8" w16cid:durableId="1584220140">
     <w:abstractNumId w:val="1"/>
   </w:num>
-  <w:num w:numId="9" w16cid:durableId="827331424">
+  <w:num w:numId="9" w16cid:durableId="1946960579">
     <w:abstractNumId w:val="0"/>
+  </w:num>
+  <w:num w:numId="10" w16cid:durableId="333723853">
+    <w:abstractNumId w:val="7"/>
+    <w:lvlOverride w:ilvl="0">
+      <w:startOverride w:val="1"/>
+    </w:lvlOverride>
+  </w:num>
+  <w:num w:numId="11" w16cid:durableId="1394348094">
+    <w:abstractNumId w:val="7"/>
+    <w:lvlOverride w:ilvl="0">
+      <w:startOverride w:val="1"/>
+    </w:lvlOverride>
   </w:num>
 </w:numbering>
 </file>
@@ -55733,7 +60932,7 @@
     <w:autoRedefine/>
     <w:uiPriority w:val="39"/>
     <w:unhideWhenUsed/>
-    <w:rsid w:val="001E1CA3"/>
+    <w:rsid w:val="00620AB3"/>
     <w:pPr>
       <w:spacing w:after="100"/>
     </w:pPr>
@@ -55745,10 +60944,23 @@
     <w:autoRedefine/>
     <w:uiPriority w:val="39"/>
     <w:unhideWhenUsed/>
-    <w:rsid w:val="001E1CA3"/>
+    <w:rsid w:val="00620AB3"/>
     <w:pPr>
       <w:spacing w:after="100"/>
       <w:ind w:left="220"/>
+    </w:pPr>
+  </w:style>
+  <w:style w:type="paragraph" w:styleId="TDC3">
+    <w:name w:val="toc 3"/>
+    <w:basedOn w:val="Normal"/>
+    <w:next w:val="Normal"/>
+    <w:autoRedefine/>
+    <w:uiPriority w:val="39"/>
+    <w:unhideWhenUsed/>
+    <w:rsid w:val="00620AB3"/>
+    <w:pPr>
+      <w:spacing w:after="100"/>
+      <w:ind w:left="440"/>
     </w:pPr>
   </w:style>
   <w:style w:type="character" w:styleId="Hipervnculo">
@@ -55756,7 +60968,7 @@
     <w:basedOn w:val="Fuentedeprrafopredeter"/>
     <w:uiPriority w:val="99"/>
     <w:unhideWhenUsed/>
-    <w:rsid w:val="001E1CA3"/>
+    <w:rsid w:val="00620AB3"/>
     <w:rPr>
       <w:color w:val="0000FF" w:themeColor="hyperlink"/>
       <w:u w:val="single"/>
